--- a/תיק פרויקט - Hex - ליאור קוזנץ.docx
+++ b/תיק פרויקט - Hex - ליאור קוזנץ.docx
@@ -195,6 +195,7 @@
         </w:rPr>
         <w:t xml:space="preserve"> </w:t>
       </w:r>
+      <w:proofErr w:type="gramStart"/>
       <w:r>
         <w:rPr>
           <w:rFonts w:asciiTheme="majorBidi" w:hAnsiTheme="majorBidi" w:cstheme="majorBidi" w:hint="cs"/>
@@ -234,6 +235,7 @@
         <w:t>מלאכותית</w:t>
       </w:r>
       <w:proofErr w:type="spellEnd"/>
+      <w:proofErr w:type="gramEnd"/>
       <w:r>
         <w:rPr>
           <w:rFonts w:asciiTheme="majorBidi" w:hAnsiTheme="majorBidi" w:cstheme="majorBidi"/>
@@ -276,22 +278,40 @@
           <w:b/>
           <w:sz w:val="28"/>
         </w:rPr>
-        <w:t xml:space="preserve"> רשת נוירונים</w:t>
-      </w:r>
-    </w:p>
-    <w:p>
-      <w:pPr>
-        <w:jc w:val="center"/>
-        <w:rPr>
-          <w:rFonts w:asciiTheme="majorBidi" w:hAnsiTheme="majorBidi" w:cstheme="majorBidi"/>
-        </w:rPr>
-      </w:pPr>
+        <w:t xml:space="preserve"> </w:t>
+      </w:r>
+      <w:proofErr w:type="spellStart"/>
       <w:r>
         <w:rPr>
           <w:rFonts w:asciiTheme="majorBidi" w:hAnsiTheme="majorBidi" w:cstheme="majorBidi"/>
           <w:b/>
           <w:sz w:val="28"/>
         </w:rPr>
+        <w:t>רשת</w:t>
+      </w:r>
+      <w:proofErr w:type="spellEnd"/>
+      <w:r>
+        <w:rPr>
+          <w:rFonts w:asciiTheme="majorBidi" w:hAnsiTheme="majorBidi" w:cstheme="majorBidi"/>
+          <w:b/>
+          <w:sz w:val="28"/>
+        </w:rPr>
+        <w:t xml:space="preserve"> נוירונים</w:t>
+      </w:r>
+    </w:p>
+    <w:p>
+      <w:pPr>
+        <w:jc w:val="center"/>
+        <w:rPr>
+          <w:rFonts w:asciiTheme="majorBidi" w:hAnsiTheme="majorBidi" w:cstheme="majorBidi"/>
+        </w:rPr>
+      </w:pPr>
+      <w:r>
+        <w:rPr>
+          <w:rFonts w:asciiTheme="majorBidi" w:hAnsiTheme="majorBidi" w:cstheme="majorBidi"/>
+          <w:b/>
+          <w:sz w:val="28"/>
+        </w:rPr>
         <w:t>שם המגיש:  ליאור קוזנץ</w:t>
       </w:r>
     </w:p>
@@ -478,7 +498,25 @@
           <w:sz w:val="24"/>
           <w:rtl/>
         </w:rPr>
-        <w:t xml:space="preserve">    1.1  הרקע לפרויקט ...................................................................................</w:t>
+        <w:t xml:space="preserve">    </w:t>
+      </w:r>
+      <w:proofErr w:type="gramStart"/>
+      <w:r>
+        <w:rPr>
+          <w:rFonts w:asciiTheme="majorBidi" w:hAnsiTheme="majorBidi" w:cstheme="majorBidi"/>
+          <w:sz w:val="24"/>
+          <w:rtl/>
+        </w:rPr>
+        <w:t>1.1  הרקע</w:t>
+      </w:r>
+      <w:proofErr w:type="gramEnd"/>
+      <w:r>
+        <w:rPr>
+          <w:rFonts w:asciiTheme="majorBidi" w:hAnsiTheme="majorBidi" w:cstheme="majorBidi"/>
+          <w:sz w:val="24"/>
+          <w:rtl/>
+        </w:rPr>
+        <w:t xml:space="preserve"> לפרויקט ...................................................................................</w:t>
       </w:r>
       <w:r>
         <w:rPr>
@@ -521,7 +559,25 @@
           <w:sz w:val="24"/>
           <w:rtl/>
         </w:rPr>
-        <w:t xml:space="preserve">    1.2  תהליך מחקר המשחק ............................................................................</w:t>
+        <w:t xml:space="preserve">    </w:t>
+      </w:r>
+      <w:proofErr w:type="gramStart"/>
+      <w:r>
+        <w:rPr>
+          <w:rFonts w:asciiTheme="majorBidi" w:hAnsiTheme="majorBidi" w:cstheme="majorBidi"/>
+          <w:sz w:val="24"/>
+          <w:rtl/>
+        </w:rPr>
+        <w:t>1.2  תהליך</w:t>
+      </w:r>
+      <w:proofErr w:type="gramEnd"/>
+      <w:r>
+        <w:rPr>
+          <w:rFonts w:asciiTheme="majorBidi" w:hAnsiTheme="majorBidi" w:cstheme="majorBidi"/>
+          <w:sz w:val="24"/>
+          <w:rtl/>
+        </w:rPr>
+        <w:t xml:space="preserve"> מחקר המשחק ............................................................................</w:t>
       </w:r>
       <w:r>
         <w:rPr>
@@ -530,7 +586,15 @@
           <w:rtl/>
           <w:lang w:bidi="he-IL"/>
         </w:rPr>
-        <w:t>...</w:t>
+        <w:t>....................................</w:t>
+      </w:r>
+      <w:r>
+        <w:rPr>
+          <w:rFonts w:asciiTheme="majorBidi" w:hAnsiTheme="majorBidi" w:cstheme="majorBidi"/>
+          <w:sz w:val="24"/>
+          <w:rtl/>
+        </w:rPr>
+        <w:t xml:space="preserve">  </w:t>
       </w:r>
       <w:r>
         <w:rPr>
@@ -539,6 +603,489 @@
           <w:rtl/>
           <w:lang w:bidi="he-IL"/>
         </w:rPr>
+        <w:t>3</w:t>
+      </w:r>
+    </w:p>
+    <w:p>
+      <w:pPr>
+        <w:bidi/>
+        <w:rPr>
+          <w:rFonts w:asciiTheme="majorBidi" w:hAnsiTheme="majorBidi" w:cstheme="majorBidi"/>
+          <w:lang w:bidi="he-IL"/>
+        </w:rPr>
+      </w:pPr>
+      <w:r>
+        <w:rPr>
+          <w:rFonts w:asciiTheme="majorBidi" w:hAnsiTheme="majorBidi" w:cstheme="majorBidi"/>
+          <w:sz w:val="24"/>
+          <w:rtl/>
+        </w:rPr>
+        <w:t xml:space="preserve">    </w:t>
+      </w:r>
+      <w:proofErr w:type="gramStart"/>
+      <w:r>
+        <w:rPr>
+          <w:rFonts w:asciiTheme="majorBidi" w:hAnsiTheme="majorBidi" w:cstheme="majorBidi"/>
+          <w:sz w:val="24"/>
+          <w:rtl/>
+        </w:rPr>
+        <w:t>1.3  אתגרים</w:t>
+      </w:r>
+      <w:proofErr w:type="gramEnd"/>
+      <w:r>
+        <w:rPr>
+          <w:rFonts w:asciiTheme="majorBidi" w:hAnsiTheme="majorBidi" w:cstheme="majorBidi"/>
+          <w:sz w:val="24"/>
+          <w:rtl/>
+        </w:rPr>
+        <w:t xml:space="preserve"> מרכזיים ופתרונות ...............................................</w:t>
+      </w:r>
+      <w:r>
+        <w:rPr>
+          <w:rFonts w:asciiTheme="majorBidi" w:hAnsiTheme="majorBidi" w:cstheme="majorBidi" w:hint="cs"/>
+          <w:sz w:val="24"/>
+          <w:rtl/>
+          <w:lang w:bidi="he-IL"/>
+        </w:rPr>
+        <w:t>....................................</w:t>
+      </w:r>
+      <w:r>
+        <w:rPr>
+          <w:rFonts w:asciiTheme="majorBidi" w:hAnsiTheme="majorBidi" w:cstheme="majorBidi"/>
+          <w:sz w:val="24"/>
+          <w:rtl/>
+        </w:rPr>
+        <w:t xml:space="preserve">......................  </w:t>
+      </w:r>
+      <w:r>
+        <w:rPr>
+          <w:rFonts w:asciiTheme="majorBidi" w:hAnsiTheme="majorBidi" w:cstheme="majorBidi" w:hint="cs"/>
+          <w:sz w:val="24"/>
+          <w:rtl/>
+          <w:lang w:bidi="he-IL"/>
+        </w:rPr>
+        <w:t>3</w:t>
+      </w:r>
+    </w:p>
+    <w:p>
+      <w:pPr>
+        <w:bidi/>
+        <w:rPr>
+          <w:rFonts w:asciiTheme="majorBidi" w:hAnsiTheme="majorBidi" w:cstheme="majorBidi"/>
+          <w:lang w:bidi="he-IL"/>
+        </w:rPr>
+      </w:pPr>
+      <w:r>
+        <w:rPr>
+          <w:rFonts w:asciiTheme="majorBidi" w:hAnsiTheme="majorBidi" w:cstheme="majorBidi"/>
+          <w:sz w:val="24"/>
+          <w:rtl/>
+        </w:rPr>
+        <w:t>2. שלב איסוף נתונים ......................................................</w:t>
+      </w:r>
+      <w:r>
+        <w:rPr>
+          <w:rFonts w:asciiTheme="majorBidi" w:hAnsiTheme="majorBidi" w:cstheme="majorBidi" w:hint="cs"/>
+          <w:sz w:val="24"/>
+          <w:rtl/>
+          <w:lang w:bidi="he-IL"/>
+        </w:rPr>
+        <w:t>.</w:t>
+      </w:r>
+      <w:r>
+        <w:rPr>
+          <w:rFonts w:asciiTheme="majorBidi" w:hAnsiTheme="majorBidi" w:cstheme="majorBidi"/>
+          <w:sz w:val="24"/>
+          <w:rtl/>
+        </w:rPr>
+        <w:t>.....</w:t>
+      </w:r>
+      <w:r>
+        <w:rPr>
+          <w:rFonts w:asciiTheme="majorBidi" w:hAnsiTheme="majorBidi" w:cstheme="majorBidi" w:hint="cs"/>
+          <w:sz w:val="24"/>
+          <w:rtl/>
+          <w:lang w:bidi="he-IL"/>
+        </w:rPr>
+        <w:t>.</w:t>
+      </w:r>
+      <w:r>
+        <w:rPr>
+          <w:rFonts w:asciiTheme="majorBidi" w:hAnsiTheme="majorBidi" w:cstheme="majorBidi"/>
+          <w:sz w:val="24"/>
+          <w:rtl/>
+        </w:rPr>
+        <w:t>.....</w:t>
+      </w:r>
+      <w:r>
+        <w:rPr>
+          <w:rFonts w:asciiTheme="majorBidi" w:hAnsiTheme="majorBidi" w:cstheme="majorBidi" w:hint="cs"/>
+          <w:sz w:val="24"/>
+          <w:rtl/>
+          <w:lang w:bidi="he-IL"/>
+        </w:rPr>
+        <w:t>..</w:t>
+      </w:r>
+      <w:r>
+        <w:rPr>
+          <w:rFonts w:asciiTheme="majorBidi" w:hAnsiTheme="majorBidi" w:cstheme="majorBidi"/>
+          <w:sz w:val="24"/>
+          <w:rtl/>
+        </w:rPr>
+        <w:t>....</w:t>
+      </w:r>
+      <w:r>
+        <w:rPr>
+          <w:rFonts w:asciiTheme="majorBidi" w:hAnsiTheme="majorBidi" w:cstheme="majorBidi" w:hint="cs"/>
+          <w:sz w:val="24"/>
+          <w:rtl/>
+          <w:lang w:bidi="he-IL"/>
+        </w:rPr>
+        <w:t>.</w:t>
+      </w:r>
+      <w:r>
+        <w:rPr>
+          <w:rFonts w:asciiTheme="majorBidi" w:hAnsiTheme="majorBidi" w:cstheme="majorBidi"/>
+          <w:sz w:val="24"/>
+          <w:rtl/>
+        </w:rPr>
+        <w:t>.....</w:t>
+      </w:r>
+      <w:r>
+        <w:rPr>
+          <w:rFonts w:asciiTheme="majorBidi" w:hAnsiTheme="majorBidi" w:cstheme="majorBidi" w:hint="cs"/>
+          <w:sz w:val="24"/>
+          <w:rtl/>
+          <w:lang w:bidi="he-IL"/>
+        </w:rPr>
+        <w:t>.</w:t>
+      </w:r>
+      <w:r>
+        <w:rPr>
+          <w:rFonts w:asciiTheme="majorBidi" w:hAnsiTheme="majorBidi" w:cstheme="majorBidi"/>
+          <w:sz w:val="24"/>
+          <w:rtl/>
+        </w:rPr>
+        <w:t>.....</w:t>
+      </w:r>
+      <w:r>
+        <w:rPr>
+          <w:rFonts w:asciiTheme="majorBidi" w:hAnsiTheme="majorBidi" w:cstheme="majorBidi" w:hint="cs"/>
+          <w:sz w:val="24"/>
+          <w:rtl/>
+          <w:lang w:bidi="he-IL"/>
+        </w:rPr>
+        <w:t>.</w:t>
+      </w:r>
+      <w:r>
+        <w:rPr>
+          <w:rFonts w:asciiTheme="majorBidi" w:hAnsiTheme="majorBidi" w:cstheme="majorBidi"/>
+          <w:sz w:val="24"/>
+          <w:rtl/>
+        </w:rPr>
+        <w:t>.....</w:t>
+      </w:r>
+      <w:r>
+        <w:rPr>
+          <w:rFonts w:asciiTheme="majorBidi" w:hAnsiTheme="majorBidi" w:cstheme="majorBidi"/>
+          <w:sz w:val="24"/>
+          <w:rtl/>
+        </w:rPr>
+        <w:t xml:space="preserve">.................................  </w:t>
+      </w:r>
+      <w:r>
+        <w:rPr>
+          <w:rFonts w:asciiTheme="majorBidi" w:hAnsiTheme="majorBidi" w:cstheme="majorBidi" w:hint="cs"/>
+          <w:sz w:val="24"/>
+          <w:rtl/>
+          <w:lang w:bidi="he-IL"/>
+        </w:rPr>
+        <w:t>4</w:t>
+      </w:r>
+    </w:p>
+    <w:p>
+      <w:pPr>
+        <w:bidi/>
+        <w:rPr>
+          <w:rFonts w:asciiTheme="majorBidi" w:hAnsiTheme="majorBidi" w:cstheme="majorBidi"/>
+          <w:lang w:bidi="he-IL"/>
+        </w:rPr>
+      </w:pPr>
+      <w:r>
+        <w:rPr>
+          <w:rFonts w:asciiTheme="majorBidi" w:hAnsiTheme="majorBidi" w:cstheme="majorBidi"/>
+          <w:sz w:val="24"/>
+          <w:rtl/>
+        </w:rPr>
+        <w:t xml:space="preserve">    </w:t>
+      </w:r>
+      <w:proofErr w:type="gramStart"/>
+      <w:r>
+        <w:rPr>
+          <w:rFonts w:asciiTheme="majorBidi" w:hAnsiTheme="majorBidi" w:cstheme="majorBidi"/>
+          <w:sz w:val="24"/>
+          <w:rtl/>
+        </w:rPr>
+        <w:t>2.1  תאור</w:t>
+      </w:r>
+      <w:proofErr w:type="gramEnd"/>
+      <w:r>
+        <w:rPr>
+          <w:rFonts w:asciiTheme="majorBidi" w:hAnsiTheme="majorBidi" w:cstheme="majorBidi"/>
+          <w:sz w:val="24"/>
+          <w:rtl/>
+        </w:rPr>
+        <w:t xml:space="preserve"> המשחק וחוקיו .......................................................................</w:t>
+      </w:r>
+      <w:r>
+        <w:rPr>
+          <w:rFonts w:asciiTheme="majorBidi" w:hAnsiTheme="majorBidi" w:cstheme="majorBidi" w:hint="cs"/>
+          <w:sz w:val="24"/>
+          <w:rtl/>
+          <w:lang w:bidi="he-IL"/>
+        </w:rPr>
+        <w:t>.................</w:t>
+      </w:r>
+      <w:r>
+        <w:rPr>
+          <w:rFonts w:asciiTheme="majorBidi" w:hAnsiTheme="majorBidi" w:cstheme="majorBidi"/>
+          <w:sz w:val="24"/>
+          <w:rtl/>
+        </w:rPr>
+        <w:t>...................</w:t>
+      </w:r>
+      <w:r>
+        <w:rPr>
+          <w:rFonts w:asciiTheme="majorBidi" w:hAnsiTheme="majorBidi" w:cstheme="majorBidi"/>
+          <w:sz w:val="24"/>
+          <w:rtl/>
+        </w:rPr>
+        <w:t xml:space="preserve">......  </w:t>
+      </w:r>
+      <w:r>
+        <w:rPr>
+          <w:rFonts w:asciiTheme="majorBidi" w:hAnsiTheme="majorBidi" w:cstheme="majorBidi" w:hint="cs"/>
+          <w:sz w:val="24"/>
+          <w:rtl/>
+          <w:lang w:bidi="he-IL"/>
+        </w:rPr>
+        <w:t>4</w:t>
+      </w:r>
+    </w:p>
+    <w:p>
+      <w:pPr>
+        <w:bidi/>
+        <w:rPr>
+          <w:rFonts w:asciiTheme="majorBidi" w:hAnsiTheme="majorBidi" w:cstheme="majorBidi"/>
+          <w:lang w:bidi="he-IL"/>
+        </w:rPr>
+      </w:pPr>
+      <w:r>
+        <w:rPr>
+          <w:rFonts w:asciiTheme="majorBidi" w:hAnsiTheme="majorBidi" w:cstheme="majorBidi"/>
+          <w:sz w:val="24"/>
+          <w:rtl/>
+        </w:rPr>
+        <w:t xml:space="preserve">    </w:t>
+      </w:r>
+      <w:proofErr w:type="gramStart"/>
+      <w:r>
+        <w:rPr>
+          <w:rFonts w:asciiTheme="majorBidi" w:hAnsiTheme="majorBidi" w:cstheme="majorBidi"/>
+          <w:sz w:val="24"/>
+          <w:rtl/>
+        </w:rPr>
+        <w:t>2.2  שלבי</w:t>
+      </w:r>
+      <w:proofErr w:type="gramEnd"/>
+      <w:r>
+        <w:rPr>
+          <w:rFonts w:asciiTheme="majorBidi" w:hAnsiTheme="majorBidi" w:cstheme="majorBidi"/>
+          <w:sz w:val="24"/>
+          <w:rtl/>
+        </w:rPr>
+        <w:t xml:space="preserve"> הכנת הנתונים .........................................................</w:t>
+      </w:r>
+      <w:r>
+        <w:rPr>
+          <w:rFonts w:asciiTheme="majorBidi" w:hAnsiTheme="majorBidi" w:cstheme="majorBidi"/>
+          <w:sz w:val="24"/>
+          <w:rtl/>
+        </w:rPr>
+        <w:t>...........................</w:t>
+      </w:r>
+      <w:r>
+        <w:rPr>
+          <w:rFonts w:asciiTheme="majorBidi" w:hAnsiTheme="majorBidi" w:cstheme="majorBidi" w:hint="cs"/>
+          <w:sz w:val="24"/>
+          <w:rtl/>
+          <w:lang w:bidi="he-IL"/>
+        </w:rPr>
+        <w:t>.........</w:t>
+      </w:r>
+      <w:r>
+        <w:rPr>
+          <w:rFonts w:asciiTheme="majorBidi" w:hAnsiTheme="majorBidi" w:cstheme="majorBidi"/>
+          <w:sz w:val="24"/>
+          <w:rtl/>
+        </w:rPr>
+        <w:t xml:space="preserve">.....................  </w:t>
+      </w:r>
+      <w:r>
+        <w:rPr>
+          <w:rFonts w:asciiTheme="majorBidi" w:hAnsiTheme="majorBidi" w:cstheme="majorBidi" w:hint="cs"/>
+          <w:sz w:val="24"/>
+          <w:rtl/>
+          <w:lang w:bidi="he-IL"/>
+        </w:rPr>
+        <w:t>8</w:t>
+      </w:r>
+    </w:p>
+    <w:p>
+      <w:pPr>
+        <w:bidi/>
+        <w:rPr>
+          <w:rFonts w:asciiTheme="majorBidi" w:hAnsiTheme="majorBidi" w:cstheme="majorBidi"/>
+          <w:lang w:bidi="he-IL"/>
+        </w:rPr>
+      </w:pPr>
+      <w:r>
+        <w:rPr>
+          <w:rFonts w:asciiTheme="majorBidi" w:hAnsiTheme="majorBidi" w:cstheme="majorBidi"/>
+          <w:sz w:val="24"/>
+          <w:rtl/>
+        </w:rPr>
+        <w:t xml:space="preserve">    </w:t>
+      </w:r>
+      <w:proofErr w:type="gramStart"/>
+      <w:r>
+        <w:rPr>
+          <w:rFonts w:asciiTheme="majorBidi" w:hAnsiTheme="majorBidi" w:cstheme="majorBidi"/>
+          <w:sz w:val="24"/>
+          <w:rtl/>
+        </w:rPr>
+        <w:t>2.3  תהליכי</w:t>
+      </w:r>
+      <w:proofErr w:type="gramEnd"/>
+      <w:r>
+        <w:rPr>
+          <w:rFonts w:asciiTheme="majorBidi" w:hAnsiTheme="majorBidi" w:cstheme="majorBidi"/>
+          <w:sz w:val="24"/>
+          <w:rtl/>
+        </w:rPr>
+        <w:t xml:space="preserve"> שיפור המילון ...............................................</w:t>
+      </w:r>
+      <w:r>
+        <w:rPr>
+          <w:rFonts w:asciiTheme="majorBidi" w:hAnsiTheme="majorBidi" w:cstheme="majorBidi" w:hint="cs"/>
+          <w:sz w:val="24"/>
+          <w:rtl/>
+          <w:lang w:bidi="he-IL"/>
+        </w:rPr>
+        <w:t>................................</w:t>
+      </w:r>
+      <w:r>
+        <w:rPr>
+          <w:rFonts w:asciiTheme="majorBidi" w:hAnsiTheme="majorBidi" w:cstheme="majorBidi"/>
+          <w:sz w:val="24"/>
+          <w:rtl/>
+        </w:rPr>
+        <w:t xml:space="preserve">...............................  </w:t>
+      </w:r>
+      <w:r>
+        <w:rPr>
+          <w:rFonts w:asciiTheme="majorBidi" w:hAnsiTheme="majorBidi" w:cstheme="majorBidi" w:hint="cs"/>
+          <w:sz w:val="24"/>
+          <w:rtl/>
+          <w:lang w:bidi="he-IL"/>
+        </w:rPr>
+        <w:t>10</w:t>
+      </w:r>
+    </w:p>
+    <w:p>
+      <w:pPr>
+        <w:bidi/>
+        <w:rPr>
+          <w:rFonts w:asciiTheme="majorBidi" w:hAnsiTheme="majorBidi" w:cstheme="majorBidi"/>
+          <w:lang w:bidi="he-IL"/>
+        </w:rPr>
+      </w:pPr>
+      <w:r>
+        <w:rPr>
+          <w:rFonts w:asciiTheme="majorBidi" w:hAnsiTheme="majorBidi" w:cstheme="majorBidi"/>
+          <w:sz w:val="24"/>
+          <w:rtl/>
+        </w:rPr>
+        <w:t>3. שלב אימון ובניית המודל הלומד .........................................</w:t>
+      </w:r>
+      <w:r>
+        <w:rPr>
+          <w:rFonts w:asciiTheme="majorBidi" w:hAnsiTheme="majorBidi" w:cstheme="majorBidi" w:hint="cs"/>
+          <w:sz w:val="24"/>
+          <w:rtl/>
+          <w:lang w:bidi="he-IL"/>
+        </w:rPr>
+        <w:t>................................</w:t>
+      </w:r>
+      <w:r>
+        <w:rPr>
+          <w:rFonts w:asciiTheme="majorBidi" w:hAnsiTheme="majorBidi" w:cstheme="majorBidi"/>
+          <w:sz w:val="24"/>
+          <w:rtl/>
+        </w:rPr>
+        <w:t xml:space="preserve">..............................  </w:t>
+      </w:r>
+      <w:r>
+        <w:rPr>
+          <w:rFonts w:asciiTheme="majorBidi" w:hAnsiTheme="majorBidi" w:cstheme="majorBidi" w:hint="cs"/>
+          <w:sz w:val="24"/>
+          <w:rtl/>
+          <w:lang w:bidi="he-IL"/>
+        </w:rPr>
+        <w:t>12</w:t>
+      </w:r>
+    </w:p>
+    <w:p>
+      <w:pPr>
+        <w:bidi/>
+        <w:rPr>
+          <w:rFonts w:asciiTheme="majorBidi" w:hAnsiTheme="majorBidi" w:cstheme="majorBidi"/>
+          <w:lang w:bidi="he-IL"/>
+        </w:rPr>
+      </w:pPr>
+      <w:r>
+        <w:rPr>
+          <w:rFonts w:asciiTheme="majorBidi" w:hAnsiTheme="majorBidi" w:cstheme="majorBidi"/>
+          <w:sz w:val="24"/>
+          <w:rtl/>
+        </w:rPr>
+        <w:t xml:space="preserve">    </w:t>
+      </w:r>
+      <w:proofErr w:type="gramStart"/>
+      <w:r>
+        <w:rPr>
+          <w:rFonts w:asciiTheme="majorBidi" w:hAnsiTheme="majorBidi" w:cstheme="majorBidi"/>
+          <w:sz w:val="24"/>
+          <w:rtl/>
+        </w:rPr>
+        <w:t>3.1  מטרת</w:t>
+      </w:r>
+      <w:proofErr w:type="gramEnd"/>
+      <w:r>
+        <w:rPr>
+          <w:rFonts w:asciiTheme="majorBidi" w:hAnsiTheme="majorBidi" w:cstheme="majorBidi"/>
+          <w:sz w:val="24"/>
+          <w:rtl/>
+        </w:rPr>
+        <w:t xml:space="preserve"> האימון ........................................................</w:t>
+      </w:r>
+      <w:r>
+        <w:rPr>
+          <w:rFonts w:asciiTheme="majorBidi" w:hAnsiTheme="majorBidi" w:cstheme="majorBidi" w:hint="cs"/>
+          <w:sz w:val="24"/>
+          <w:rtl/>
+          <w:lang w:bidi="he-IL"/>
+        </w:rPr>
         <w:t>.................................</w:t>
       </w:r>
       <w:r>
@@ -547,7 +1094,7 @@
           <w:sz w:val="24"/>
           <w:rtl/>
         </w:rPr>
-        <w:t xml:space="preserve">  </w:t>
+        <w:t>...........................</w:t>
       </w:r>
       <w:r>
         <w:rPr>
@@ -556,7 +1103,24 @@
           <w:rtl/>
           <w:lang w:bidi="he-IL"/>
         </w:rPr>
-        <w:t>3</w:t>
+        <w:t>.</w:t>
+      </w:r>
+      <w:r>
+        <w:rPr>
+          <w:rFonts w:asciiTheme="majorBidi" w:hAnsiTheme="majorBidi" w:cstheme="majorBidi"/>
+          <w:sz w:val="24"/>
+          <w:rtl/>
+        </w:rPr>
+        <w:t xml:space="preserve">....  </w:t>
+      </w:r>
+      <w:r>
+        <w:rPr>
+          <w:rFonts w:asciiTheme="majorBidi" w:hAnsiTheme="majorBidi" w:cstheme="majorBidi" w:hint="cs"/>
+          <w:sz w:val="24"/>
+          <w:rtl/>
+          <w:lang w:bidi="he-IL"/>
+        </w:rPr>
+        <w:t>12</w:t>
       </w:r>
     </w:p>
     <w:p>
@@ -573,7 +1137,25 @@
           <w:sz w:val="24"/>
           <w:rtl/>
         </w:rPr>
-        <w:t xml:space="preserve">    1.3  אתגרים מרכזיים ופתרונות ...............................................</w:t>
+        <w:t xml:space="preserve">    </w:t>
+      </w:r>
+      <w:proofErr w:type="gramStart"/>
+      <w:r>
+        <w:rPr>
+          <w:rFonts w:asciiTheme="majorBidi" w:hAnsiTheme="majorBidi" w:cstheme="majorBidi"/>
+          <w:sz w:val="24"/>
+          <w:rtl/>
+        </w:rPr>
+        <w:t>3.2  תאור</w:t>
+      </w:r>
+      <w:proofErr w:type="gramEnd"/>
+      <w:r>
+        <w:rPr>
+          <w:rFonts w:asciiTheme="majorBidi" w:hAnsiTheme="majorBidi" w:cstheme="majorBidi"/>
+          <w:sz w:val="24"/>
+          <w:rtl/>
+        </w:rPr>
+        <w:t xml:space="preserve"> גרפי של המודל ................................................................</w:t>
       </w:r>
       <w:r>
         <w:rPr>
@@ -582,7 +1164,15 @@
           <w:rtl/>
           <w:lang w:bidi="he-IL"/>
         </w:rPr>
-        <w:t>..................</w:t>
+        <w:t>...............................</w:t>
+      </w:r>
+      <w:r>
+        <w:rPr>
+          <w:rFonts w:asciiTheme="majorBidi" w:hAnsiTheme="majorBidi" w:cstheme="majorBidi"/>
+          <w:sz w:val="24"/>
+          <w:rtl/>
+        </w:rPr>
+        <w:t>..</w:t>
       </w:r>
       <w:r>
         <w:rPr>
@@ -591,7 +1181,15 @@
           <w:rtl/>
           <w:lang w:bidi="he-IL"/>
         </w:rPr>
-        <w:t>...</w:t>
+        <w:t>.</w:t>
+      </w:r>
+      <w:r>
+        <w:rPr>
+          <w:rFonts w:asciiTheme="majorBidi" w:hAnsiTheme="majorBidi" w:cstheme="majorBidi"/>
+          <w:sz w:val="24"/>
+          <w:rtl/>
+        </w:rPr>
+        <w:t xml:space="preserve">............  </w:t>
       </w:r>
       <w:r>
         <w:rPr>
@@ -600,15 +1198,41 @@
           <w:rtl/>
           <w:lang w:bidi="he-IL"/>
         </w:rPr>
-        <w:t>...............</w:t>
-      </w:r>
-      <w:r>
-        <w:rPr>
-          <w:rFonts w:asciiTheme="majorBidi" w:hAnsiTheme="majorBidi" w:cstheme="majorBidi"/>
-          <w:sz w:val="24"/>
-          <w:rtl/>
-        </w:rPr>
-        <w:t xml:space="preserve">......................  </w:t>
+        <w:t>12</w:t>
+      </w:r>
+    </w:p>
+    <w:p>
+      <w:pPr>
+        <w:bidi/>
+        <w:rPr>
+          <w:rFonts w:asciiTheme="majorBidi" w:hAnsiTheme="majorBidi" w:cstheme="majorBidi"/>
+        </w:rPr>
+      </w:pPr>
+      <w:r>
+        <w:rPr>
+          <w:rFonts w:asciiTheme="majorBidi" w:hAnsiTheme="majorBidi" w:cstheme="majorBidi"/>
+          <w:sz w:val="24"/>
+          <w:rtl/>
+        </w:rPr>
+        <w:t xml:space="preserve">    </w:t>
+      </w:r>
+      <w:proofErr w:type="gramStart"/>
+      <w:r>
+        <w:rPr>
+          <w:rFonts w:asciiTheme="majorBidi" w:hAnsiTheme="majorBidi" w:cstheme="majorBidi"/>
+          <w:sz w:val="24"/>
+          <w:rtl/>
+        </w:rPr>
+        <w:t>3.3  קוד</w:t>
+      </w:r>
+      <w:proofErr w:type="gramEnd"/>
+      <w:r>
+        <w:rPr>
+          <w:rFonts w:asciiTheme="majorBidi" w:hAnsiTheme="majorBidi" w:cstheme="majorBidi"/>
+          <w:sz w:val="24"/>
+          <w:rtl/>
+        </w:rPr>
+        <w:t xml:space="preserve"> האימון ...........................................................................</w:t>
       </w:r>
       <w:r>
         <w:rPr>
@@ -617,7 +1241,41 @@
           <w:rtl/>
           <w:lang w:bidi="he-IL"/>
         </w:rPr>
-        <w:t>3</w:t>
+        <w:t>.................................</w:t>
+      </w:r>
+      <w:r>
+        <w:rPr>
+          <w:rFonts w:asciiTheme="majorBidi" w:hAnsiTheme="majorBidi" w:cstheme="majorBidi"/>
+          <w:sz w:val="24"/>
+          <w:rtl/>
+        </w:rPr>
+        <w:t>.....</w:t>
+      </w:r>
+      <w:r>
+        <w:rPr>
+          <w:rFonts w:asciiTheme="majorBidi" w:hAnsiTheme="majorBidi" w:cstheme="majorBidi" w:hint="cs"/>
+          <w:sz w:val="24"/>
+          <w:rtl/>
+          <w:lang w:bidi="he-IL"/>
+        </w:rPr>
+        <w:t>..</w:t>
+      </w:r>
+      <w:r>
+        <w:rPr>
+          <w:rFonts w:asciiTheme="majorBidi" w:hAnsiTheme="majorBidi" w:cstheme="majorBidi"/>
+          <w:sz w:val="24"/>
+          <w:rtl/>
+        </w:rPr>
+        <w:t xml:space="preserve">.........  </w:t>
+      </w:r>
+      <w:r>
+        <w:rPr>
+          <w:rFonts w:asciiTheme="majorBidi" w:hAnsiTheme="majorBidi" w:cstheme="majorBidi" w:hint="cs"/>
+          <w:sz w:val="24"/>
+          <w:rtl/>
+          <w:lang w:bidi="he-IL"/>
+        </w:rPr>
+        <w:t>13</w:t>
       </w:r>
     </w:p>
     <w:p>
@@ -634,7 +1292,25 @@
           <w:sz w:val="24"/>
           <w:rtl/>
         </w:rPr>
-        <w:t>2. שלב איסוף נתונים ......................................................</w:t>
+        <w:t xml:space="preserve">    </w:t>
+      </w:r>
+      <w:proofErr w:type="gramStart"/>
+      <w:r>
+        <w:rPr>
+          <w:rFonts w:asciiTheme="majorBidi" w:hAnsiTheme="majorBidi" w:cstheme="majorBidi"/>
+          <w:sz w:val="24"/>
+          <w:rtl/>
+        </w:rPr>
+        <w:t>3.4  דוחות</w:t>
+      </w:r>
+      <w:proofErr w:type="gramEnd"/>
+      <w:r>
+        <w:rPr>
+          <w:rFonts w:asciiTheme="majorBidi" w:hAnsiTheme="majorBidi" w:cstheme="majorBidi"/>
+          <w:sz w:val="24"/>
+          <w:rtl/>
+        </w:rPr>
+        <w:t xml:space="preserve"> וגרפים ...................................................................</w:t>
       </w:r>
       <w:r>
         <w:rPr>
@@ -643,6 +1319,23 @@
           <w:rtl/>
           <w:lang w:bidi="he-IL"/>
         </w:rPr>
+        <w:t>...............................</w:t>
+      </w:r>
+      <w:r>
+        <w:rPr>
+          <w:rFonts w:asciiTheme="majorBidi" w:hAnsiTheme="majorBidi" w:cstheme="majorBidi"/>
+          <w:sz w:val="24"/>
+          <w:rtl/>
+        </w:rPr>
+        <w:t>......</w:t>
+      </w:r>
+      <w:r>
+        <w:rPr>
+          <w:rFonts w:asciiTheme="majorBidi" w:hAnsiTheme="majorBidi" w:cstheme="majorBidi" w:hint="cs"/>
+          <w:sz w:val="24"/>
+          <w:rtl/>
+          <w:lang w:bidi="he-IL"/>
+        </w:rPr>
         <w:t>.</w:t>
       </w:r>
       <w:r>
@@ -651,24 +1344,328 @@
           <w:sz w:val="24"/>
           <w:rtl/>
         </w:rPr>
+        <w:t>......</w:t>
+      </w:r>
+      <w:r>
+        <w:rPr>
+          <w:rFonts w:asciiTheme="majorBidi" w:hAnsiTheme="majorBidi" w:cstheme="majorBidi" w:hint="cs"/>
+          <w:sz w:val="24"/>
+          <w:rtl/>
+          <w:lang w:bidi="he-IL"/>
+        </w:rPr>
+        <w:t>..</w:t>
+      </w:r>
+      <w:r>
+        <w:rPr>
+          <w:rFonts w:asciiTheme="majorBidi" w:hAnsiTheme="majorBidi" w:cstheme="majorBidi"/>
+          <w:sz w:val="24"/>
+          <w:rtl/>
+        </w:rPr>
+        <w:t xml:space="preserve">........  </w:t>
+      </w:r>
+      <w:r>
+        <w:rPr>
+          <w:rFonts w:asciiTheme="majorBidi" w:hAnsiTheme="majorBidi" w:cstheme="majorBidi" w:hint="cs"/>
+          <w:sz w:val="24"/>
+          <w:rtl/>
+          <w:lang w:bidi="he-IL"/>
+        </w:rPr>
+        <w:t>14</w:t>
+      </w:r>
+    </w:p>
+    <w:p>
+      <w:pPr>
+        <w:bidi/>
+        <w:rPr>
+          <w:rFonts w:asciiTheme="majorBidi" w:hAnsiTheme="majorBidi" w:cstheme="majorBidi"/>
+          <w:lang w:bidi="he-IL"/>
+        </w:rPr>
+      </w:pPr>
+      <w:r>
+        <w:rPr>
+          <w:rFonts w:asciiTheme="majorBidi" w:hAnsiTheme="majorBidi" w:cstheme="majorBidi"/>
+          <w:sz w:val="24"/>
+          <w:rtl/>
+        </w:rPr>
+        <w:t xml:space="preserve">    </w:t>
+      </w:r>
+      <w:proofErr w:type="gramStart"/>
+      <w:r>
+        <w:rPr>
+          <w:rFonts w:asciiTheme="majorBidi" w:hAnsiTheme="majorBidi" w:cstheme="majorBidi"/>
+          <w:sz w:val="24"/>
+          <w:rtl/>
+        </w:rPr>
+        <w:t>3.5  דיון</w:t>
+      </w:r>
+      <w:proofErr w:type="gramEnd"/>
+      <w:r>
+        <w:rPr>
+          <w:rFonts w:asciiTheme="majorBidi" w:hAnsiTheme="majorBidi" w:cstheme="majorBidi"/>
+          <w:sz w:val="24"/>
+          <w:rtl/>
+        </w:rPr>
+        <w:t xml:space="preserve"> במודל ופונקציות .......................................................</w:t>
+      </w:r>
+      <w:r>
+        <w:rPr>
+          <w:rFonts w:asciiTheme="majorBidi" w:hAnsiTheme="majorBidi" w:cstheme="majorBidi" w:hint="cs"/>
+          <w:sz w:val="24"/>
+          <w:rtl/>
+          <w:lang w:bidi="he-IL"/>
+        </w:rPr>
+        <w:t>............................</w:t>
+      </w:r>
+      <w:r>
+        <w:rPr>
+          <w:rFonts w:asciiTheme="majorBidi" w:hAnsiTheme="majorBidi" w:cstheme="majorBidi"/>
+          <w:sz w:val="24"/>
+          <w:rtl/>
+        </w:rPr>
+        <w:t>.</w:t>
+      </w:r>
+      <w:r>
+        <w:rPr>
+          <w:rFonts w:asciiTheme="majorBidi" w:hAnsiTheme="majorBidi" w:cstheme="majorBidi" w:hint="cs"/>
+          <w:sz w:val="24"/>
+          <w:rtl/>
+          <w:lang w:bidi="he-IL"/>
+        </w:rPr>
+        <w:t>.</w:t>
+      </w:r>
+      <w:r>
+        <w:rPr>
+          <w:rFonts w:asciiTheme="majorBidi" w:hAnsiTheme="majorBidi" w:cstheme="majorBidi"/>
+          <w:sz w:val="24"/>
+          <w:rtl/>
+        </w:rPr>
+        <w:t>....................</w:t>
+      </w:r>
+      <w:r>
+        <w:rPr>
+          <w:rFonts w:asciiTheme="majorBidi" w:hAnsiTheme="majorBidi" w:cstheme="majorBidi" w:hint="cs"/>
+          <w:sz w:val="24"/>
+          <w:rtl/>
+          <w:lang w:bidi="he-IL"/>
+        </w:rPr>
+        <w:t>.</w:t>
+      </w:r>
+      <w:r>
+        <w:rPr>
+          <w:rFonts w:asciiTheme="majorBidi" w:hAnsiTheme="majorBidi" w:cstheme="majorBidi"/>
+          <w:sz w:val="24"/>
+          <w:rtl/>
+        </w:rPr>
+        <w:t xml:space="preserve">....  </w:t>
+      </w:r>
+      <w:r>
+        <w:rPr>
+          <w:rFonts w:asciiTheme="majorBidi" w:hAnsiTheme="majorBidi" w:cstheme="majorBidi" w:hint="cs"/>
+          <w:sz w:val="24"/>
+          <w:rtl/>
+          <w:lang w:bidi="he-IL"/>
+        </w:rPr>
+        <w:t>15</w:t>
+      </w:r>
+    </w:p>
+    <w:p>
+      <w:pPr>
+        <w:bidi/>
+        <w:rPr>
+          <w:rFonts w:asciiTheme="majorBidi" w:hAnsiTheme="majorBidi" w:cstheme="majorBidi"/>
+          <w:lang w:bidi="he-IL"/>
+        </w:rPr>
+      </w:pPr>
+      <w:r>
+        <w:rPr>
+          <w:rFonts w:asciiTheme="majorBidi" w:hAnsiTheme="majorBidi" w:cstheme="majorBidi"/>
+          <w:sz w:val="24"/>
+          <w:rtl/>
+        </w:rPr>
+        <w:t>4. יישום ................................................................................</w:t>
+      </w:r>
+      <w:r>
+        <w:rPr>
+          <w:rFonts w:asciiTheme="majorBidi" w:hAnsiTheme="majorBidi" w:cstheme="majorBidi" w:hint="cs"/>
+          <w:sz w:val="24"/>
+          <w:rtl/>
+          <w:lang w:bidi="he-IL"/>
+        </w:rPr>
+        <w:t>.......................</w:t>
+      </w:r>
+      <w:r>
+        <w:rPr>
+          <w:rFonts w:asciiTheme="majorBidi" w:hAnsiTheme="majorBidi" w:cstheme="majorBidi"/>
+          <w:sz w:val="24"/>
+          <w:rtl/>
+        </w:rPr>
+        <w:t>.</w:t>
+      </w:r>
+      <w:r>
+        <w:rPr>
+          <w:rFonts w:asciiTheme="majorBidi" w:hAnsiTheme="majorBidi" w:cstheme="majorBidi" w:hint="cs"/>
+          <w:sz w:val="24"/>
+          <w:rtl/>
+          <w:lang w:bidi="he-IL"/>
+        </w:rPr>
+        <w:t>..............</w:t>
+      </w:r>
+      <w:r>
+        <w:rPr>
+          <w:rFonts w:asciiTheme="majorBidi" w:hAnsiTheme="majorBidi" w:cstheme="majorBidi"/>
+          <w:sz w:val="24"/>
+          <w:rtl/>
+        </w:rPr>
+        <w:t xml:space="preserve">....................  </w:t>
+      </w:r>
+      <w:r>
+        <w:rPr>
+          <w:rFonts w:asciiTheme="majorBidi" w:hAnsiTheme="majorBidi" w:cstheme="majorBidi" w:hint="cs"/>
+          <w:sz w:val="24"/>
+          <w:rtl/>
+          <w:lang w:bidi="he-IL"/>
+        </w:rPr>
+        <w:t>15</w:t>
+      </w:r>
+    </w:p>
+    <w:p>
+      <w:pPr>
+        <w:bidi/>
+        <w:rPr>
+          <w:rFonts w:asciiTheme="majorBidi" w:hAnsiTheme="majorBidi" w:cstheme="majorBidi"/>
+          <w:lang w:bidi="he-IL"/>
+        </w:rPr>
+      </w:pPr>
+      <w:r>
+        <w:rPr>
+          <w:rFonts w:asciiTheme="majorBidi" w:hAnsiTheme="majorBidi" w:cstheme="majorBidi"/>
+          <w:sz w:val="24"/>
+          <w:rtl/>
+        </w:rPr>
+        <w:t xml:space="preserve">    </w:t>
+      </w:r>
+      <w:proofErr w:type="gramStart"/>
+      <w:r>
+        <w:rPr>
+          <w:rFonts w:asciiTheme="majorBidi" w:hAnsiTheme="majorBidi" w:cstheme="majorBidi"/>
+          <w:sz w:val="24"/>
+          <w:rtl/>
+        </w:rPr>
+        <w:t>4.1  מבוא</w:t>
+      </w:r>
+      <w:proofErr w:type="gramEnd"/>
+      <w:r>
+        <w:rPr>
+          <w:rFonts w:asciiTheme="majorBidi" w:hAnsiTheme="majorBidi" w:cstheme="majorBidi"/>
+          <w:sz w:val="24"/>
+          <w:rtl/>
+        </w:rPr>
+        <w:t xml:space="preserve"> ומטרת היישום .............................................................</w:t>
+      </w:r>
+      <w:r>
+        <w:rPr>
+          <w:rFonts w:asciiTheme="majorBidi" w:hAnsiTheme="majorBidi" w:cstheme="majorBidi" w:hint="cs"/>
+          <w:sz w:val="24"/>
+          <w:rtl/>
+          <w:lang w:bidi="he-IL"/>
+        </w:rPr>
+        <w:t>................................</w:t>
+      </w:r>
+      <w:r>
+        <w:rPr>
+          <w:rFonts w:asciiTheme="majorBidi" w:hAnsiTheme="majorBidi" w:cstheme="majorBidi"/>
+          <w:sz w:val="24"/>
+          <w:rtl/>
+        </w:rPr>
+        <w:t xml:space="preserve">..................  </w:t>
+      </w:r>
+      <w:r>
+        <w:rPr>
+          <w:rFonts w:asciiTheme="majorBidi" w:hAnsiTheme="majorBidi" w:cstheme="majorBidi" w:hint="cs"/>
+          <w:sz w:val="24"/>
+          <w:rtl/>
+          <w:lang w:bidi="he-IL"/>
+        </w:rPr>
+        <w:t>15</w:t>
+      </w:r>
+    </w:p>
+    <w:p>
+      <w:pPr>
+        <w:bidi/>
+        <w:rPr>
+          <w:rFonts w:asciiTheme="majorBidi" w:hAnsiTheme="majorBidi" w:cstheme="majorBidi"/>
+          <w:lang w:bidi="he-IL"/>
+        </w:rPr>
+      </w:pPr>
+      <w:r>
+        <w:rPr>
+          <w:rFonts w:asciiTheme="majorBidi" w:hAnsiTheme="majorBidi" w:cstheme="majorBidi"/>
+          <w:sz w:val="24"/>
+          <w:rtl/>
+        </w:rPr>
+        <w:t xml:space="preserve">    </w:t>
+      </w:r>
+      <w:proofErr w:type="gramStart"/>
+      <w:r>
+        <w:rPr>
+          <w:rFonts w:asciiTheme="majorBidi" w:hAnsiTheme="majorBidi" w:cstheme="majorBidi"/>
+          <w:sz w:val="24"/>
+          <w:rtl/>
+        </w:rPr>
+        <w:t xml:space="preserve">4.2  </w:t>
+      </w:r>
+      <w:proofErr w:type="spellStart"/>
+      <w:r>
+        <w:rPr>
+          <w:rFonts w:asciiTheme="majorBidi" w:hAnsiTheme="majorBidi" w:cstheme="majorBidi"/>
+          <w:sz w:val="24"/>
+          <w:rtl/>
+        </w:rPr>
+        <w:t>מתודולוגיית</w:t>
+      </w:r>
+      <w:proofErr w:type="spellEnd"/>
+      <w:proofErr w:type="gramEnd"/>
+      <w:r>
+        <w:rPr>
+          <w:rFonts w:asciiTheme="majorBidi" w:hAnsiTheme="majorBidi" w:cstheme="majorBidi"/>
+          <w:sz w:val="24"/>
+          <w:rtl/>
+        </w:rPr>
+        <w:t xml:space="preserve"> MVC ותרשים </w:t>
+      </w:r>
+      <w:r>
+        <w:rPr>
+          <w:rFonts w:asciiTheme="majorBidi" w:hAnsiTheme="majorBidi" w:cstheme="majorBidi" w:hint="cs"/>
+          <w:sz w:val="24"/>
+          <w:rtl/>
+          <w:lang w:bidi="he-IL"/>
+        </w:rPr>
         <w:t>.....</w:t>
       </w:r>
       <w:r>
         <w:rPr>
+          <w:rFonts w:asciiTheme="majorBidi" w:hAnsiTheme="majorBidi" w:cstheme="majorBidi"/>
+          <w:sz w:val="24"/>
+          <w:rtl/>
+        </w:rPr>
+        <w:t>........................................</w:t>
+      </w:r>
+      <w:r>
+        <w:rPr>
           <w:rFonts w:asciiTheme="majorBidi" w:hAnsiTheme="majorBidi" w:cstheme="majorBidi" w:hint="cs"/>
           <w:sz w:val="24"/>
           <w:rtl/>
           <w:lang w:bidi="he-IL"/>
         </w:rPr>
-        <w:t>.</w:t>
-      </w:r>
-      <w:r>
-        <w:rPr>
-          <w:rFonts w:asciiTheme="majorBidi" w:hAnsiTheme="majorBidi" w:cstheme="majorBidi"/>
-          <w:sz w:val="24"/>
-          <w:rtl/>
-        </w:rPr>
-        <w:t>.....</w:t>
+        <w:t>................................</w:t>
+      </w:r>
+      <w:r>
+        <w:rPr>
+          <w:rFonts w:asciiTheme="majorBidi" w:hAnsiTheme="majorBidi" w:cstheme="majorBidi"/>
+          <w:sz w:val="24"/>
+          <w:rtl/>
+        </w:rPr>
+        <w:t xml:space="preserve">.......................  </w:t>
       </w:r>
       <w:r>
         <w:rPr>
@@ -677,15 +1674,42 @@
           <w:rtl/>
           <w:lang w:bidi="he-IL"/>
         </w:rPr>
-        <w:t>..</w:t>
-      </w:r>
-      <w:r>
-        <w:rPr>
-          <w:rFonts w:asciiTheme="majorBidi" w:hAnsiTheme="majorBidi" w:cstheme="majorBidi"/>
-          <w:sz w:val="24"/>
-          <w:rtl/>
-        </w:rPr>
-        <w:t>....</w:t>
+        <w:t>15</w:t>
+      </w:r>
+    </w:p>
+    <w:p>
+      <w:pPr>
+        <w:bidi/>
+        <w:rPr>
+          <w:rFonts w:asciiTheme="majorBidi" w:hAnsiTheme="majorBidi" w:cstheme="majorBidi"/>
+          <w:lang w:bidi="he-IL"/>
+        </w:rPr>
+      </w:pPr>
+      <w:r>
+        <w:rPr>
+          <w:rFonts w:asciiTheme="majorBidi" w:hAnsiTheme="majorBidi" w:cstheme="majorBidi"/>
+          <w:sz w:val="24"/>
+          <w:rtl/>
+        </w:rPr>
+        <w:t xml:space="preserve">    </w:t>
+      </w:r>
+      <w:proofErr w:type="gramStart"/>
+      <w:r>
+        <w:rPr>
+          <w:rFonts w:asciiTheme="majorBidi" w:hAnsiTheme="majorBidi" w:cstheme="majorBidi"/>
+          <w:sz w:val="24"/>
+          <w:rtl/>
+        </w:rPr>
+        <w:t>4.3  מודולים</w:t>
+      </w:r>
+      <w:proofErr w:type="gramEnd"/>
+      <w:r>
+        <w:rPr>
+          <w:rFonts w:asciiTheme="majorBidi" w:hAnsiTheme="majorBidi" w:cstheme="majorBidi"/>
+          <w:sz w:val="24"/>
+          <w:rtl/>
+        </w:rPr>
+        <w:t xml:space="preserve"> .....................................................................</w:t>
       </w:r>
       <w:r>
         <w:rPr>
@@ -694,15 +1718,15 @@
           <w:rtl/>
           <w:lang w:bidi="he-IL"/>
         </w:rPr>
-        <w:t>.</w:t>
-      </w:r>
-      <w:r>
-        <w:rPr>
-          <w:rFonts w:asciiTheme="majorBidi" w:hAnsiTheme="majorBidi" w:cstheme="majorBidi"/>
-          <w:sz w:val="24"/>
-          <w:rtl/>
-        </w:rPr>
-        <w:t>.....</w:t>
+        <w:t>.................................</w:t>
+      </w:r>
+      <w:r>
+        <w:rPr>
+          <w:rFonts w:asciiTheme="majorBidi" w:hAnsiTheme="majorBidi" w:cstheme="majorBidi"/>
+          <w:sz w:val="24"/>
+          <w:rtl/>
+        </w:rPr>
+        <w:t xml:space="preserve">.........................  </w:t>
       </w:r>
       <w:r>
         <w:rPr>
@@ -711,15 +1735,42 @@
           <w:rtl/>
           <w:lang w:bidi="he-IL"/>
         </w:rPr>
-        <w:t>.</w:t>
-      </w:r>
-      <w:r>
-        <w:rPr>
-          <w:rFonts w:asciiTheme="majorBidi" w:hAnsiTheme="majorBidi" w:cstheme="majorBidi"/>
-          <w:sz w:val="24"/>
-          <w:rtl/>
-        </w:rPr>
-        <w:t>.....</w:t>
+        <w:t>18</w:t>
+      </w:r>
+    </w:p>
+    <w:p>
+      <w:pPr>
+        <w:bidi/>
+        <w:rPr>
+          <w:rFonts w:asciiTheme="majorBidi" w:hAnsiTheme="majorBidi" w:cstheme="majorBidi"/>
+          <w:lang w:bidi="he-IL"/>
+        </w:rPr>
+      </w:pPr>
+      <w:r>
+        <w:rPr>
+          <w:rFonts w:asciiTheme="majorBidi" w:hAnsiTheme="majorBidi" w:cstheme="majorBidi"/>
+          <w:sz w:val="24"/>
+          <w:rtl/>
+        </w:rPr>
+        <w:t xml:space="preserve">    </w:t>
+      </w:r>
+      <w:proofErr w:type="gramStart"/>
+      <w:r>
+        <w:rPr>
+          <w:rFonts w:asciiTheme="majorBidi" w:hAnsiTheme="majorBidi" w:cstheme="majorBidi"/>
+          <w:sz w:val="24"/>
+          <w:rtl/>
+        </w:rPr>
+        <w:t>4.4  תרשים</w:t>
+      </w:r>
+      <w:proofErr w:type="gramEnd"/>
+      <w:r>
+        <w:rPr>
+          <w:rFonts w:asciiTheme="majorBidi" w:hAnsiTheme="majorBidi" w:cstheme="majorBidi"/>
+          <w:sz w:val="24"/>
+          <w:rtl/>
+        </w:rPr>
+        <w:t xml:space="preserve"> זרימת מידע .....................................................</w:t>
       </w:r>
       <w:r>
         <w:rPr>
@@ -728,23 +1779,15 @@
           <w:rtl/>
           <w:lang w:bidi="he-IL"/>
         </w:rPr>
-        <w:t>.</w:t>
-      </w:r>
-      <w:r>
-        <w:rPr>
-          <w:rFonts w:asciiTheme="majorBidi" w:hAnsiTheme="majorBidi" w:cstheme="majorBidi"/>
-          <w:sz w:val="24"/>
-          <w:rtl/>
-        </w:rPr>
-        <w:t>.....</w:t>
-      </w:r>
-      <w:r>
-        <w:rPr>
-          <w:rFonts w:asciiTheme="majorBidi" w:hAnsiTheme="majorBidi" w:cstheme="majorBidi"/>
-          <w:sz w:val="24"/>
-          <w:rtl/>
-        </w:rPr>
-        <w:t xml:space="preserve">.................................  </w:t>
+        <w:t>..............................</w:t>
+      </w:r>
+      <w:r>
+        <w:rPr>
+          <w:rFonts w:asciiTheme="majorBidi" w:hAnsiTheme="majorBidi" w:cstheme="majorBidi"/>
+          <w:sz w:val="24"/>
+          <w:rtl/>
+        </w:rPr>
+        <w:t xml:space="preserve">.............................  </w:t>
       </w:r>
       <w:r>
         <w:rPr>
@@ -753,7 +1796,7 @@
           <w:rtl/>
           <w:lang w:bidi="he-IL"/>
         </w:rPr>
-        <w:t>4</w:t>
+        <w:t>19</w:t>
       </w:r>
     </w:p>
     <w:p>
@@ -770,795 +1813,25 @@
           <w:sz w:val="24"/>
           <w:rtl/>
         </w:rPr>
-        <w:t xml:space="preserve">    2.1  תאור המשחק וחוקיו .......................................................................</w:t>
-      </w:r>
-      <w:r>
-        <w:rPr>
-          <w:rFonts w:asciiTheme="majorBidi" w:hAnsiTheme="majorBidi" w:cstheme="majorBidi" w:hint="cs"/>
-          <w:sz w:val="24"/>
-          <w:rtl/>
-          <w:lang w:bidi="he-IL"/>
-        </w:rPr>
-        <w:t>.................</w:t>
-      </w:r>
-      <w:r>
-        <w:rPr>
-          <w:rFonts w:asciiTheme="majorBidi" w:hAnsiTheme="majorBidi" w:cstheme="majorBidi"/>
-          <w:sz w:val="24"/>
-          <w:rtl/>
-        </w:rPr>
-        <w:t>...................</w:t>
-      </w:r>
-      <w:r>
-        <w:rPr>
-          <w:rFonts w:asciiTheme="majorBidi" w:hAnsiTheme="majorBidi" w:cstheme="majorBidi"/>
-          <w:sz w:val="24"/>
-          <w:rtl/>
-        </w:rPr>
-        <w:t xml:space="preserve">......  </w:t>
-      </w:r>
-      <w:r>
-        <w:rPr>
-          <w:rFonts w:asciiTheme="majorBidi" w:hAnsiTheme="majorBidi" w:cstheme="majorBidi" w:hint="cs"/>
-          <w:sz w:val="24"/>
-          <w:rtl/>
-          <w:lang w:bidi="he-IL"/>
-        </w:rPr>
-        <w:t>4</w:t>
-      </w:r>
-    </w:p>
-    <w:p>
-      <w:pPr>
-        <w:bidi/>
-        <w:rPr>
-          <w:rFonts w:asciiTheme="majorBidi" w:hAnsiTheme="majorBidi" w:cstheme="majorBidi"/>
-          <w:lang w:bidi="he-IL"/>
-        </w:rPr>
-      </w:pPr>
-      <w:r>
-        <w:rPr>
-          <w:rFonts w:asciiTheme="majorBidi" w:hAnsiTheme="majorBidi" w:cstheme="majorBidi"/>
-          <w:sz w:val="24"/>
-          <w:rtl/>
-        </w:rPr>
-        <w:t xml:space="preserve">    2.2  שלבי הכנת הנתונים .........................................................</w:t>
-      </w:r>
-      <w:r>
-        <w:rPr>
-          <w:rFonts w:asciiTheme="majorBidi" w:hAnsiTheme="majorBidi" w:cstheme="majorBidi"/>
-          <w:sz w:val="24"/>
-          <w:rtl/>
-        </w:rPr>
-        <w:t>...........................</w:t>
-      </w:r>
-      <w:r>
-        <w:rPr>
-          <w:rFonts w:asciiTheme="majorBidi" w:hAnsiTheme="majorBidi" w:cstheme="majorBidi" w:hint="cs"/>
-          <w:sz w:val="24"/>
-          <w:rtl/>
-          <w:lang w:bidi="he-IL"/>
-        </w:rPr>
-        <w:t>.........</w:t>
-      </w:r>
-      <w:r>
-        <w:rPr>
-          <w:rFonts w:asciiTheme="majorBidi" w:hAnsiTheme="majorBidi" w:cstheme="majorBidi"/>
-          <w:sz w:val="24"/>
-          <w:rtl/>
-        </w:rPr>
-        <w:t xml:space="preserve">.....................  </w:t>
-      </w:r>
-      <w:r>
-        <w:rPr>
-          <w:rFonts w:asciiTheme="majorBidi" w:hAnsiTheme="majorBidi" w:cstheme="majorBidi" w:hint="cs"/>
-          <w:sz w:val="24"/>
-          <w:rtl/>
-          <w:lang w:bidi="he-IL"/>
-        </w:rPr>
-        <w:t>8</w:t>
-      </w:r>
-    </w:p>
-    <w:p>
-      <w:pPr>
-        <w:bidi/>
-        <w:rPr>
-          <w:rFonts w:asciiTheme="majorBidi" w:hAnsiTheme="majorBidi" w:cstheme="majorBidi"/>
-          <w:lang w:bidi="he-IL"/>
-        </w:rPr>
-      </w:pPr>
-      <w:r>
-        <w:rPr>
-          <w:rFonts w:asciiTheme="majorBidi" w:hAnsiTheme="majorBidi" w:cstheme="majorBidi"/>
-          <w:sz w:val="24"/>
-          <w:rtl/>
-        </w:rPr>
-        <w:t xml:space="preserve">    2.3  תהליכי שיפור המילון ...............................................</w:t>
-      </w:r>
-      <w:r>
-        <w:rPr>
-          <w:rFonts w:asciiTheme="majorBidi" w:hAnsiTheme="majorBidi" w:cstheme="majorBidi" w:hint="cs"/>
-          <w:sz w:val="24"/>
-          <w:rtl/>
-          <w:lang w:bidi="he-IL"/>
-        </w:rPr>
-        <w:t>................................</w:t>
-      </w:r>
-      <w:r>
-        <w:rPr>
-          <w:rFonts w:asciiTheme="majorBidi" w:hAnsiTheme="majorBidi" w:cstheme="majorBidi"/>
-          <w:sz w:val="24"/>
-          <w:rtl/>
-        </w:rPr>
-        <w:t xml:space="preserve">...............................  </w:t>
-      </w:r>
-      <w:r>
-        <w:rPr>
-          <w:rFonts w:asciiTheme="majorBidi" w:hAnsiTheme="majorBidi" w:cstheme="majorBidi" w:hint="cs"/>
-          <w:sz w:val="24"/>
-          <w:rtl/>
-          <w:lang w:bidi="he-IL"/>
-        </w:rPr>
-        <w:t>10</w:t>
-      </w:r>
-    </w:p>
-    <w:p>
-      <w:pPr>
-        <w:bidi/>
-        <w:rPr>
-          <w:rFonts w:asciiTheme="majorBidi" w:hAnsiTheme="majorBidi" w:cstheme="majorBidi"/>
-          <w:lang w:bidi="he-IL"/>
-        </w:rPr>
-      </w:pPr>
-      <w:r>
-        <w:rPr>
-          <w:rFonts w:asciiTheme="majorBidi" w:hAnsiTheme="majorBidi" w:cstheme="majorBidi"/>
-          <w:sz w:val="24"/>
-          <w:rtl/>
-        </w:rPr>
-        <w:t>3. שלב אימון ובניית המודל הלומד .........................................</w:t>
-      </w:r>
-      <w:r>
-        <w:rPr>
-          <w:rFonts w:asciiTheme="majorBidi" w:hAnsiTheme="majorBidi" w:cstheme="majorBidi" w:hint="cs"/>
-          <w:sz w:val="24"/>
-          <w:rtl/>
-          <w:lang w:bidi="he-IL"/>
-        </w:rPr>
-        <w:t>................................</w:t>
-      </w:r>
-      <w:r>
-        <w:rPr>
-          <w:rFonts w:asciiTheme="majorBidi" w:hAnsiTheme="majorBidi" w:cstheme="majorBidi"/>
-          <w:sz w:val="24"/>
-          <w:rtl/>
-        </w:rPr>
-        <w:t xml:space="preserve">..............................  </w:t>
-      </w:r>
-      <w:r>
-        <w:rPr>
-          <w:rFonts w:asciiTheme="majorBidi" w:hAnsiTheme="majorBidi" w:cstheme="majorBidi" w:hint="cs"/>
-          <w:sz w:val="24"/>
-          <w:rtl/>
-          <w:lang w:bidi="he-IL"/>
-        </w:rPr>
-        <w:t>12</w:t>
-      </w:r>
-    </w:p>
-    <w:p>
-      <w:pPr>
-        <w:bidi/>
-        <w:rPr>
-          <w:rFonts w:asciiTheme="majorBidi" w:hAnsiTheme="majorBidi" w:cstheme="majorBidi"/>
-          <w:lang w:bidi="he-IL"/>
-        </w:rPr>
-      </w:pPr>
-      <w:r>
-        <w:rPr>
-          <w:rFonts w:asciiTheme="majorBidi" w:hAnsiTheme="majorBidi" w:cstheme="majorBidi"/>
-          <w:sz w:val="24"/>
-          <w:rtl/>
-        </w:rPr>
-        <w:t xml:space="preserve">    3.1  מטרת האימון ........................................................</w:t>
-      </w:r>
-      <w:r>
-        <w:rPr>
-          <w:rFonts w:asciiTheme="majorBidi" w:hAnsiTheme="majorBidi" w:cstheme="majorBidi" w:hint="cs"/>
-          <w:sz w:val="24"/>
-          <w:rtl/>
-          <w:lang w:bidi="he-IL"/>
-        </w:rPr>
-        <w:t>.................................</w:t>
-      </w:r>
-      <w:r>
-        <w:rPr>
-          <w:rFonts w:asciiTheme="majorBidi" w:hAnsiTheme="majorBidi" w:cstheme="majorBidi"/>
-          <w:sz w:val="24"/>
-          <w:rtl/>
-        </w:rPr>
-        <w:t>...........................</w:t>
-      </w:r>
-      <w:r>
-        <w:rPr>
-          <w:rFonts w:asciiTheme="majorBidi" w:hAnsiTheme="majorBidi" w:cstheme="majorBidi" w:hint="cs"/>
-          <w:sz w:val="24"/>
-          <w:rtl/>
-          <w:lang w:bidi="he-IL"/>
-        </w:rPr>
-        <w:t>.</w:t>
-      </w:r>
-      <w:r>
-        <w:rPr>
-          <w:rFonts w:asciiTheme="majorBidi" w:hAnsiTheme="majorBidi" w:cstheme="majorBidi"/>
-          <w:sz w:val="24"/>
-          <w:rtl/>
-        </w:rPr>
-        <w:t xml:space="preserve">....  </w:t>
-      </w:r>
-      <w:r>
-        <w:rPr>
-          <w:rFonts w:asciiTheme="majorBidi" w:hAnsiTheme="majorBidi" w:cstheme="majorBidi" w:hint="cs"/>
-          <w:sz w:val="24"/>
-          <w:rtl/>
-          <w:lang w:bidi="he-IL"/>
-        </w:rPr>
-        <w:t>12</w:t>
-      </w:r>
-    </w:p>
-    <w:p>
-      <w:pPr>
-        <w:bidi/>
-        <w:rPr>
-          <w:rFonts w:asciiTheme="majorBidi" w:hAnsiTheme="majorBidi" w:cstheme="majorBidi"/>
-          <w:lang w:bidi="he-IL"/>
-        </w:rPr>
-      </w:pPr>
-      <w:r>
-        <w:rPr>
-          <w:rFonts w:asciiTheme="majorBidi" w:hAnsiTheme="majorBidi" w:cstheme="majorBidi"/>
-          <w:sz w:val="24"/>
-          <w:rtl/>
-        </w:rPr>
-        <w:t xml:space="preserve">    3.2  תאור גרפי של המודל ................................................................</w:t>
-      </w:r>
-      <w:r>
-        <w:rPr>
-          <w:rFonts w:asciiTheme="majorBidi" w:hAnsiTheme="majorBidi" w:cstheme="majorBidi" w:hint="cs"/>
-          <w:sz w:val="24"/>
-          <w:rtl/>
-          <w:lang w:bidi="he-IL"/>
-        </w:rPr>
-        <w:t>...............................</w:t>
-      </w:r>
-      <w:r>
-        <w:rPr>
-          <w:rFonts w:asciiTheme="majorBidi" w:hAnsiTheme="majorBidi" w:cstheme="majorBidi"/>
-          <w:sz w:val="24"/>
-          <w:rtl/>
-        </w:rPr>
-        <w:t>..</w:t>
-      </w:r>
-      <w:r>
-        <w:rPr>
-          <w:rFonts w:asciiTheme="majorBidi" w:hAnsiTheme="majorBidi" w:cstheme="majorBidi" w:hint="cs"/>
-          <w:sz w:val="24"/>
-          <w:rtl/>
-          <w:lang w:bidi="he-IL"/>
-        </w:rPr>
-        <w:t>.</w:t>
-      </w:r>
-      <w:r>
-        <w:rPr>
-          <w:rFonts w:asciiTheme="majorBidi" w:hAnsiTheme="majorBidi" w:cstheme="majorBidi"/>
-          <w:sz w:val="24"/>
-          <w:rtl/>
-        </w:rPr>
-        <w:t xml:space="preserve">............  </w:t>
-      </w:r>
-      <w:r>
-        <w:rPr>
-          <w:rFonts w:asciiTheme="majorBidi" w:hAnsiTheme="majorBidi" w:cstheme="majorBidi" w:hint="cs"/>
-          <w:sz w:val="24"/>
-          <w:rtl/>
-          <w:lang w:bidi="he-IL"/>
-        </w:rPr>
-        <w:t>12</w:t>
-      </w:r>
-    </w:p>
-    <w:p>
-      <w:pPr>
-        <w:bidi/>
-        <w:rPr>
-          <w:rFonts w:asciiTheme="majorBidi" w:hAnsiTheme="majorBidi" w:cstheme="majorBidi"/>
-        </w:rPr>
-      </w:pPr>
-      <w:r>
-        <w:rPr>
-          <w:rFonts w:asciiTheme="majorBidi" w:hAnsiTheme="majorBidi" w:cstheme="majorBidi"/>
-          <w:sz w:val="24"/>
-          <w:rtl/>
-        </w:rPr>
-        <w:t xml:space="preserve">    3.3  קוד האימון ...........................................................................</w:t>
-      </w:r>
-      <w:r>
-        <w:rPr>
-          <w:rFonts w:asciiTheme="majorBidi" w:hAnsiTheme="majorBidi" w:cstheme="majorBidi" w:hint="cs"/>
-          <w:sz w:val="24"/>
-          <w:rtl/>
-          <w:lang w:bidi="he-IL"/>
-        </w:rPr>
-        <w:t>.................................</w:t>
-      </w:r>
-      <w:r>
-        <w:rPr>
-          <w:rFonts w:asciiTheme="majorBidi" w:hAnsiTheme="majorBidi" w:cstheme="majorBidi"/>
-          <w:sz w:val="24"/>
-          <w:rtl/>
-        </w:rPr>
-        <w:t>.....</w:t>
-      </w:r>
-      <w:r>
-        <w:rPr>
-          <w:rFonts w:asciiTheme="majorBidi" w:hAnsiTheme="majorBidi" w:cstheme="majorBidi" w:hint="cs"/>
-          <w:sz w:val="24"/>
-          <w:rtl/>
-          <w:lang w:bidi="he-IL"/>
-        </w:rPr>
-        <w:t>..</w:t>
-      </w:r>
-      <w:r>
-        <w:rPr>
-          <w:rFonts w:asciiTheme="majorBidi" w:hAnsiTheme="majorBidi" w:cstheme="majorBidi"/>
-          <w:sz w:val="24"/>
-          <w:rtl/>
-        </w:rPr>
-        <w:t xml:space="preserve">.........  </w:t>
-      </w:r>
-      <w:r>
-        <w:rPr>
-          <w:rFonts w:asciiTheme="majorBidi" w:hAnsiTheme="majorBidi" w:cstheme="majorBidi" w:hint="cs"/>
-          <w:sz w:val="24"/>
-          <w:rtl/>
-          <w:lang w:bidi="he-IL"/>
-        </w:rPr>
-        <w:t>13</w:t>
-      </w:r>
-    </w:p>
-    <w:p>
-      <w:pPr>
-        <w:bidi/>
-        <w:rPr>
-          <w:rFonts w:asciiTheme="majorBidi" w:hAnsiTheme="majorBidi" w:cstheme="majorBidi"/>
-          <w:lang w:bidi="he-IL"/>
-        </w:rPr>
-      </w:pPr>
-      <w:r>
-        <w:rPr>
-          <w:rFonts w:asciiTheme="majorBidi" w:hAnsiTheme="majorBidi" w:cstheme="majorBidi"/>
-          <w:sz w:val="24"/>
-          <w:rtl/>
-        </w:rPr>
-        <w:t xml:space="preserve">    3.4  דוחות וגרפים ...................................................................</w:t>
-      </w:r>
-      <w:r>
-        <w:rPr>
-          <w:rFonts w:asciiTheme="majorBidi" w:hAnsiTheme="majorBidi" w:cstheme="majorBidi" w:hint="cs"/>
-          <w:sz w:val="24"/>
-          <w:rtl/>
-          <w:lang w:bidi="he-IL"/>
-        </w:rPr>
-        <w:t>...............................</w:t>
-      </w:r>
-      <w:r>
-        <w:rPr>
-          <w:rFonts w:asciiTheme="majorBidi" w:hAnsiTheme="majorBidi" w:cstheme="majorBidi"/>
-          <w:sz w:val="24"/>
-          <w:rtl/>
-        </w:rPr>
-        <w:t>......</w:t>
-      </w:r>
-      <w:r>
-        <w:rPr>
-          <w:rFonts w:asciiTheme="majorBidi" w:hAnsiTheme="majorBidi" w:cstheme="majorBidi" w:hint="cs"/>
-          <w:sz w:val="24"/>
-          <w:rtl/>
-          <w:lang w:bidi="he-IL"/>
-        </w:rPr>
-        <w:t>.</w:t>
-      </w:r>
-      <w:r>
-        <w:rPr>
-          <w:rFonts w:asciiTheme="majorBidi" w:hAnsiTheme="majorBidi" w:cstheme="majorBidi"/>
-          <w:sz w:val="24"/>
-          <w:rtl/>
-        </w:rPr>
-        <w:t>......</w:t>
-      </w:r>
-      <w:r>
-        <w:rPr>
-          <w:rFonts w:asciiTheme="majorBidi" w:hAnsiTheme="majorBidi" w:cstheme="majorBidi" w:hint="cs"/>
-          <w:sz w:val="24"/>
-          <w:rtl/>
-          <w:lang w:bidi="he-IL"/>
-        </w:rPr>
-        <w:t>..</w:t>
-      </w:r>
-      <w:r>
-        <w:rPr>
-          <w:rFonts w:asciiTheme="majorBidi" w:hAnsiTheme="majorBidi" w:cstheme="majorBidi"/>
-          <w:sz w:val="24"/>
-          <w:rtl/>
-        </w:rPr>
-        <w:t xml:space="preserve">........  </w:t>
-      </w:r>
-      <w:r>
-        <w:rPr>
-          <w:rFonts w:asciiTheme="majorBidi" w:hAnsiTheme="majorBidi" w:cstheme="majorBidi" w:hint="cs"/>
-          <w:sz w:val="24"/>
-          <w:rtl/>
-          <w:lang w:bidi="he-IL"/>
-        </w:rPr>
-        <w:t>14</w:t>
-      </w:r>
-    </w:p>
-    <w:p>
-      <w:pPr>
-        <w:bidi/>
-        <w:rPr>
-          <w:rFonts w:asciiTheme="majorBidi" w:hAnsiTheme="majorBidi" w:cstheme="majorBidi"/>
-          <w:lang w:bidi="he-IL"/>
-        </w:rPr>
-      </w:pPr>
-      <w:r>
-        <w:rPr>
-          <w:rFonts w:asciiTheme="majorBidi" w:hAnsiTheme="majorBidi" w:cstheme="majorBidi"/>
-          <w:sz w:val="24"/>
-          <w:rtl/>
-        </w:rPr>
-        <w:t xml:space="preserve">    3.5  דיון במודל ופונקציות .......................................................</w:t>
-      </w:r>
-      <w:r>
-        <w:rPr>
-          <w:rFonts w:asciiTheme="majorBidi" w:hAnsiTheme="majorBidi" w:cstheme="majorBidi" w:hint="cs"/>
-          <w:sz w:val="24"/>
-          <w:rtl/>
-          <w:lang w:bidi="he-IL"/>
-        </w:rPr>
-        <w:t>............................</w:t>
-      </w:r>
-      <w:r>
-        <w:rPr>
-          <w:rFonts w:asciiTheme="majorBidi" w:hAnsiTheme="majorBidi" w:cstheme="majorBidi"/>
-          <w:sz w:val="24"/>
-          <w:rtl/>
-        </w:rPr>
-        <w:t>.</w:t>
-      </w:r>
-      <w:r>
-        <w:rPr>
-          <w:rFonts w:asciiTheme="majorBidi" w:hAnsiTheme="majorBidi" w:cstheme="majorBidi" w:hint="cs"/>
-          <w:sz w:val="24"/>
-          <w:rtl/>
-          <w:lang w:bidi="he-IL"/>
-        </w:rPr>
-        <w:t>.</w:t>
-      </w:r>
-      <w:r>
-        <w:rPr>
-          <w:rFonts w:asciiTheme="majorBidi" w:hAnsiTheme="majorBidi" w:cstheme="majorBidi"/>
-          <w:sz w:val="24"/>
-          <w:rtl/>
-        </w:rPr>
-        <w:t>....................</w:t>
-      </w:r>
-      <w:r>
-        <w:rPr>
-          <w:rFonts w:asciiTheme="majorBidi" w:hAnsiTheme="majorBidi" w:cstheme="majorBidi" w:hint="cs"/>
-          <w:sz w:val="24"/>
-          <w:rtl/>
-          <w:lang w:bidi="he-IL"/>
-        </w:rPr>
-        <w:t>.</w:t>
-      </w:r>
-      <w:r>
-        <w:rPr>
-          <w:rFonts w:asciiTheme="majorBidi" w:hAnsiTheme="majorBidi" w:cstheme="majorBidi"/>
-          <w:sz w:val="24"/>
-          <w:rtl/>
-        </w:rPr>
-        <w:t xml:space="preserve">....  </w:t>
-      </w:r>
-      <w:r>
-        <w:rPr>
-          <w:rFonts w:asciiTheme="majorBidi" w:hAnsiTheme="majorBidi" w:cstheme="majorBidi" w:hint="cs"/>
-          <w:sz w:val="24"/>
-          <w:rtl/>
-          <w:lang w:bidi="he-IL"/>
-        </w:rPr>
-        <w:t>15</w:t>
-      </w:r>
-    </w:p>
-    <w:p>
-      <w:pPr>
-        <w:bidi/>
-        <w:rPr>
-          <w:rFonts w:asciiTheme="majorBidi" w:hAnsiTheme="majorBidi" w:cstheme="majorBidi"/>
-          <w:lang w:bidi="he-IL"/>
-        </w:rPr>
-      </w:pPr>
-      <w:r>
-        <w:rPr>
-          <w:rFonts w:asciiTheme="majorBidi" w:hAnsiTheme="majorBidi" w:cstheme="majorBidi"/>
-          <w:sz w:val="24"/>
-          <w:rtl/>
-        </w:rPr>
-        <w:t>4. יישום ................................................................................</w:t>
-      </w:r>
-      <w:r>
-        <w:rPr>
-          <w:rFonts w:asciiTheme="majorBidi" w:hAnsiTheme="majorBidi" w:cstheme="majorBidi" w:hint="cs"/>
-          <w:sz w:val="24"/>
-          <w:rtl/>
-          <w:lang w:bidi="he-IL"/>
-        </w:rPr>
-        <w:t>.......................</w:t>
-      </w:r>
-      <w:r>
-        <w:rPr>
-          <w:rFonts w:asciiTheme="majorBidi" w:hAnsiTheme="majorBidi" w:cstheme="majorBidi"/>
-          <w:sz w:val="24"/>
-          <w:rtl/>
-        </w:rPr>
-        <w:t>.</w:t>
-      </w:r>
-      <w:r>
-        <w:rPr>
-          <w:rFonts w:asciiTheme="majorBidi" w:hAnsiTheme="majorBidi" w:cstheme="majorBidi" w:hint="cs"/>
-          <w:sz w:val="24"/>
-          <w:rtl/>
-          <w:lang w:bidi="he-IL"/>
-        </w:rPr>
-        <w:t>..............</w:t>
-      </w:r>
-      <w:r>
-        <w:rPr>
-          <w:rFonts w:asciiTheme="majorBidi" w:hAnsiTheme="majorBidi" w:cstheme="majorBidi"/>
-          <w:sz w:val="24"/>
-          <w:rtl/>
-        </w:rPr>
-        <w:t xml:space="preserve">....................  </w:t>
-      </w:r>
-      <w:r>
-        <w:rPr>
-          <w:rFonts w:asciiTheme="majorBidi" w:hAnsiTheme="majorBidi" w:cstheme="majorBidi" w:hint="cs"/>
-          <w:sz w:val="24"/>
-          <w:rtl/>
-          <w:lang w:bidi="he-IL"/>
-        </w:rPr>
-        <w:t>15</w:t>
-      </w:r>
-    </w:p>
-    <w:p>
-      <w:pPr>
-        <w:bidi/>
-        <w:rPr>
-          <w:rFonts w:asciiTheme="majorBidi" w:hAnsiTheme="majorBidi" w:cstheme="majorBidi"/>
-          <w:lang w:bidi="he-IL"/>
-        </w:rPr>
-      </w:pPr>
-      <w:r>
-        <w:rPr>
-          <w:rFonts w:asciiTheme="majorBidi" w:hAnsiTheme="majorBidi" w:cstheme="majorBidi"/>
-          <w:sz w:val="24"/>
-          <w:rtl/>
-        </w:rPr>
-        <w:t xml:space="preserve">    4.1  מבוא ומטרת היישום .............................................................</w:t>
-      </w:r>
-      <w:r>
-        <w:rPr>
-          <w:rFonts w:asciiTheme="majorBidi" w:hAnsiTheme="majorBidi" w:cstheme="majorBidi" w:hint="cs"/>
-          <w:sz w:val="24"/>
-          <w:rtl/>
-          <w:lang w:bidi="he-IL"/>
-        </w:rPr>
-        <w:t>................................</w:t>
-      </w:r>
-      <w:r>
-        <w:rPr>
-          <w:rFonts w:asciiTheme="majorBidi" w:hAnsiTheme="majorBidi" w:cstheme="majorBidi"/>
-          <w:sz w:val="24"/>
-          <w:rtl/>
-        </w:rPr>
-        <w:t xml:space="preserve">..................  </w:t>
-      </w:r>
-      <w:r>
-        <w:rPr>
-          <w:rFonts w:asciiTheme="majorBidi" w:hAnsiTheme="majorBidi" w:cstheme="majorBidi" w:hint="cs"/>
-          <w:sz w:val="24"/>
-          <w:rtl/>
-          <w:lang w:bidi="he-IL"/>
-        </w:rPr>
-        <w:t>15</w:t>
-      </w:r>
-    </w:p>
-    <w:p>
-      <w:pPr>
-        <w:bidi/>
-        <w:rPr>
-          <w:rFonts w:asciiTheme="majorBidi" w:hAnsiTheme="majorBidi" w:cstheme="majorBidi"/>
-          <w:lang w:bidi="he-IL"/>
-        </w:rPr>
-      </w:pPr>
-      <w:r>
-        <w:rPr>
-          <w:rFonts w:asciiTheme="majorBidi" w:hAnsiTheme="majorBidi" w:cstheme="majorBidi"/>
-          <w:sz w:val="24"/>
-          <w:rtl/>
-        </w:rPr>
-        <w:t xml:space="preserve">    4.2  </w:t>
-      </w:r>
-      <w:proofErr w:type="spellStart"/>
-      <w:r>
-        <w:rPr>
-          <w:rFonts w:asciiTheme="majorBidi" w:hAnsiTheme="majorBidi" w:cstheme="majorBidi"/>
-          <w:sz w:val="24"/>
-          <w:rtl/>
-        </w:rPr>
-        <w:t>מתודולוגיית</w:t>
-      </w:r>
-      <w:proofErr w:type="spellEnd"/>
-      <w:r>
-        <w:rPr>
-          <w:rFonts w:asciiTheme="majorBidi" w:hAnsiTheme="majorBidi" w:cstheme="majorBidi"/>
-          <w:sz w:val="24"/>
-          <w:rtl/>
-        </w:rPr>
-        <w:t xml:space="preserve"> MVC ותרשים </w:t>
-      </w:r>
-      <w:r>
-        <w:rPr>
-          <w:rFonts w:asciiTheme="majorBidi" w:hAnsiTheme="majorBidi" w:cstheme="majorBidi" w:hint="cs"/>
-          <w:sz w:val="24"/>
-          <w:rtl/>
-          <w:lang w:bidi="he-IL"/>
-        </w:rPr>
-        <w:t>.....</w:t>
-      </w:r>
-      <w:r>
-        <w:rPr>
-          <w:rFonts w:asciiTheme="majorBidi" w:hAnsiTheme="majorBidi" w:cstheme="majorBidi"/>
-          <w:sz w:val="24"/>
-          <w:rtl/>
-        </w:rPr>
-        <w:t>........................................</w:t>
-      </w:r>
-      <w:r>
-        <w:rPr>
-          <w:rFonts w:asciiTheme="majorBidi" w:hAnsiTheme="majorBidi" w:cstheme="majorBidi" w:hint="cs"/>
-          <w:sz w:val="24"/>
-          <w:rtl/>
-          <w:lang w:bidi="he-IL"/>
-        </w:rPr>
-        <w:t>................................</w:t>
-      </w:r>
-      <w:r>
-        <w:rPr>
-          <w:rFonts w:asciiTheme="majorBidi" w:hAnsiTheme="majorBidi" w:cstheme="majorBidi"/>
-          <w:sz w:val="24"/>
-          <w:rtl/>
-        </w:rPr>
-        <w:t xml:space="preserve">.......................  </w:t>
-      </w:r>
-      <w:r>
-        <w:rPr>
-          <w:rFonts w:asciiTheme="majorBidi" w:hAnsiTheme="majorBidi" w:cstheme="majorBidi" w:hint="cs"/>
-          <w:sz w:val="24"/>
-          <w:rtl/>
-          <w:lang w:bidi="he-IL"/>
-        </w:rPr>
-        <w:t>15</w:t>
-      </w:r>
-    </w:p>
-    <w:p>
-      <w:pPr>
-        <w:bidi/>
-        <w:rPr>
-          <w:rFonts w:asciiTheme="majorBidi" w:hAnsiTheme="majorBidi" w:cstheme="majorBidi"/>
-          <w:lang w:bidi="he-IL"/>
-        </w:rPr>
-      </w:pPr>
-      <w:r>
-        <w:rPr>
-          <w:rFonts w:asciiTheme="majorBidi" w:hAnsiTheme="majorBidi" w:cstheme="majorBidi"/>
-          <w:sz w:val="24"/>
-          <w:rtl/>
-        </w:rPr>
-        <w:t xml:space="preserve">    4.3  מודולים .....................................................................</w:t>
-      </w:r>
-      <w:r>
-        <w:rPr>
-          <w:rFonts w:asciiTheme="majorBidi" w:hAnsiTheme="majorBidi" w:cstheme="majorBidi" w:hint="cs"/>
-          <w:sz w:val="24"/>
-          <w:rtl/>
-          <w:lang w:bidi="he-IL"/>
-        </w:rPr>
-        <w:t>.................................</w:t>
-      </w:r>
-      <w:r>
-        <w:rPr>
-          <w:rFonts w:asciiTheme="majorBidi" w:hAnsiTheme="majorBidi" w:cstheme="majorBidi"/>
-          <w:sz w:val="24"/>
-          <w:rtl/>
-        </w:rPr>
-        <w:t xml:space="preserve">.........................  </w:t>
-      </w:r>
-      <w:r>
-        <w:rPr>
-          <w:rFonts w:asciiTheme="majorBidi" w:hAnsiTheme="majorBidi" w:cstheme="majorBidi" w:hint="cs"/>
-          <w:sz w:val="24"/>
-          <w:rtl/>
-          <w:lang w:bidi="he-IL"/>
-        </w:rPr>
-        <w:t>18</w:t>
-      </w:r>
-    </w:p>
-    <w:p>
-      <w:pPr>
-        <w:bidi/>
-        <w:rPr>
-          <w:rFonts w:asciiTheme="majorBidi" w:hAnsiTheme="majorBidi" w:cstheme="majorBidi"/>
-          <w:lang w:bidi="he-IL"/>
-        </w:rPr>
-      </w:pPr>
-      <w:r>
-        <w:rPr>
-          <w:rFonts w:asciiTheme="majorBidi" w:hAnsiTheme="majorBidi" w:cstheme="majorBidi"/>
-          <w:sz w:val="24"/>
-          <w:rtl/>
-        </w:rPr>
-        <w:t xml:space="preserve">    4.4  תרשים זרימת מידע .....................................................</w:t>
-      </w:r>
-      <w:r>
-        <w:rPr>
-          <w:rFonts w:asciiTheme="majorBidi" w:hAnsiTheme="majorBidi" w:cstheme="majorBidi" w:hint="cs"/>
-          <w:sz w:val="24"/>
-          <w:rtl/>
-          <w:lang w:bidi="he-IL"/>
-        </w:rPr>
-        <w:t>..............................</w:t>
-      </w:r>
-      <w:r>
-        <w:rPr>
-          <w:rFonts w:asciiTheme="majorBidi" w:hAnsiTheme="majorBidi" w:cstheme="majorBidi"/>
-          <w:sz w:val="24"/>
-          <w:rtl/>
-        </w:rPr>
-        <w:t xml:space="preserve">.............................  </w:t>
-      </w:r>
-      <w:r>
-        <w:rPr>
-          <w:rFonts w:asciiTheme="majorBidi" w:hAnsiTheme="majorBidi" w:cstheme="majorBidi" w:hint="cs"/>
-          <w:sz w:val="24"/>
-          <w:rtl/>
-          <w:lang w:bidi="he-IL"/>
-        </w:rPr>
-        <w:t>19</w:t>
-      </w:r>
-    </w:p>
-    <w:p>
-      <w:pPr>
-        <w:bidi/>
-        <w:rPr>
-          <w:rFonts w:asciiTheme="majorBidi" w:hAnsiTheme="majorBidi" w:cstheme="majorBidi"/>
-          <w:lang w:bidi="he-IL"/>
-        </w:rPr>
-      </w:pPr>
-      <w:r>
-        <w:rPr>
-          <w:rFonts w:asciiTheme="majorBidi" w:hAnsiTheme="majorBidi" w:cstheme="majorBidi"/>
-          <w:sz w:val="24"/>
-          <w:rtl/>
-        </w:rPr>
-        <w:t xml:space="preserve">    4.5  מדריך למפתח ...........................................................</w:t>
+        <w:t xml:space="preserve">    </w:t>
+      </w:r>
+      <w:proofErr w:type="gramStart"/>
+      <w:r>
+        <w:rPr>
+          <w:rFonts w:asciiTheme="majorBidi" w:hAnsiTheme="majorBidi" w:cstheme="majorBidi"/>
+          <w:sz w:val="24"/>
+          <w:rtl/>
+        </w:rPr>
+        <w:t>4.5  מדריך</w:t>
+      </w:r>
+      <w:proofErr w:type="gramEnd"/>
+      <w:r>
+        <w:rPr>
+          <w:rFonts w:asciiTheme="majorBidi" w:hAnsiTheme="majorBidi" w:cstheme="majorBidi"/>
+          <w:sz w:val="24"/>
+          <w:rtl/>
+        </w:rPr>
+        <w:t xml:space="preserve"> למפתח ...........................................................</w:t>
       </w:r>
       <w:r>
         <w:rPr>
@@ -2743,6 +3016,7 @@
           <w:sz w:val="26"/>
         </w:rPr>
       </w:pPr>
+      <w:proofErr w:type="gramStart"/>
       <w:r>
         <w:rPr>
           <w:rFonts w:asciiTheme="majorBidi" w:hAnsiTheme="majorBidi" w:cstheme="majorBidi"/>
@@ -2763,6 +3037,7 @@
         <w:t>מצב</w:t>
       </w:r>
       <w:proofErr w:type="spellEnd"/>
+      <w:proofErr w:type="gramEnd"/>
       <w:r>
         <w:rPr>
           <w:rFonts w:asciiTheme="majorBidi" w:hAnsiTheme="majorBidi" w:cstheme="majorBidi"/>
@@ -3906,7 +4181,67 @@
           <w:szCs w:val="24"/>
           <w:rtl/>
         </w:rPr>
-        <w:t xml:space="preserve">• מפתח (key): ייצוג </w:t>
+        <w:t xml:space="preserve">• </w:t>
+      </w:r>
+      <w:proofErr w:type="spellStart"/>
+      <w:r>
+        <w:rPr>
+          <w:rFonts w:asciiTheme="majorBidi" w:hAnsiTheme="majorBidi" w:cstheme="majorBidi"/>
+          <w:sz w:val="24"/>
+          <w:szCs w:val="24"/>
+          <w:rtl/>
+        </w:rPr>
+        <w:t>מפתח</w:t>
+      </w:r>
+      <w:proofErr w:type="spellEnd"/>
+      <w:r>
+        <w:rPr>
+          <w:rFonts w:asciiTheme="majorBidi" w:hAnsiTheme="majorBidi" w:cstheme="majorBidi"/>
+          <w:sz w:val="24"/>
+          <w:szCs w:val="24"/>
+          <w:rtl/>
+        </w:rPr>
+        <w:t xml:space="preserve"> (</w:t>
+      </w:r>
+      <w:proofErr w:type="spellStart"/>
+      <w:r>
+        <w:rPr>
+          <w:rFonts w:asciiTheme="majorBidi" w:hAnsiTheme="majorBidi" w:cstheme="majorBidi"/>
+          <w:sz w:val="24"/>
+          <w:szCs w:val="24"/>
+          <w:rtl/>
+        </w:rPr>
+        <w:t>key</w:t>
+      </w:r>
+      <w:proofErr w:type="spellEnd"/>
+      <w:r>
+        <w:rPr>
+          <w:rFonts w:asciiTheme="majorBidi" w:hAnsiTheme="majorBidi" w:cstheme="majorBidi"/>
+          <w:sz w:val="24"/>
+          <w:szCs w:val="24"/>
+          <w:rtl/>
+        </w:rPr>
+        <w:t xml:space="preserve">): </w:t>
+      </w:r>
+      <w:proofErr w:type="spellStart"/>
+      <w:r>
+        <w:rPr>
+          <w:rFonts w:asciiTheme="majorBidi" w:hAnsiTheme="majorBidi" w:cstheme="majorBidi"/>
+          <w:sz w:val="24"/>
+          <w:szCs w:val="24"/>
+          <w:rtl/>
+        </w:rPr>
+        <w:t>ייצוג</w:t>
+      </w:r>
+      <w:proofErr w:type="spellEnd"/>
+      <w:r>
+        <w:rPr>
+          <w:rFonts w:asciiTheme="majorBidi" w:hAnsiTheme="majorBidi" w:cstheme="majorBidi"/>
+          <w:sz w:val="24"/>
+          <w:szCs w:val="24"/>
+          <w:rtl/>
+        </w:rPr>
+        <w:t xml:space="preserve"> </w:t>
       </w:r>
       <w:proofErr w:type="spellStart"/>
       <w:r>
@@ -4066,8 +4401,19 @@
           <w:szCs w:val="24"/>
           <w:rtl/>
         </w:rPr>
-        <w:t xml:space="preserve"> -[</w:t>
-      </w:r>
+        <w:t xml:space="preserve"> </w:t>
+      </w:r>
+      <w:proofErr w:type="gramStart"/>
+      <w:r>
+        <w:rPr>
+          <w:rFonts w:asciiTheme="majorBidi" w:hAnsiTheme="majorBidi" w:cstheme="majorBidi"/>
+          <w:sz w:val="24"/>
+          <w:szCs w:val="24"/>
+          <w:rtl/>
+        </w:rPr>
+        <w:t>-[</w:t>
+      </w:r>
+      <w:proofErr w:type="gramEnd"/>
       <w:r>
         <w:rPr>
           <w:rFonts w:asciiTheme="majorBidi" w:hAnsiTheme="majorBidi" w:cstheme="majorBidi"/>
@@ -4083,7 +4429,17 @@
           <w:szCs w:val="24"/>
           <w:rtl/>
         </w:rPr>
-        <w:t>, 0, 1]</w:t>
+        <w:t xml:space="preserve">, 0, </w:t>
+      </w:r>
+      <w:proofErr w:type="gramStart"/>
+      <w:r>
+        <w:rPr>
+          <w:rFonts w:asciiTheme="majorBidi" w:hAnsiTheme="majorBidi" w:cstheme="majorBidi"/>
+          <w:sz w:val="24"/>
+          <w:szCs w:val="24"/>
+          <w:rtl/>
+        </w:rPr>
+        <w:t>1]</w:t>
       </w:r>
       <w:r>
         <w:rPr>
@@ -4093,7 +4449,18 @@
           <w:rtl/>
           <w:lang w:bidi="he-IL"/>
         </w:rPr>
-        <w:t>, כאשר 1 הוא השחקן האדום, 0 הוא תא ריק ו1- הוא השחקן הכחול</w:t>
+        <w:t>,</w:t>
+      </w:r>
+      <w:proofErr w:type="gramEnd"/>
+      <w:r>
+        <w:rPr>
+          <w:rFonts w:asciiTheme="majorBidi" w:hAnsiTheme="majorBidi" w:cstheme="majorBidi" w:hint="cs"/>
+          <w:sz w:val="24"/>
+          <w:szCs w:val="24"/>
+          <w:rtl/>
+          <w:lang w:bidi="he-IL"/>
+        </w:rPr>
+        <w:t xml:space="preserve"> כאשר 1 הוא השחקן האדום, 0 הוא תא ריק ו1- הוא השחקן הכחול</w:t>
       </w:r>
       <w:r>
         <w:rPr>
@@ -4795,6 +5162,7 @@
         <w:t xml:space="preserve">, BLUE: </w:t>
       </w:r>
       <w:proofErr w:type="spellStart"/>
+      <w:proofErr w:type="gramStart"/>
       <w:r>
         <w:rPr>
           <w:rFonts w:asciiTheme="majorBidi" w:hAnsiTheme="majorBidi" w:cstheme="majorBidi"/>
@@ -4812,7 +5180,17 @@
           <w:szCs w:val="24"/>
           <w:rtl/>
         </w:rPr>
-        <w:t xml:space="preserve">}, </w:t>
+        <w:t>},</w:t>
+      </w:r>
+      <w:proofErr w:type="gramEnd"/>
+      <w:r>
+        <w:rPr>
+          <w:rFonts w:asciiTheme="majorBidi" w:hAnsiTheme="majorBidi" w:cstheme="majorBidi"/>
+          <w:sz w:val="24"/>
+          <w:szCs w:val="24"/>
+          <w:rtl/>
+        </w:rPr>
+        <w:t xml:space="preserve"> </w:t>
       </w:r>
       <w:proofErr w:type="spellStart"/>
       <w:r>
@@ -4858,12 +5236,393 @@
       <w:pPr>
         <w:bidi/>
         <w:rPr>
+          <w:rFonts w:asciiTheme="majorBidi" w:hAnsiTheme="majorBidi" w:cstheme="majorBidi"/>
+          <w:sz w:val="24"/>
+          <w:szCs w:val="24"/>
+          <w:rtl/>
+          <w:lang w:bidi="he-IL"/>
+        </w:rPr>
+      </w:pPr>
+      <w:r>
+        <w:rPr>
+          <w:rFonts w:asciiTheme="majorBidi" w:hAnsiTheme="majorBidi" w:cstheme="majorBidi"/>
+          <w:sz w:val="24"/>
+          <w:szCs w:val="24"/>
+          <w:rtl/>
+        </w:rPr>
+        <w:t xml:space="preserve">• </w:t>
+      </w:r>
+      <w:proofErr w:type="spellStart"/>
+      <w:r>
+        <w:rPr>
+          <w:rFonts w:asciiTheme="majorBidi" w:hAnsiTheme="majorBidi" w:cstheme="majorBidi"/>
+          <w:sz w:val="24"/>
+          <w:szCs w:val="24"/>
+          <w:rtl/>
+        </w:rPr>
+        <w:t>play</w:t>
+      </w:r>
+      <w:proofErr w:type="spellEnd"/>
+      <w:r>
+        <w:rPr>
+          <w:rFonts w:asciiTheme="majorBidi" w:hAnsiTheme="majorBidi" w:cstheme="majorBidi"/>
+          <w:sz w:val="24"/>
+          <w:szCs w:val="24"/>
+          <w:rtl/>
+        </w:rPr>
+        <w:t>(</w:t>
+      </w:r>
+      <w:proofErr w:type="spellStart"/>
+      <w:r>
+        <w:rPr>
+          <w:rFonts w:asciiTheme="majorBidi" w:hAnsiTheme="majorBidi" w:cstheme="majorBidi"/>
+          <w:sz w:val="24"/>
+          <w:szCs w:val="24"/>
+          <w:rtl/>
+        </w:rPr>
+        <w:t>verbose</w:t>
+      </w:r>
+      <w:proofErr w:type="spellEnd"/>
+      <w:r>
+        <w:rPr>
+          <w:rFonts w:asciiTheme="majorBidi" w:hAnsiTheme="majorBidi" w:cstheme="majorBidi"/>
+          <w:sz w:val="24"/>
+          <w:szCs w:val="24"/>
+          <w:rtl/>
+        </w:rPr>
+        <w:t xml:space="preserve">) – </w:t>
+      </w:r>
+      <w:proofErr w:type="spellStart"/>
+      <w:r>
+        <w:rPr>
+          <w:rFonts w:asciiTheme="majorBidi" w:hAnsiTheme="majorBidi" w:cstheme="majorBidi"/>
+          <w:sz w:val="24"/>
+          <w:szCs w:val="24"/>
+          <w:rtl/>
+        </w:rPr>
+        <w:t>מריץ</w:t>
+      </w:r>
+      <w:proofErr w:type="spellEnd"/>
+      <w:r>
+        <w:rPr>
+          <w:rFonts w:asciiTheme="majorBidi" w:hAnsiTheme="majorBidi" w:cstheme="majorBidi"/>
+          <w:sz w:val="24"/>
+          <w:szCs w:val="24"/>
+          <w:rtl/>
+        </w:rPr>
+        <w:t xml:space="preserve"> </w:t>
+      </w:r>
+      <w:proofErr w:type="spellStart"/>
+      <w:r>
+        <w:rPr>
+          <w:rFonts w:asciiTheme="majorBidi" w:hAnsiTheme="majorBidi" w:cstheme="majorBidi"/>
+          <w:sz w:val="24"/>
+          <w:szCs w:val="24"/>
+          <w:rtl/>
+        </w:rPr>
+        <w:t>את</w:t>
+      </w:r>
+      <w:proofErr w:type="spellEnd"/>
+      <w:r>
+        <w:rPr>
+          <w:rFonts w:asciiTheme="majorBidi" w:hAnsiTheme="majorBidi" w:cstheme="majorBidi"/>
+          <w:sz w:val="24"/>
+          <w:szCs w:val="24"/>
+          <w:rtl/>
+        </w:rPr>
+        <w:t xml:space="preserve"> </w:t>
+      </w:r>
+      <w:proofErr w:type="spellStart"/>
+      <w:r>
+        <w:rPr>
+          <w:rFonts w:asciiTheme="majorBidi" w:hAnsiTheme="majorBidi" w:cstheme="majorBidi"/>
+          <w:sz w:val="24"/>
+          <w:szCs w:val="24"/>
+          <w:rtl/>
+        </w:rPr>
+        <w:t>המשחק</w:t>
+      </w:r>
+      <w:proofErr w:type="spellEnd"/>
+      <w:r>
+        <w:rPr>
+          <w:rFonts w:asciiTheme="majorBidi" w:hAnsiTheme="majorBidi" w:cstheme="majorBidi"/>
+          <w:sz w:val="24"/>
+          <w:szCs w:val="24"/>
+          <w:rtl/>
+        </w:rPr>
+        <w:t xml:space="preserve"> </w:t>
+      </w:r>
+      <w:proofErr w:type="spellStart"/>
+      <w:r>
+        <w:rPr>
+          <w:rFonts w:asciiTheme="majorBidi" w:hAnsiTheme="majorBidi" w:cstheme="majorBidi"/>
+          <w:sz w:val="24"/>
+          <w:szCs w:val="24"/>
+          <w:rtl/>
+        </w:rPr>
+        <w:t>עד</w:t>
+      </w:r>
+      <w:proofErr w:type="spellEnd"/>
+      <w:r>
+        <w:rPr>
+          <w:rFonts w:asciiTheme="majorBidi" w:hAnsiTheme="majorBidi" w:cstheme="majorBidi"/>
+          <w:sz w:val="24"/>
+          <w:szCs w:val="24"/>
+          <w:rtl/>
+        </w:rPr>
+        <w:t xml:space="preserve"> </w:t>
+      </w:r>
+      <w:proofErr w:type="spellStart"/>
+      <w:r>
+        <w:rPr>
+          <w:rFonts w:asciiTheme="majorBidi" w:hAnsiTheme="majorBidi" w:cstheme="majorBidi"/>
+          <w:sz w:val="24"/>
+          <w:szCs w:val="24"/>
+          <w:rtl/>
+        </w:rPr>
+        <w:t>לסיום</w:t>
+      </w:r>
+      <w:proofErr w:type="spellEnd"/>
+      <w:r>
+        <w:rPr>
+          <w:rFonts w:asciiTheme="majorBidi" w:hAnsiTheme="majorBidi" w:cstheme="majorBidi"/>
+          <w:sz w:val="24"/>
+          <w:szCs w:val="24"/>
+          <w:rtl/>
+        </w:rPr>
+        <w:t xml:space="preserve"> </w:t>
+      </w:r>
+      <w:proofErr w:type="spellStart"/>
+      <w:r>
+        <w:rPr>
+          <w:rFonts w:asciiTheme="majorBidi" w:hAnsiTheme="majorBidi" w:cstheme="majorBidi"/>
+          <w:sz w:val="24"/>
+          <w:szCs w:val="24"/>
+          <w:rtl/>
+        </w:rPr>
+        <w:t>ומחזיר</w:t>
+      </w:r>
+      <w:proofErr w:type="spellEnd"/>
+      <w:r>
+        <w:rPr>
+          <w:rFonts w:asciiTheme="majorBidi" w:hAnsiTheme="majorBidi" w:cstheme="majorBidi"/>
+          <w:sz w:val="24"/>
+          <w:szCs w:val="24"/>
+          <w:rtl/>
+        </w:rPr>
+        <w:t xml:space="preserve"> </w:t>
+      </w:r>
+      <w:proofErr w:type="spellStart"/>
+      <w:r>
+        <w:rPr>
+          <w:rFonts w:asciiTheme="majorBidi" w:hAnsiTheme="majorBidi" w:cstheme="majorBidi"/>
+          <w:sz w:val="24"/>
+          <w:szCs w:val="24"/>
+          <w:rtl/>
+        </w:rPr>
+        <w:t>תוצאה</w:t>
+      </w:r>
+      <w:proofErr w:type="spellEnd"/>
+      <w:r>
+        <w:rPr>
+          <w:rFonts w:asciiTheme="majorBidi" w:hAnsiTheme="majorBidi" w:cstheme="majorBidi"/>
+          <w:sz w:val="24"/>
+          <w:szCs w:val="24"/>
+          <w:rtl/>
+        </w:rPr>
+        <w:t xml:space="preserve"> כ-</w:t>
+      </w:r>
+      <w:proofErr w:type="spellStart"/>
+      <w:r>
+        <w:rPr>
+          <w:rFonts w:asciiTheme="majorBidi" w:hAnsiTheme="majorBidi" w:cstheme="majorBidi"/>
+          <w:sz w:val="24"/>
+          <w:szCs w:val="24"/>
+          <w:rtl/>
+        </w:rPr>
+        <w:t>dict</w:t>
+      </w:r>
+      <w:proofErr w:type="spellEnd"/>
+      <w:r>
+        <w:rPr>
           <w:rFonts w:asciiTheme="majorBidi" w:hAnsiTheme="majorBidi" w:cstheme="majorBidi" w:hint="cs"/>
           <w:sz w:val="24"/>
           <w:szCs w:val="24"/>
           <w:rtl/>
           <w:lang w:bidi="he-IL"/>
         </w:rPr>
+        <w:t xml:space="preserve">, כשהפרמטר </w:t>
+      </w:r>
+      <w:r>
+        <w:rPr>
+          <w:rFonts w:asciiTheme="majorBidi" w:hAnsiTheme="majorBidi" w:cstheme="majorBidi"/>
+          <w:sz w:val="24"/>
+          <w:szCs w:val="24"/>
+        </w:rPr>
+        <w:t>verbose=True</w:t>
+      </w:r>
+      <w:r>
+        <w:rPr>
+          <w:rFonts w:asciiTheme="majorBidi" w:hAnsiTheme="majorBidi" w:cstheme="majorBidi" w:hint="cs"/>
+          <w:sz w:val="24"/>
+          <w:szCs w:val="24"/>
+          <w:rtl/>
+          <w:lang w:bidi="he-IL"/>
+        </w:rPr>
+        <w:t xml:space="preserve">, אז המשחק מודפס לקונסולה, וכשהוא </w:t>
+      </w:r>
+      <w:r>
+        <w:rPr>
+          <w:rFonts w:asciiTheme="majorBidi" w:hAnsiTheme="majorBidi" w:cstheme="majorBidi"/>
+          <w:sz w:val="24"/>
+          <w:szCs w:val="24"/>
+          <w:lang w:bidi="he-IL"/>
+        </w:rPr>
+        <w:t>False</w:t>
+      </w:r>
+      <w:r>
+        <w:rPr>
+          <w:rFonts w:asciiTheme="majorBidi" w:hAnsiTheme="majorBidi" w:cstheme="majorBidi" w:hint="cs"/>
+          <w:sz w:val="24"/>
+          <w:szCs w:val="24"/>
+          <w:rtl/>
+          <w:lang w:bidi="he-IL"/>
+        </w:rPr>
+        <w:t>, הוא לא מדפיס כלום (נועד להרצת הרבה משחקים מהר).</w:t>
+      </w:r>
+    </w:p>
+    <w:p>
+      <w:pPr>
+        <w:bidi/>
+        <w:rPr>
+          <w:rFonts w:asciiTheme="majorBidi" w:hAnsiTheme="majorBidi" w:cstheme="majorBidi"/>
+          <w:sz w:val="24"/>
+          <w:szCs w:val="24"/>
+        </w:rPr>
+      </w:pPr>
+      <w:r>
+        <w:rPr>
+          <w:rFonts w:asciiTheme="majorBidi" w:hAnsiTheme="majorBidi" w:cstheme="majorBidi"/>
+          <w:sz w:val="24"/>
+          <w:szCs w:val="24"/>
+          <w:rtl/>
+        </w:rPr>
+        <w:t>•</w:t>
+      </w:r>
+      <w:proofErr w:type="spellStart"/>
+      <w:r>
+        <w:rPr>
+          <w:rFonts w:asciiTheme="majorBidi" w:hAnsiTheme="majorBidi" w:cstheme="majorBidi"/>
+          <w:sz w:val="24"/>
+          <w:szCs w:val="24"/>
+        </w:rPr>
+        <w:t>reset_</w:t>
+      </w:r>
+      <w:proofErr w:type="gramStart"/>
+      <w:r>
+        <w:rPr>
+          <w:rFonts w:asciiTheme="majorBidi" w:hAnsiTheme="majorBidi" w:cstheme="majorBidi"/>
+          <w:sz w:val="24"/>
+          <w:szCs w:val="24"/>
+        </w:rPr>
+        <w:t>game</w:t>
+      </w:r>
+      <w:proofErr w:type="spellEnd"/>
+      <w:r>
+        <w:rPr>
+          <w:rFonts w:asciiTheme="majorBidi" w:hAnsiTheme="majorBidi" w:cstheme="majorBidi"/>
+          <w:sz w:val="24"/>
+          <w:szCs w:val="24"/>
+        </w:rPr>
+        <w:t>(</w:t>
+      </w:r>
+      <w:proofErr w:type="gramEnd"/>
+      <w:r>
+        <w:rPr>
+          <w:rFonts w:asciiTheme="majorBidi" w:hAnsiTheme="majorBidi" w:cstheme="majorBidi"/>
+          <w:sz w:val="24"/>
+          <w:szCs w:val="24"/>
+        </w:rPr>
+        <w:t>)</w:t>
+      </w:r>
+      <w:r>
+        <w:rPr>
+          <w:rFonts w:asciiTheme="majorBidi" w:hAnsiTheme="majorBidi" w:cstheme="majorBidi"/>
+          <w:sz w:val="24"/>
+          <w:szCs w:val="24"/>
+          <w:rtl/>
+        </w:rPr>
+        <w:t xml:space="preserve">– </w:t>
+      </w:r>
+      <w:proofErr w:type="spellStart"/>
+      <w:r>
+        <w:rPr>
+          <w:rFonts w:asciiTheme="majorBidi" w:hAnsiTheme="majorBidi" w:cstheme="majorBidi"/>
+          <w:sz w:val="24"/>
+          <w:szCs w:val="24"/>
+          <w:rtl/>
+        </w:rPr>
+        <w:t>מאפס</w:t>
+      </w:r>
+      <w:proofErr w:type="spellEnd"/>
+      <w:r>
+        <w:rPr>
+          <w:rFonts w:asciiTheme="majorBidi" w:hAnsiTheme="majorBidi" w:cstheme="majorBidi"/>
+          <w:sz w:val="24"/>
+          <w:szCs w:val="24"/>
+          <w:rtl/>
+        </w:rPr>
+        <w:t xml:space="preserve"> </w:t>
+      </w:r>
+      <w:proofErr w:type="spellStart"/>
+      <w:r>
+        <w:rPr>
+          <w:rFonts w:asciiTheme="majorBidi" w:hAnsiTheme="majorBidi" w:cstheme="majorBidi"/>
+          <w:sz w:val="24"/>
+          <w:szCs w:val="24"/>
+          <w:rtl/>
+        </w:rPr>
+        <w:t>את</w:t>
+      </w:r>
+      <w:proofErr w:type="spellEnd"/>
+      <w:r>
+        <w:rPr>
+          <w:rFonts w:asciiTheme="majorBidi" w:hAnsiTheme="majorBidi" w:cstheme="majorBidi"/>
+          <w:sz w:val="24"/>
+          <w:szCs w:val="24"/>
+          <w:rtl/>
+        </w:rPr>
+        <w:t xml:space="preserve"> </w:t>
+      </w:r>
+      <w:proofErr w:type="spellStart"/>
+      <w:r>
+        <w:rPr>
+          <w:rFonts w:asciiTheme="majorBidi" w:hAnsiTheme="majorBidi" w:cstheme="majorBidi"/>
+          <w:sz w:val="24"/>
+          <w:szCs w:val="24"/>
+          <w:rtl/>
+        </w:rPr>
+        <w:t>הלוח</w:t>
+      </w:r>
+      <w:proofErr w:type="spellEnd"/>
+      <w:r>
+        <w:rPr>
+          <w:rFonts w:asciiTheme="majorBidi" w:hAnsiTheme="majorBidi" w:cstheme="majorBidi"/>
+          <w:sz w:val="24"/>
+          <w:szCs w:val="24"/>
+          <w:rtl/>
+        </w:rPr>
+        <w:t xml:space="preserve"> ואת מצב המשחק.</w:t>
+      </w:r>
+    </w:p>
+    <w:p>
+      <w:pPr>
+        <w:bidi/>
+        <w:rPr>
+          <w:rFonts w:asciiTheme="majorBidi" w:hAnsiTheme="majorBidi" w:cstheme="majorBidi"/>
+          <w:sz w:val="24"/>
+          <w:szCs w:val="24"/>
+        </w:rPr>
       </w:pPr>
       <w:r>
         <w:rPr>
@@ -4880,380 +5639,35 @@
           <w:rFonts w:asciiTheme="majorBidi" w:hAnsiTheme="majorBidi" w:cstheme="majorBidi"/>
           <w:sz w:val="24"/>
           <w:szCs w:val="24"/>
-          <w:rtl/>
-        </w:rPr>
-        <w:t>play</w:t>
-      </w:r>
-      <w:proofErr w:type="spellEnd"/>
-      <w:r>
-        <w:rPr>
-          <w:rFonts w:asciiTheme="majorBidi" w:hAnsiTheme="majorBidi" w:cstheme="majorBidi"/>
-          <w:sz w:val="24"/>
-          <w:szCs w:val="24"/>
-          <w:rtl/>
+        </w:rPr>
+        <w:t>create_</w:t>
+      </w:r>
+      <w:proofErr w:type="gramStart"/>
+      <w:r>
+        <w:rPr>
+          <w:rFonts w:asciiTheme="majorBidi" w:hAnsiTheme="majorBidi" w:cstheme="majorBidi"/>
+          <w:sz w:val="24"/>
+          <w:szCs w:val="24"/>
+        </w:rPr>
+        <w:t>resault</w:t>
+      </w:r>
+      <w:proofErr w:type="spellEnd"/>
+      <w:r>
+        <w:rPr>
+          <w:rFonts w:asciiTheme="majorBidi" w:hAnsiTheme="majorBidi" w:cstheme="majorBidi"/>
+          <w:sz w:val="24"/>
+          <w:szCs w:val="24"/>
         </w:rPr>
         <w:t>(</w:t>
       </w:r>
-      <w:proofErr w:type="spellStart"/>
-      <w:r>
-        <w:rPr>
-          <w:rFonts w:asciiTheme="majorBidi" w:hAnsiTheme="majorBidi" w:cstheme="majorBidi"/>
-          <w:sz w:val="24"/>
-          <w:szCs w:val="24"/>
-          <w:rtl/>
-        </w:rPr>
-        <w:t>verbose</w:t>
-      </w:r>
-      <w:proofErr w:type="spellEnd"/>
-      <w:r>
-        <w:rPr>
-          <w:rFonts w:asciiTheme="majorBidi" w:hAnsiTheme="majorBidi" w:cstheme="majorBidi"/>
-          <w:sz w:val="24"/>
-          <w:szCs w:val="24"/>
-          <w:rtl/>
-        </w:rPr>
-        <w:t xml:space="preserve">) – </w:t>
-      </w:r>
-      <w:proofErr w:type="spellStart"/>
-      <w:r>
-        <w:rPr>
-          <w:rFonts w:asciiTheme="majorBidi" w:hAnsiTheme="majorBidi" w:cstheme="majorBidi"/>
-          <w:sz w:val="24"/>
-          <w:szCs w:val="24"/>
-          <w:rtl/>
-        </w:rPr>
-        <w:t>מריץ</w:t>
-      </w:r>
-      <w:proofErr w:type="spellEnd"/>
-      <w:r>
-        <w:rPr>
-          <w:rFonts w:asciiTheme="majorBidi" w:hAnsiTheme="majorBidi" w:cstheme="majorBidi"/>
-          <w:sz w:val="24"/>
-          <w:szCs w:val="24"/>
-          <w:rtl/>
-        </w:rPr>
-        <w:t xml:space="preserve"> </w:t>
-      </w:r>
-      <w:proofErr w:type="spellStart"/>
-      <w:r>
-        <w:rPr>
-          <w:rFonts w:asciiTheme="majorBidi" w:hAnsiTheme="majorBidi" w:cstheme="majorBidi"/>
-          <w:sz w:val="24"/>
-          <w:szCs w:val="24"/>
-          <w:rtl/>
-        </w:rPr>
-        <w:t>את</w:t>
-      </w:r>
-      <w:proofErr w:type="spellEnd"/>
-      <w:r>
-        <w:rPr>
-          <w:rFonts w:asciiTheme="majorBidi" w:hAnsiTheme="majorBidi" w:cstheme="majorBidi"/>
-          <w:sz w:val="24"/>
-          <w:szCs w:val="24"/>
-          <w:rtl/>
-        </w:rPr>
-        <w:t xml:space="preserve"> </w:t>
-      </w:r>
-      <w:proofErr w:type="spellStart"/>
-      <w:r>
-        <w:rPr>
-          <w:rFonts w:asciiTheme="majorBidi" w:hAnsiTheme="majorBidi" w:cstheme="majorBidi"/>
-          <w:sz w:val="24"/>
-          <w:szCs w:val="24"/>
-          <w:rtl/>
-        </w:rPr>
-        <w:t>המשחק</w:t>
-      </w:r>
-      <w:proofErr w:type="spellEnd"/>
-      <w:r>
-        <w:rPr>
-          <w:rFonts w:asciiTheme="majorBidi" w:hAnsiTheme="majorBidi" w:cstheme="majorBidi"/>
-          <w:sz w:val="24"/>
-          <w:szCs w:val="24"/>
-          <w:rtl/>
-        </w:rPr>
-        <w:t xml:space="preserve"> </w:t>
-      </w:r>
-      <w:proofErr w:type="spellStart"/>
-      <w:r>
-        <w:rPr>
-          <w:rFonts w:asciiTheme="majorBidi" w:hAnsiTheme="majorBidi" w:cstheme="majorBidi"/>
-          <w:sz w:val="24"/>
-          <w:szCs w:val="24"/>
-          <w:rtl/>
-        </w:rPr>
-        <w:t>עד</w:t>
-      </w:r>
-      <w:proofErr w:type="spellEnd"/>
-      <w:r>
-        <w:rPr>
-          <w:rFonts w:asciiTheme="majorBidi" w:hAnsiTheme="majorBidi" w:cstheme="majorBidi"/>
-          <w:sz w:val="24"/>
-          <w:szCs w:val="24"/>
-          <w:rtl/>
-        </w:rPr>
-        <w:t xml:space="preserve"> </w:t>
-      </w:r>
-      <w:proofErr w:type="spellStart"/>
-      <w:r>
-        <w:rPr>
-          <w:rFonts w:asciiTheme="majorBidi" w:hAnsiTheme="majorBidi" w:cstheme="majorBidi"/>
-          <w:sz w:val="24"/>
-          <w:szCs w:val="24"/>
-          <w:rtl/>
-        </w:rPr>
-        <w:t>לסיום</w:t>
-      </w:r>
-      <w:proofErr w:type="spellEnd"/>
-      <w:r>
-        <w:rPr>
-          <w:rFonts w:asciiTheme="majorBidi" w:hAnsiTheme="majorBidi" w:cstheme="majorBidi"/>
-          <w:sz w:val="24"/>
-          <w:szCs w:val="24"/>
-          <w:rtl/>
-        </w:rPr>
-        <w:t xml:space="preserve"> </w:t>
-      </w:r>
-      <w:proofErr w:type="spellStart"/>
-      <w:r>
-        <w:rPr>
-          <w:rFonts w:asciiTheme="majorBidi" w:hAnsiTheme="majorBidi" w:cstheme="majorBidi"/>
-          <w:sz w:val="24"/>
-          <w:szCs w:val="24"/>
-          <w:rtl/>
-        </w:rPr>
-        <w:t>ומחזיר</w:t>
-      </w:r>
-      <w:proofErr w:type="spellEnd"/>
-      <w:r>
-        <w:rPr>
-          <w:rFonts w:asciiTheme="majorBidi" w:hAnsiTheme="majorBidi" w:cstheme="majorBidi"/>
-          <w:sz w:val="24"/>
-          <w:szCs w:val="24"/>
-          <w:rtl/>
-        </w:rPr>
-        <w:t xml:space="preserve"> </w:t>
-      </w:r>
-      <w:proofErr w:type="spellStart"/>
-      <w:r>
-        <w:rPr>
-          <w:rFonts w:asciiTheme="majorBidi" w:hAnsiTheme="majorBidi" w:cstheme="majorBidi"/>
-          <w:sz w:val="24"/>
-          <w:szCs w:val="24"/>
-          <w:rtl/>
-        </w:rPr>
-        <w:t>תוצאה</w:t>
-      </w:r>
-      <w:proofErr w:type="spellEnd"/>
-      <w:r>
-        <w:rPr>
-          <w:rFonts w:asciiTheme="majorBidi" w:hAnsiTheme="majorBidi" w:cstheme="majorBidi"/>
-          <w:sz w:val="24"/>
-          <w:szCs w:val="24"/>
-          <w:rtl/>
-        </w:rPr>
-        <w:t xml:space="preserve"> כ-</w:t>
-      </w:r>
-      <w:proofErr w:type="spellStart"/>
-      <w:r>
-        <w:rPr>
-          <w:rFonts w:asciiTheme="majorBidi" w:hAnsiTheme="majorBidi" w:cstheme="majorBidi"/>
-          <w:sz w:val="24"/>
-          <w:szCs w:val="24"/>
-          <w:rtl/>
-        </w:rPr>
-        <w:t>dict</w:t>
-      </w:r>
-      <w:proofErr w:type="spellEnd"/>
-      <w:r>
-        <w:rPr>
-          <w:rFonts w:asciiTheme="majorBidi" w:hAnsiTheme="majorBidi" w:cstheme="majorBidi" w:hint="cs"/>
-          <w:sz w:val="24"/>
-          <w:szCs w:val="24"/>
-          <w:rtl/>
-          <w:lang w:bidi="he-IL"/>
-        </w:rPr>
-        <w:t xml:space="preserve">, כשהפרמטר </w:t>
-      </w:r>
-      <w:r>
-        <w:rPr>
-          <w:rFonts w:asciiTheme="majorBidi" w:hAnsiTheme="majorBidi" w:cstheme="majorBidi"/>
-          <w:sz w:val="24"/>
-          <w:szCs w:val="24"/>
-        </w:rPr>
-        <w:t>verbose=True</w:t>
-      </w:r>
-      <w:r>
-        <w:rPr>
-          <w:rFonts w:asciiTheme="majorBidi" w:hAnsiTheme="majorBidi" w:cstheme="majorBidi" w:hint="cs"/>
-          <w:sz w:val="24"/>
-          <w:szCs w:val="24"/>
-          <w:rtl/>
-          <w:lang w:bidi="he-IL"/>
-        </w:rPr>
-        <w:t xml:space="preserve">, אז המשחק מודפס לקונסולה, וכשהוא </w:t>
-      </w:r>
-      <w:r>
-        <w:rPr>
-          <w:rFonts w:asciiTheme="majorBidi" w:hAnsiTheme="majorBidi" w:cstheme="majorBidi"/>
-          <w:sz w:val="24"/>
-          <w:szCs w:val="24"/>
-          <w:lang w:bidi="he-IL"/>
-        </w:rPr>
-        <w:t>False</w:t>
-      </w:r>
-      <w:r>
-        <w:rPr>
-          <w:rFonts w:asciiTheme="majorBidi" w:hAnsiTheme="majorBidi" w:cstheme="majorBidi" w:hint="cs"/>
-          <w:sz w:val="24"/>
-          <w:szCs w:val="24"/>
-          <w:rtl/>
-          <w:lang w:bidi="he-IL"/>
-        </w:rPr>
-        <w:t>, הוא לא מדפיס כלום (נועד להרצת הרבה משחקים מהר).</w:t>
-      </w:r>
-    </w:p>
-    <w:p>
-      <w:pPr>
-        <w:bidi/>
-        <w:rPr>
-          <w:rFonts w:asciiTheme="majorBidi" w:hAnsiTheme="majorBidi" w:cstheme="majorBidi"/>
-          <w:sz w:val="24"/>
-          <w:szCs w:val="24"/>
-        </w:rPr>
-      </w:pPr>
-      <w:r>
-        <w:rPr>
-          <w:rFonts w:asciiTheme="majorBidi" w:hAnsiTheme="majorBidi" w:cstheme="majorBidi"/>
-          <w:sz w:val="24"/>
-          <w:szCs w:val="24"/>
-          <w:rtl/>
-        </w:rPr>
-        <w:t>•</w:t>
-      </w:r>
-      <w:proofErr w:type="spellStart"/>
-      <w:r>
-        <w:rPr>
-          <w:rFonts w:asciiTheme="majorBidi" w:hAnsiTheme="majorBidi" w:cstheme="majorBidi"/>
-          <w:sz w:val="24"/>
-          <w:szCs w:val="24"/>
-        </w:rPr>
-        <w:t>reset_game</w:t>
-      </w:r>
-      <w:proofErr w:type="spellEnd"/>
-      <w:r>
-        <w:rPr>
-          <w:rFonts w:asciiTheme="majorBidi" w:hAnsiTheme="majorBidi" w:cstheme="majorBidi"/>
-          <w:sz w:val="24"/>
-          <w:szCs w:val="24"/>
-        </w:rPr>
-        <w:t>()</w:t>
-      </w:r>
-      <w:r>
-        <w:rPr>
-          <w:rFonts w:asciiTheme="majorBidi" w:hAnsiTheme="majorBidi" w:cstheme="majorBidi"/>
-          <w:sz w:val="24"/>
-          <w:szCs w:val="24"/>
-          <w:rtl/>
-        </w:rPr>
-        <w:t xml:space="preserve">– </w:t>
-      </w:r>
-      <w:proofErr w:type="spellStart"/>
-      <w:r>
-        <w:rPr>
-          <w:rFonts w:asciiTheme="majorBidi" w:hAnsiTheme="majorBidi" w:cstheme="majorBidi"/>
-          <w:sz w:val="24"/>
-          <w:szCs w:val="24"/>
-          <w:rtl/>
-        </w:rPr>
-        <w:t>מאפס</w:t>
-      </w:r>
-      <w:proofErr w:type="spellEnd"/>
-      <w:r>
-        <w:rPr>
-          <w:rFonts w:asciiTheme="majorBidi" w:hAnsiTheme="majorBidi" w:cstheme="majorBidi"/>
-          <w:sz w:val="24"/>
-          <w:szCs w:val="24"/>
-          <w:rtl/>
-        </w:rPr>
-        <w:t xml:space="preserve"> </w:t>
-      </w:r>
-      <w:proofErr w:type="spellStart"/>
-      <w:r>
-        <w:rPr>
-          <w:rFonts w:asciiTheme="majorBidi" w:hAnsiTheme="majorBidi" w:cstheme="majorBidi"/>
-          <w:sz w:val="24"/>
-          <w:szCs w:val="24"/>
-          <w:rtl/>
-        </w:rPr>
-        <w:t>את</w:t>
-      </w:r>
-      <w:proofErr w:type="spellEnd"/>
-      <w:r>
-        <w:rPr>
-          <w:rFonts w:asciiTheme="majorBidi" w:hAnsiTheme="majorBidi" w:cstheme="majorBidi"/>
-          <w:sz w:val="24"/>
-          <w:szCs w:val="24"/>
-          <w:rtl/>
-        </w:rPr>
-        <w:t xml:space="preserve"> </w:t>
-      </w:r>
-      <w:proofErr w:type="spellStart"/>
-      <w:r>
-        <w:rPr>
-          <w:rFonts w:asciiTheme="majorBidi" w:hAnsiTheme="majorBidi" w:cstheme="majorBidi"/>
-          <w:sz w:val="24"/>
-          <w:szCs w:val="24"/>
-          <w:rtl/>
-        </w:rPr>
-        <w:t>הלוח</w:t>
-      </w:r>
-      <w:proofErr w:type="spellEnd"/>
-      <w:r>
-        <w:rPr>
-          <w:rFonts w:asciiTheme="majorBidi" w:hAnsiTheme="majorBidi" w:cstheme="majorBidi"/>
-          <w:sz w:val="24"/>
-          <w:szCs w:val="24"/>
-          <w:rtl/>
-        </w:rPr>
-        <w:t xml:space="preserve"> ואת מצב המשחק.</w:t>
-      </w:r>
-    </w:p>
-    <w:p>
-      <w:pPr>
-        <w:bidi/>
-        <w:rPr>
-          <w:rFonts w:asciiTheme="majorBidi" w:hAnsiTheme="majorBidi" w:cstheme="majorBidi"/>
-          <w:sz w:val="24"/>
-          <w:szCs w:val="24"/>
-        </w:rPr>
-      </w:pPr>
-      <w:r>
-        <w:rPr>
-          <w:rFonts w:asciiTheme="majorBidi" w:hAnsiTheme="majorBidi" w:cstheme="majorBidi"/>
-          <w:sz w:val="24"/>
-          <w:szCs w:val="24"/>
-          <w:rtl/>
-        </w:rPr>
-        <w:t xml:space="preserve">• </w:t>
-      </w:r>
-      <w:proofErr w:type="spellStart"/>
-      <w:r>
-        <w:rPr>
-          <w:rFonts w:asciiTheme="majorBidi" w:hAnsiTheme="majorBidi" w:cstheme="majorBidi"/>
-          <w:sz w:val="24"/>
-          <w:szCs w:val="24"/>
-        </w:rPr>
-        <w:t>create_resault</w:t>
-      </w:r>
-      <w:proofErr w:type="spellEnd"/>
-      <w:r>
-        <w:rPr>
-          <w:rFonts w:asciiTheme="majorBidi" w:hAnsiTheme="majorBidi" w:cstheme="majorBidi"/>
-          <w:sz w:val="24"/>
-          <w:szCs w:val="24"/>
-        </w:rPr>
-        <w:t>()</w:t>
+      <w:proofErr w:type="gramEnd"/>
+      <w:r>
+        <w:rPr>
+          <w:rFonts w:asciiTheme="majorBidi" w:hAnsiTheme="majorBidi" w:cstheme="majorBidi"/>
+          <w:sz w:val="24"/>
+          <w:szCs w:val="24"/>
+        </w:rPr>
+        <w:t>)</w:t>
       </w:r>
       <w:r>
         <w:rPr>
@@ -6303,7 +6717,17 @@
           <w:szCs w:val="24"/>
           <w:rtl/>
         </w:rPr>
-        <w:t>calculate_board_scores</w:t>
+        <w:t>calculate_board_</w:t>
+      </w:r>
+      <w:proofErr w:type="gramStart"/>
+      <w:r>
+        <w:rPr>
+          <w:rFonts w:asciiTheme="majorBidi" w:hAnsiTheme="majorBidi" w:cstheme="majorBidi"/>
+          <w:sz w:val="24"/>
+          <w:szCs w:val="24"/>
+          <w:rtl/>
+        </w:rPr>
+        <w:t>scores</w:t>
       </w:r>
       <w:proofErr w:type="spellEnd"/>
       <w:r>
@@ -6316,6 +6740,7 @@
         <w:t>(</w:t>
       </w:r>
       <w:proofErr w:type="spellStart"/>
+      <w:proofErr w:type="gramEnd"/>
       <w:r>
         <w:rPr>
           <w:rFonts w:asciiTheme="majorBidi" w:hAnsiTheme="majorBidi" w:cstheme="majorBidi"/>
@@ -6380,50 +6805,190 @@
       <w:pPr>
         <w:bidi/>
         <w:rPr>
+          <w:rFonts w:asciiTheme="majorBidi" w:hAnsiTheme="majorBidi" w:cstheme="majorBidi"/>
+          <w:sz w:val="24"/>
+          <w:szCs w:val="24"/>
+          <w:lang w:bidi="he-IL"/>
+        </w:rPr>
+      </w:pPr>
+      <w:r>
+        <w:rPr>
+          <w:rFonts w:asciiTheme="majorBidi" w:hAnsiTheme="majorBidi" w:cstheme="majorBidi"/>
+          <w:sz w:val="24"/>
+          <w:szCs w:val="24"/>
+          <w:rtl/>
+        </w:rPr>
+        <w:t>• [</w:t>
+      </w:r>
+      <w:proofErr w:type="spellStart"/>
+      <w:r>
+        <w:rPr>
+          <w:rFonts w:asciiTheme="majorBidi" w:hAnsiTheme="majorBidi" w:cstheme="majorBidi"/>
+          <w:sz w:val="24"/>
+          <w:szCs w:val="24"/>
+          <w:rtl/>
+        </w:rPr>
+        <w:t>static</w:t>
+      </w:r>
+      <w:proofErr w:type="spellEnd"/>
+      <w:r>
+        <w:rPr>
+          <w:rFonts w:asciiTheme="majorBidi" w:hAnsiTheme="majorBidi" w:cstheme="majorBidi"/>
+          <w:sz w:val="24"/>
+          <w:szCs w:val="24"/>
+          <w:rtl/>
+        </w:rPr>
+        <w:t xml:space="preserve">] </w:t>
+      </w:r>
+      <w:proofErr w:type="spellStart"/>
+      <w:r>
+        <w:rPr>
+          <w:rFonts w:asciiTheme="majorBidi" w:hAnsiTheme="majorBidi" w:cstheme="majorBidi"/>
+          <w:sz w:val="24"/>
+          <w:szCs w:val="24"/>
+          <w:rtl/>
+        </w:rPr>
+        <w:t>board_to_key</w:t>
+      </w:r>
+      <w:proofErr w:type="spellEnd"/>
+      <w:r>
+        <w:rPr>
+          <w:rFonts w:asciiTheme="majorBidi" w:hAnsiTheme="majorBidi" w:cstheme="majorBidi"/>
+          <w:sz w:val="24"/>
+          <w:szCs w:val="24"/>
+          <w:rtl/>
+        </w:rPr>
+        <w:t>(</w:t>
+      </w:r>
+      <w:proofErr w:type="spellStart"/>
+      <w:r>
+        <w:rPr>
+          <w:rFonts w:asciiTheme="majorBidi" w:hAnsiTheme="majorBidi" w:cstheme="majorBidi"/>
+          <w:sz w:val="24"/>
+          <w:szCs w:val="24"/>
+          <w:rtl/>
+        </w:rPr>
+        <w:t>board_array</w:t>
+      </w:r>
+      <w:proofErr w:type="spellEnd"/>
+      <w:r>
+        <w:rPr>
+          <w:rFonts w:asciiTheme="majorBidi" w:hAnsiTheme="majorBidi" w:cstheme="majorBidi"/>
+          <w:sz w:val="24"/>
+          <w:szCs w:val="24"/>
+          <w:rtl/>
+        </w:rPr>
+        <w:t xml:space="preserve">) – </w:t>
+      </w:r>
+      <w:proofErr w:type="spellStart"/>
+      <w:r>
+        <w:rPr>
+          <w:rFonts w:asciiTheme="majorBidi" w:hAnsiTheme="majorBidi" w:cstheme="majorBidi"/>
+          <w:sz w:val="24"/>
+          <w:szCs w:val="24"/>
+          <w:rtl/>
+        </w:rPr>
+        <w:t>ממיר</w:t>
+      </w:r>
+      <w:proofErr w:type="spellEnd"/>
+      <w:r>
+        <w:rPr>
+          <w:rFonts w:asciiTheme="majorBidi" w:hAnsiTheme="majorBidi" w:cstheme="majorBidi"/>
+          <w:sz w:val="24"/>
+          <w:szCs w:val="24"/>
+          <w:rtl/>
+        </w:rPr>
+        <w:t xml:space="preserve"> </w:t>
+      </w:r>
+      <w:proofErr w:type="spellStart"/>
+      <w:r>
+        <w:rPr>
+          <w:rFonts w:asciiTheme="majorBidi" w:hAnsiTheme="majorBidi" w:cstheme="majorBidi"/>
+          <w:sz w:val="24"/>
+          <w:szCs w:val="24"/>
+          <w:rtl/>
+        </w:rPr>
+        <w:t>מערך</w:t>
+      </w:r>
+      <w:proofErr w:type="spellEnd"/>
+      <w:r>
+        <w:rPr>
+          <w:rFonts w:asciiTheme="majorBidi" w:hAnsiTheme="majorBidi" w:cstheme="majorBidi"/>
+          <w:sz w:val="24"/>
+          <w:szCs w:val="24"/>
+          <w:rtl/>
+        </w:rPr>
+        <w:t xml:space="preserve"> </w:t>
+      </w:r>
+      <w:proofErr w:type="spellStart"/>
+      <w:r>
+        <w:rPr>
+          <w:rFonts w:asciiTheme="majorBidi" w:hAnsiTheme="majorBidi" w:cstheme="majorBidi"/>
+          <w:sz w:val="24"/>
+          <w:szCs w:val="24"/>
+          <w:rtl/>
+        </w:rPr>
+        <w:t>לוח</w:t>
+      </w:r>
+      <w:proofErr w:type="spellEnd"/>
+      <w:r>
+        <w:rPr>
+          <w:rFonts w:asciiTheme="majorBidi" w:hAnsiTheme="majorBidi" w:cstheme="majorBidi"/>
+          <w:sz w:val="24"/>
+          <w:szCs w:val="24"/>
+          <w:rtl/>
+        </w:rPr>
+        <w:t xml:space="preserve"> </w:t>
+      </w:r>
+      <w:proofErr w:type="spellStart"/>
+      <w:r>
+        <w:rPr>
+          <w:rFonts w:asciiTheme="majorBidi" w:hAnsiTheme="majorBidi" w:cstheme="majorBidi"/>
+          <w:sz w:val="24"/>
+          <w:szCs w:val="24"/>
+          <w:rtl/>
+        </w:rPr>
+        <w:t>למפתח</w:t>
+      </w:r>
+      <w:proofErr w:type="spellEnd"/>
+      <w:r>
+        <w:rPr>
           <w:rFonts w:asciiTheme="majorBidi" w:hAnsiTheme="majorBidi" w:cstheme="majorBidi" w:hint="cs"/>
           <w:sz w:val="24"/>
           <w:szCs w:val="24"/>
-          <w:lang w:bidi="he-IL"/>
-        </w:rPr>
-      </w:pPr>
-      <w:r>
-        <w:rPr>
-          <w:rFonts w:asciiTheme="majorBidi" w:hAnsiTheme="majorBidi" w:cstheme="majorBidi"/>
-          <w:sz w:val="24"/>
-          <w:szCs w:val="24"/>
-          <w:rtl/>
-        </w:rPr>
-        <w:t>• [</w:t>
-      </w:r>
-      <w:proofErr w:type="spellStart"/>
-      <w:r>
-        <w:rPr>
-          <w:rFonts w:asciiTheme="majorBidi" w:hAnsiTheme="majorBidi" w:cstheme="majorBidi"/>
-          <w:sz w:val="24"/>
-          <w:szCs w:val="24"/>
-          <w:rtl/>
-        </w:rPr>
-        <w:t>static</w:t>
-      </w:r>
-      <w:proofErr w:type="spellEnd"/>
-      <w:r>
-        <w:rPr>
-          <w:rFonts w:asciiTheme="majorBidi" w:hAnsiTheme="majorBidi" w:cstheme="majorBidi"/>
-          <w:sz w:val="24"/>
-          <w:szCs w:val="24"/>
-          <w:rtl/>
-        </w:rPr>
-        <w:t xml:space="preserve">] </w:t>
-      </w:r>
-      <w:proofErr w:type="spellStart"/>
-      <w:r>
-        <w:rPr>
-          <w:rFonts w:asciiTheme="majorBidi" w:hAnsiTheme="majorBidi" w:cstheme="majorBidi"/>
-          <w:sz w:val="24"/>
-          <w:szCs w:val="24"/>
-          <w:rtl/>
-        </w:rPr>
-        <w:t>board_to_key</w:t>
+          <w:rtl/>
+          <w:lang w:bidi="he-IL"/>
+        </w:rPr>
+        <w:t xml:space="preserve"> למילון:</w:t>
+      </w:r>
+    </w:p>
+    <w:p>
+      <w:pPr>
+        <w:bidi/>
+        <w:rPr>
+          <w:rFonts w:asciiTheme="majorBidi" w:hAnsiTheme="majorBidi" w:cstheme="majorBidi"/>
+          <w:sz w:val="24"/>
+          <w:szCs w:val="24"/>
+        </w:rPr>
+      </w:pPr>
+      <w:r>
+        <w:rPr>
+          <w:rFonts w:asciiTheme="majorBidi" w:hAnsiTheme="majorBidi" w:cstheme="majorBidi"/>
+          <w:sz w:val="24"/>
+          <w:szCs w:val="24"/>
+          <w:rtl/>
+        </w:rPr>
+        <w:t xml:space="preserve"> </w:t>
+      </w:r>
+      <w:proofErr w:type="spellStart"/>
+      <w:r>
+        <w:rPr>
+          <w:rFonts w:asciiTheme="majorBidi" w:hAnsiTheme="majorBidi" w:cstheme="majorBidi"/>
+          <w:sz w:val="24"/>
+          <w:szCs w:val="24"/>
+          <w:rtl/>
+        </w:rPr>
+        <w:t>str</w:t>
       </w:r>
       <w:proofErr w:type="spellEnd"/>
       <w:r>
@@ -6436,136 +7001,18 @@
         <w:t>(</w:t>
       </w:r>
       <w:proofErr w:type="spellStart"/>
-      <w:r>
-        <w:rPr>
-          <w:rFonts w:asciiTheme="majorBidi" w:hAnsiTheme="majorBidi" w:cstheme="majorBidi"/>
-          <w:sz w:val="24"/>
-          <w:szCs w:val="24"/>
-          <w:rtl/>
-        </w:rPr>
-        <w:t>board_array</w:t>
-      </w:r>
-      <w:proofErr w:type="spellEnd"/>
-      <w:r>
-        <w:rPr>
-          <w:rFonts w:asciiTheme="majorBidi" w:hAnsiTheme="majorBidi" w:cstheme="majorBidi"/>
-          <w:sz w:val="24"/>
-          <w:szCs w:val="24"/>
-          <w:rtl/>
-        </w:rPr>
-        <w:t xml:space="preserve">) – </w:t>
-      </w:r>
-      <w:proofErr w:type="spellStart"/>
-      <w:r>
-        <w:rPr>
-          <w:rFonts w:asciiTheme="majorBidi" w:hAnsiTheme="majorBidi" w:cstheme="majorBidi"/>
-          <w:sz w:val="24"/>
-          <w:szCs w:val="24"/>
-          <w:rtl/>
-        </w:rPr>
-        <w:t>ממיר</w:t>
-      </w:r>
-      <w:proofErr w:type="spellEnd"/>
-      <w:r>
-        <w:rPr>
-          <w:rFonts w:asciiTheme="majorBidi" w:hAnsiTheme="majorBidi" w:cstheme="majorBidi"/>
-          <w:sz w:val="24"/>
-          <w:szCs w:val="24"/>
-          <w:rtl/>
-        </w:rPr>
-        <w:t xml:space="preserve"> </w:t>
-      </w:r>
-      <w:proofErr w:type="spellStart"/>
-      <w:r>
-        <w:rPr>
-          <w:rFonts w:asciiTheme="majorBidi" w:hAnsiTheme="majorBidi" w:cstheme="majorBidi"/>
-          <w:sz w:val="24"/>
-          <w:szCs w:val="24"/>
-          <w:rtl/>
-        </w:rPr>
-        <w:t>מערך</w:t>
-      </w:r>
-      <w:proofErr w:type="spellEnd"/>
-      <w:r>
-        <w:rPr>
-          <w:rFonts w:asciiTheme="majorBidi" w:hAnsiTheme="majorBidi" w:cstheme="majorBidi"/>
-          <w:sz w:val="24"/>
-          <w:szCs w:val="24"/>
-          <w:rtl/>
-        </w:rPr>
-        <w:t xml:space="preserve"> </w:t>
-      </w:r>
-      <w:proofErr w:type="spellStart"/>
-      <w:r>
-        <w:rPr>
-          <w:rFonts w:asciiTheme="majorBidi" w:hAnsiTheme="majorBidi" w:cstheme="majorBidi"/>
-          <w:sz w:val="24"/>
-          <w:szCs w:val="24"/>
-          <w:rtl/>
-        </w:rPr>
-        <w:t>לוח</w:t>
-      </w:r>
-      <w:proofErr w:type="spellEnd"/>
-      <w:r>
-        <w:rPr>
-          <w:rFonts w:asciiTheme="majorBidi" w:hAnsiTheme="majorBidi" w:cstheme="majorBidi"/>
-          <w:sz w:val="24"/>
-          <w:szCs w:val="24"/>
-          <w:rtl/>
-        </w:rPr>
-        <w:t xml:space="preserve"> </w:t>
-      </w:r>
-      <w:proofErr w:type="spellStart"/>
-      <w:r>
-        <w:rPr>
-          <w:rFonts w:asciiTheme="majorBidi" w:hAnsiTheme="majorBidi" w:cstheme="majorBidi"/>
-          <w:sz w:val="24"/>
-          <w:szCs w:val="24"/>
-          <w:rtl/>
-        </w:rPr>
-        <w:t>למפתח</w:t>
-      </w:r>
-      <w:proofErr w:type="spellEnd"/>
-      <w:r>
-        <w:rPr>
-          <w:rFonts w:asciiTheme="majorBidi" w:hAnsiTheme="majorBidi" w:cstheme="majorBidi" w:hint="cs"/>
-          <w:sz w:val="24"/>
-          <w:szCs w:val="24"/>
-          <w:rtl/>
-          <w:lang w:bidi="he-IL"/>
-        </w:rPr>
-        <w:t xml:space="preserve"> למילון:</w:t>
-      </w:r>
-    </w:p>
-    <w:p>
-      <w:pPr>
-        <w:bidi/>
-        <w:rPr>
-          <w:rFonts w:asciiTheme="majorBidi" w:hAnsiTheme="majorBidi" w:cstheme="majorBidi"/>
-          <w:sz w:val="24"/>
-          <w:szCs w:val="24"/>
-        </w:rPr>
-      </w:pPr>
-      <w:r>
-        <w:rPr>
-          <w:rFonts w:asciiTheme="majorBidi" w:hAnsiTheme="majorBidi" w:cstheme="majorBidi"/>
-          <w:sz w:val="24"/>
-          <w:szCs w:val="24"/>
-          <w:rtl/>
-        </w:rPr>
-        <w:t xml:space="preserve"> </w:t>
-      </w:r>
-      <w:proofErr w:type="spellStart"/>
-      <w:r>
-        <w:rPr>
-          <w:rFonts w:asciiTheme="majorBidi" w:hAnsiTheme="majorBidi" w:cstheme="majorBidi"/>
-          <w:sz w:val="24"/>
-          <w:szCs w:val="24"/>
-          <w:rtl/>
-        </w:rPr>
-        <w:t>str</w:t>
-      </w:r>
-      <w:proofErr w:type="spellEnd"/>
+      <w:proofErr w:type="gramStart"/>
+      <w:r>
+        <w:rPr>
+          <w:rFonts w:asciiTheme="majorBidi" w:hAnsiTheme="majorBidi" w:cstheme="majorBidi"/>
+          <w:sz w:val="24"/>
+          <w:szCs w:val="24"/>
+          <w:rtl/>
+        </w:rPr>
+        <w:t>array.flatten</w:t>
+      </w:r>
+      <w:proofErr w:type="spellEnd"/>
+      <w:proofErr w:type="gramEnd"/>
       <w:r>
         <w:rPr>
           <w:rFonts w:asciiTheme="majorBidi" w:hAnsiTheme="majorBidi" w:cstheme="majorBidi"/>
@@ -6575,25 +7022,15 @@
         </w:rPr>
         <w:t>(</w:t>
       </w:r>
-      <w:proofErr w:type="spellStart"/>
-      <w:r>
-        <w:rPr>
-          <w:rFonts w:asciiTheme="majorBidi" w:hAnsiTheme="majorBidi" w:cstheme="majorBidi"/>
-          <w:sz w:val="24"/>
-          <w:szCs w:val="24"/>
-          <w:rtl/>
-        </w:rPr>
-        <w:t>array.flatten</w:t>
-      </w:r>
-      <w:proofErr w:type="spellEnd"/>
-      <w:r>
-        <w:rPr>
-          <w:rFonts w:asciiTheme="majorBidi" w:hAnsiTheme="majorBidi" w:cstheme="majorBidi"/>
-          <w:sz w:val="24"/>
-          <w:szCs w:val="24"/>
-          <w:rtl/>
-        </w:rPr>
-        <w:t>().</w:t>
+      <w:proofErr w:type="gramStart"/>
+      <w:r>
+        <w:rPr>
+          <w:rFonts w:asciiTheme="majorBidi" w:hAnsiTheme="majorBidi" w:cstheme="majorBidi"/>
+          <w:sz w:val="24"/>
+          <w:szCs w:val="24"/>
+          <w:rtl/>
+        </w:rPr>
+        <w:t>).</w:t>
       </w:r>
       <w:proofErr w:type="spellStart"/>
       <w:r>
@@ -6606,6 +7043,7 @@
         <w:t>tolist</w:t>
       </w:r>
       <w:proofErr w:type="spellEnd"/>
+      <w:proofErr w:type="gramEnd"/>
       <w:r>
         <w:rPr>
           <w:rFonts w:asciiTheme="majorBidi" w:hAnsiTheme="majorBidi" w:cstheme="majorBidi"/>
@@ -7807,7 +8245,7 @@
       <w:pPr>
         <w:bidi/>
         <w:rPr>
-          <w:rFonts w:asciiTheme="majorBidi" w:hAnsiTheme="majorBidi" w:cstheme="majorBidi" w:hint="cs"/>
+          <w:rFonts w:asciiTheme="majorBidi" w:hAnsiTheme="majorBidi" w:cstheme="majorBidi"/>
           <w:sz w:val="24"/>
           <w:szCs w:val="24"/>
           <w:rtl/>
@@ -8337,17 +8775,7 @@
           <w:rtl/>
           <w:lang w:bidi="he-IL"/>
         </w:rPr>
-        <w:t xml:space="preserve">, שחקן זה הוא </w:t>
-      </w:r>
-      <w:r>
-        <w:rPr>
-          <w:rFonts w:asciiTheme="majorBidi" w:hAnsiTheme="majorBidi" w:cstheme="majorBidi" w:hint="cs"/>
-          <w:sz w:val="24"/>
-          <w:szCs w:val="24"/>
-          <w:rtl/>
-          <w:lang w:bidi="he-IL"/>
-        </w:rPr>
-        <w:t>לוגי לחלוטין ולא כולל בינה מלאכותית בשום צורה.</w:t>
+        <w:t>, שחקן זה הוא לוגי לחלוטין ולא כולל בינה מלאכותית בשום צורה.</w:t>
       </w:r>
     </w:p>
     <w:p>
@@ -8366,7 +8794,7 @@
       <w:pPr>
         <w:bidi/>
         <w:rPr>
-          <w:rFonts w:asciiTheme="majorBidi" w:hAnsiTheme="majorBidi" w:cstheme="majorBidi" w:hint="cs"/>
+          <w:rFonts w:asciiTheme="majorBidi" w:hAnsiTheme="majorBidi" w:cstheme="majorBidi"/>
           <w:sz w:val="24"/>
           <w:szCs w:val="24"/>
           <w:rtl/>
@@ -8812,18 +9240,49 @@
       <w:pPr>
         <w:bidi/>
         <w:rPr>
+          <w:rFonts w:asciiTheme="majorBidi" w:hAnsiTheme="majorBidi" w:cstheme="majorBidi"/>
+          <w:rtl/>
+          <w:lang w:bidi="he-IL"/>
+        </w:rPr>
+      </w:pPr>
+      <w:r>
+        <w:rPr>
           <w:rFonts w:asciiTheme="majorBidi" w:hAnsiTheme="majorBidi" w:cstheme="majorBidi" w:hint="cs"/>
           <w:rtl/>
           <w:lang w:bidi="he-IL"/>
         </w:rPr>
-      </w:pPr>
+        <w:t xml:space="preserve">התכנון המקורי היה לעשות 3 שלבים. הראשון הוא שני שחקנים רנדומליים(מה שעדין השלב הראשון), אחרי זה שני שחקני </w:t>
+      </w:r>
+      <w:r>
+        <w:rPr>
+          <w:rFonts w:asciiTheme="majorBidi" w:hAnsiTheme="majorBidi" w:cstheme="majorBidi"/>
+          <w:lang w:bidi="he-IL"/>
+        </w:rPr>
+        <w:t>Greedy</w:t>
+      </w:r>
       <w:r>
         <w:rPr>
           <w:rFonts w:asciiTheme="majorBidi" w:hAnsiTheme="majorBidi" w:cstheme="majorBidi" w:hint="cs"/>
           <w:rtl/>
           <w:lang w:bidi="he-IL"/>
         </w:rPr>
-        <w:t xml:space="preserve">התכנון המקורי היה לעשות 3 שלבים. הראשון הוא שני שחקנים רנדומליים(מה שעדין השלב הראשון), אחרי זה שני שחקני </w:t>
+        <w:t xml:space="preserve"> המבוססים על המילון הרנדומלי, ואז השלב השלישי הוא שני שחקנים היוריסטיי</w:t>
+      </w:r>
+      <w:r>
+        <w:rPr>
+          <w:rFonts w:asciiTheme="majorBidi" w:hAnsiTheme="majorBidi" w:cstheme="majorBidi"/>
+          <w:rtl/>
+          <w:lang w:bidi="he-IL"/>
+        </w:rPr>
+        <w:t>ם</w:t>
+      </w:r>
+      <w:r>
+        <w:rPr>
+          <w:rFonts w:asciiTheme="majorBidi" w:hAnsiTheme="majorBidi" w:cstheme="majorBidi" w:hint="cs"/>
+          <w:rtl/>
+          <w:lang w:bidi="he-IL"/>
+        </w:rPr>
+        <w:t xml:space="preserve"> המבוססים על המילון ה</w:t>
       </w:r>
       <w:r>
         <w:rPr>
@@ -8838,15 +9297,15 @@
           <w:rtl/>
           <w:lang w:bidi="he-IL"/>
         </w:rPr>
-        <w:t xml:space="preserve"> המבוססים על המילון הרנדומלי, ואז השלב השלישי הוא שני שחקנים היוריסטיי</w:t>
-      </w:r>
-      <w:r>
-        <w:rPr>
-          <w:rFonts w:asciiTheme="majorBidi" w:hAnsiTheme="majorBidi" w:cstheme="majorBidi"/>
-          <w:rtl/>
-          <w:lang w:bidi="he-IL"/>
-        </w:rPr>
-        <w:t>ם</w:t>
+        <w:t>. אך אחרי כמה ניסיונו</w:t>
+      </w:r>
+      <w:r>
+        <w:rPr>
+          <w:rFonts w:asciiTheme="majorBidi" w:hAnsiTheme="majorBidi" w:cstheme="majorBidi"/>
+          <w:rtl/>
+          <w:lang w:bidi="he-IL"/>
+        </w:rPr>
+        <w:t>ת</w:t>
       </w:r>
       <w:r>
         <w:rPr>
@@ -8854,7 +9313,7 @@
           <w:rtl/>
           <w:lang w:bidi="he-IL"/>
         </w:rPr>
-        <w:t xml:space="preserve"> המבוססים על המילון ה</w:t>
+        <w:t xml:space="preserve"> התגלה שבגלל שהשחקן ה </w:t>
       </w:r>
       <w:r>
         <w:rPr>
@@ -8869,15 +9328,14 @@
           <w:rtl/>
           <w:lang w:bidi="he-IL"/>
         </w:rPr>
-        <w:t>. אך אחרי כמה ניסיונו</w:t>
-      </w:r>
-      <w:r>
-        <w:rPr>
-          <w:rFonts w:asciiTheme="majorBidi" w:hAnsiTheme="majorBidi" w:cstheme="majorBidi"/>
-          <w:rtl/>
-          <w:lang w:bidi="he-IL"/>
-        </w:rPr>
-        <w:t>ת</w:t>
+        <w:t xml:space="preserve"> חוזר על הרבה מהלכים (בגלל שרוב המהלכים המנצחים הם דומים מאוד), מה שהוביל למילון יחסית קטן בסוף. כשהשחקן היוריסטי התבסס על מילון זה, הוא היה יותר גרוע מכך שהתבסס על המילון הרנדומאלי, ולכן אין שלב שני של שני שחקני </w:t>
+      </w:r>
+      <w:r>
+        <w:rPr>
+          <w:rFonts w:asciiTheme="majorBidi" w:hAnsiTheme="majorBidi" w:cstheme="majorBidi"/>
+          <w:lang w:bidi="he-IL"/>
+        </w:rPr>
+        <w:t>Greedy</w:t>
       </w:r>
       <w:r>
         <w:rPr>
@@ -8885,36 +9343,6 @@
           <w:rtl/>
           <w:lang w:bidi="he-IL"/>
         </w:rPr>
-        <w:t xml:space="preserve"> התגלה שבגלל שהשחקן ה </w:t>
-      </w:r>
-      <w:r>
-        <w:rPr>
-          <w:rFonts w:asciiTheme="majorBidi" w:hAnsiTheme="majorBidi" w:cstheme="majorBidi"/>
-          <w:lang w:bidi="he-IL"/>
-        </w:rPr>
-        <w:t>Greedy</w:t>
-      </w:r>
-      <w:r>
-        <w:rPr>
-          <w:rFonts w:asciiTheme="majorBidi" w:hAnsiTheme="majorBidi" w:cstheme="majorBidi" w:hint="cs"/>
-          <w:rtl/>
-          <w:lang w:bidi="he-IL"/>
-        </w:rPr>
-        <w:t xml:space="preserve"> חוזר על הרבה מהלכים (בגלל שרוב המהלכים המנצחים הם דומים מאוד), מה שהוביל למילון יחסית קטן בסוף. כשהשחקן היוריסטי התבסס על מילון זה, הוא היה יותר גרוע מכך שהתבסס על המילון הרנדומאלי, ולכן אין שלב שני של שני שחקני </w:t>
-      </w:r>
-      <w:r>
-        <w:rPr>
-          <w:rFonts w:asciiTheme="majorBidi" w:hAnsiTheme="majorBidi" w:cstheme="majorBidi"/>
-          <w:lang w:bidi="he-IL"/>
-        </w:rPr>
-        <w:t>Greedy</w:t>
-      </w:r>
-      <w:r>
-        <w:rPr>
-          <w:rFonts w:asciiTheme="majorBidi" w:hAnsiTheme="majorBidi" w:cstheme="majorBidi" w:hint="cs"/>
-          <w:rtl/>
-          <w:lang w:bidi="he-IL"/>
-        </w:rPr>
         <w:t xml:space="preserve"> אחד נגד השני.</w:t>
       </w:r>
     </w:p>
@@ -9002,7 +9430,7 @@
       <w:pPr>
         <w:bidi/>
         <w:rPr>
-          <w:rFonts w:asciiTheme="majorBidi" w:hAnsiTheme="majorBidi" w:cstheme="majorBidi" w:hint="cs"/>
+          <w:rFonts w:asciiTheme="majorBidi" w:hAnsiTheme="majorBidi" w:cstheme="majorBidi"/>
           <w:lang w:bidi="he-IL"/>
         </w:rPr>
       </w:pPr>
@@ -9102,6 +9530,7 @@
         <w:bidi/>
         <w:rPr>
           <w:rFonts w:asciiTheme="majorBidi" w:hAnsiTheme="majorBidi" w:cstheme="majorBidi"/>
+          <w:sz w:val="24"/>
         </w:rPr>
       </w:pPr>
       <w:proofErr w:type="spellStart"/>
@@ -9605,7 +10034,94 @@
           <w:sz w:val="24"/>
           <w:rtl/>
         </w:rPr>
-        <w:t>. הסוכן NeuralAI משתמש במודל זה בזמן אמת: לכל מהלך אפשרי הוא מחשב את ה-score ובוחר את המהלך עם הציון הגבוה ביותר (Greedy Policy).</w:t>
+        <w:t xml:space="preserve">. הסוכן NeuralAI משתמש במודל זה בזמן אמת: לכל מהלך אפשרי הוא מחשב את ה-score ובוחר את המהלך עם הציון </w:t>
+      </w:r>
+      <w:proofErr w:type="spellStart"/>
+      <w:r>
+        <w:rPr>
+          <w:rFonts w:asciiTheme="majorBidi" w:hAnsiTheme="majorBidi" w:cstheme="majorBidi"/>
+          <w:sz w:val="24"/>
+          <w:rtl/>
+        </w:rPr>
+        <w:t>הגבוה</w:t>
+      </w:r>
+      <w:proofErr w:type="spellEnd"/>
+      <w:r>
+        <w:rPr>
+          <w:rFonts w:asciiTheme="majorBidi" w:hAnsiTheme="majorBidi" w:cstheme="majorBidi"/>
+          <w:sz w:val="24"/>
+          <w:rtl/>
+        </w:rPr>
+        <w:t xml:space="preserve"> </w:t>
+      </w:r>
+      <w:proofErr w:type="spellStart"/>
+      <w:r>
+        <w:rPr>
+          <w:rFonts w:asciiTheme="majorBidi" w:hAnsiTheme="majorBidi" w:cstheme="majorBidi"/>
+          <w:sz w:val="24"/>
+          <w:rtl/>
+        </w:rPr>
+        <w:t>ביותר</w:t>
+      </w:r>
+      <w:proofErr w:type="spellEnd"/>
+      <w:r>
+        <w:rPr>
+          <w:rFonts w:asciiTheme="majorBidi" w:hAnsiTheme="majorBidi" w:cstheme="majorBidi"/>
+          <w:sz w:val="24"/>
+          <w:rtl/>
+        </w:rPr>
+        <w:t xml:space="preserve"> (</w:t>
+      </w:r>
+      <w:proofErr w:type="spellStart"/>
+      <w:r>
+        <w:rPr>
+          <w:rFonts w:asciiTheme="majorBidi" w:hAnsiTheme="majorBidi" w:cstheme="majorBidi"/>
+          <w:sz w:val="24"/>
+          <w:rtl/>
+        </w:rPr>
+        <w:t>Greedy</w:t>
+      </w:r>
+      <w:proofErr w:type="spellEnd"/>
+      <w:r>
+        <w:rPr>
+          <w:rFonts w:asciiTheme="majorBidi" w:hAnsiTheme="majorBidi" w:cstheme="majorBidi"/>
+          <w:sz w:val="24"/>
+          <w:rtl/>
+        </w:rPr>
+        <w:t xml:space="preserve"> </w:t>
+      </w:r>
+      <w:proofErr w:type="spellStart"/>
+      <w:r>
+        <w:rPr>
+          <w:rFonts w:asciiTheme="majorBidi" w:hAnsiTheme="majorBidi" w:cstheme="majorBidi"/>
+          <w:sz w:val="24"/>
+          <w:rtl/>
+        </w:rPr>
+        <w:t>Policy</w:t>
+      </w:r>
+      <w:proofErr w:type="spellEnd"/>
+      <w:r>
+        <w:rPr>
+          <w:rFonts w:asciiTheme="majorBidi" w:hAnsiTheme="majorBidi" w:cstheme="majorBidi"/>
+          <w:sz w:val="24"/>
+          <w:rtl/>
+        </w:rPr>
+        <w:t>).</w:t>
+      </w:r>
+    </w:p>
+    <w:p>
+      <w:pPr>
+        <w:bidi/>
+        <w:rPr>
+          <w:rFonts w:asciiTheme="majorBidi" w:hAnsiTheme="majorBidi" w:cstheme="majorBidi"/>
+        </w:rPr>
+      </w:pPr>
+      <w:r>
+        <w:rPr>
+          <w:rFonts w:asciiTheme="majorBidi" w:hAnsiTheme="majorBidi" w:cstheme="majorBidi"/>
+          <w:sz w:val="24"/>
+        </w:rPr>
+        <w:t>tanh</w:t>
       </w:r>
     </w:p>
     <w:p>
@@ -9653,7 +10169,79 @@
           <w:sz w:val="24"/>
           <w:rtl/>
         </w:rPr>
-        <w:t>Input (49)  →  Linear(49→128)  →  LeakyReLU(0.01)</w:t>
+        <w:t>Input (49</w:t>
+      </w:r>
+      <w:proofErr w:type="gramStart"/>
+      <w:r>
+        <w:rPr>
+          <w:rFonts w:asciiTheme="majorBidi" w:hAnsiTheme="majorBidi" w:cstheme="majorBidi"/>
+          <w:sz w:val="24"/>
+          <w:rtl/>
+        </w:rPr>
+        <w:t>)  →</w:t>
+      </w:r>
+      <w:proofErr w:type="gramEnd"/>
+      <w:r>
+        <w:rPr>
+          <w:rFonts w:asciiTheme="majorBidi" w:hAnsiTheme="majorBidi" w:cstheme="majorBidi"/>
+          <w:sz w:val="24"/>
+          <w:rtl/>
+        </w:rPr>
+        <w:t xml:space="preserve">  </w:t>
+      </w:r>
+      <w:proofErr w:type="gramStart"/>
+      <w:r>
+        <w:rPr>
+          <w:rFonts w:asciiTheme="majorBidi" w:hAnsiTheme="majorBidi" w:cstheme="majorBidi"/>
+          <w:sz w:val="24"/>
+          <w:rtl/>
+        </w:rPr>
+        <w:t>Linear(</w:t>
+      </w:r>
+      <w:proofErr w:type="gramEnd"/>
+      <w:r>
+        <w:rPr>
+          <w:rFonts w:asciiTheme="majorBidi" w:hAnsiTheme="majorBidi" w:cstheme="majorBidi"/>
+          <w:sz w:val="24"/>
+          <w:rtl/>
+        </w:rPr>
+        <w:t>49→128</w:t>
+      </w:r>
+      <w:proofErr w:type="gramStart"/>
+      <w:r>
+        <w:rPr>
+          <w:rFonts w:asciiTheme="majorBidi" w:hAnsiTheme="majorBidi" w:cstheme="majorBidi"/>
+          <w:sz w:val="24"/>
+          <w:rtl/>
+        </w:rPr>
+        <w:t>)  →</w:t>
+      </w:r>
+      <w:proofErr w:type="gramEnd"/>
+      <w:r>
+        <w:rPr>
+          <w:rFonts w:asciiTheme="majorBidi" w:hAnsiTheme="majorBidi" w:cstheme="majorBidi"/>
+          <w:sz w:val="24"/>
+          <w:rtl/>
+        </w:rPr>
+        <w:t xml:space="preserve">  </w:t>
+      </w:r>
+      <w:proofErr w:type="gramStart"/>
+      <w:r>
+        <w:rPr>
+          <w:rFonts w:asciiTheme="majorBidi" w:hAnsiTheme="majorBidi" w:cstheme="majorBidi"/>
+          <w:sz w:val="24"/>
+          <w:rtl/>
+        </w:rPr>
+        <w:t>LeakyReLU(</w:t>
+      </w:r>
+      <w:proofErr w:type="gramEnd"/>
+      <w:r>
+        <w:rPr>
+          <w:rFonts w:asciiTheme="majorBidi" w:hAnsiTheme="majorBidi" w:cstheme="majorBidi"/>
+          <w:sz w:val="24"/>
+          <w:rtl/>
+        </w:rPr>
+        <w:t>0.01)</w:t>
       </w:r>
     </w:p>
     <w:p>
@@ -9669,24 +10257,106 @@
           <w:sz w:val="24"/>
           <w:rtl/>
         </w:rPr>
-        <w:t xml:space="preserve">           →  Linear(128→64)   →  LeakyReLU(0.01)</w:t>
-      </w:r>
+        <w:t xml:space="preserve">           </w:t>
+      </w:r>
+      <w:proofErr w:type="gramStart"/>
+      <w:r>
+        <w:rPr>
+          <w:rFonts w:asciiTheme="majorBidi" w:hAnsiTheme="majorBidi" w:cstheme="majorBidi"/>
+          <w:sz w:val="24"/>
+          <w:rtl/>
+        </w:rPr>
+        <w:t>→  Linear</w:t>
+      </w:r>
+      <w:proofErr w:type="gramEnd"/>
+      <w:r>
+        <w:rPr>
+          <w:rFonts w:asciiTheme="majorBidi" w:hAnsiTheme="majorBidi" w:cstheme="majorBidi"/>
+          <w:sz w:val="24"/>
+          <w:rtl/>
+        </w:rPr>
+        <w:t xml:space="preserve">(128→64)   </w:t>
+      </w:r>
+      <w:proofErr w:type="gramStart"/>
+      <w:r>
+        <w:rPr>
+          <w:rFonts w:asciiTheme="majorBidi" w:hAnsiTheme="majorBidi" w:cstheme="majorBidi"/>
+          <w:sz w:val="24"/>
+          <w:rtl/>
+        </w:rPr>
+        <w:t>→  LeakyReLU</w:t>
+      </w:r>
+      <w:proofErr w:type="gramEnd"/>
+      <w:r>
+        <w:rPr>
+          <w:rFonts w:asciiTheme="majorBidi" w:hAnsiTheme="majorBidi" w:cstheme="majorBidi"/>
+          <w:sz w:val="24"/>
+          <w:rtl/>
+        </w:rPr>
+        <w:t>(0.01)</w:t>
+      </w:r>
+    </w:p>
+    <w:p>
+      <w:pPr>
+        <w:jc w:val="center"/>
+        <w:rPr>
+          <w:rFonts w:asciiTheme="majorBidi" w:hAnsiTheme="majorBidi" w:cstheme="majorBidi"/>
+        </w:rPr>
+      </w:pPr>
+      <w:proofErr w:type="gramStart"/>
+      <w:r>
+        <w:rPr>
+          <w:rFonts w:asciiTheme="majorBidi" w:hAnsiTheme="majorBidi" w:cstheme="majorBidi"/>
+          <w:sz w:val="24"/>
+          <w:rtl/>
+        </w:rPr>
+        <w:t xml:space="preserve">→  </w:t>
+      </w:r>
+      <w:proofErr w:type="spellStart"/>
+      <w:r>
+        <w:rPr>
+          <w:rFonts w:asciiTheme="majorBidi" w:hAnsiTheme="majorBidi" w:cstheme="majorBidi"/>
+          <w:sz w:val="24"/>
+          <w:rtl/>
+        </w:rPr>
+        <w:t>Linear</w:t>
+      </w:r>
+      <w:proofErr w:type="spellEnd"/>
+      <w:proofErr w:type="gramEnd"/>
+      <w:r>
+        <w:rPr>
+          <w:rFonts w:asciiTheme="majorBidi" w:hAnsiTheme="majorBidi" w:cstheme="majorBidi"/>
+          <w:sz w:val="24"/>
+          <w:rtl/>
+        </w:rPr>
+        <w:t xml:space="preserve">(64→1)     </w:t>
+      </w:r>
+      <w:proofErr w:type="gramStart"/>
+      <w:r>
+        <w:rPr>
+          <w:rFonts w:asciiTheme="majorBidi" w:hAnsiTheme="majorBidi" w:cstheme="majorBidi"/>
+          <w:sz w:val="24"/>
+          <w:rtl/>
+        </w:rPr>
+        <w:t xml:space="preserve">→  </w:t>
+      </w:r>
+      <w:r>
+        <w:rPr>
+          <w:rFonts w:asciiTheme="majorBidi" w:hAnsiTheme="majorBidi" w:cstheme="majorBidi"/>
+          <w:sz w:val="24"/>
+        </w:rPr>
+        <w:t>tanh</w:t>
+      </w:r>
+      <w:proofErr w:type="gramEnd"/>
     </w:p>
     <w:p>
       <w:pPr>
         <w:bidi/>
         <w:rPr>
-          <w:rFonts w:asciiTheme="majorBidi" w:hAnsiTheme="majorBidi" w:cstheme="majorBidi"/>
-        </w:rPr>
-      </w:pPr>
-      <w:r>
-        <w:rPr>
-          <w:rFonts w:asciiTheme="majorBidi" w:hAnsiTheme="majorBidi" w:cstheme="majorBidi"/>
-          <w:sz w:val="24"/>
-          <w:rtl/>
-        </w:rPr>
-        <w:t xml:space="preserve">           →  Linear(64→1)     →  Sigmoid</w:t>
-      </w:r>
+          <w:rFonts w:asciiTheme="majorBidi" w:hAnsiTheme="majorBidi" w:cstheme="majorBidi" w:hint="cs"/>
+          <w:lang w:bidi="he-IL"/>
+        </w:rPr>
+      </w:pPr>
     </w:p>
     <w:p>
       <w:pPr>
@@ -9754,20 +10424,36 @@
       </w:r>
       <w:r>
         <w:rPr>
+          <w:rFonts w:asciiTheme="majorBidi" w:hAnsiTheme="majorBidi" w:cstheme="majorBidi"/>
+          <w:sz w:val="24"/>
+          <w:lang w:bidi="he-IL"/>
+        </w:rPr>
+        <w:t>-1</w:t>
+      </w:r>
+      <w:r>
+        <w:rPr>
+          <w:rFonts w:asciiTheme="majorBidi" w:hAnsiTheme="majorBidi" w:cstheme="majorBidi"/>
+          <w:sz w:val="24"/>
+          <w:rtl/>
+        </w:rPr>
+        <w:t xml:space="preserve"> ל-1</w:t>
+      </w:r>
+      <w:r>
+        <w:rPr>
           <w:rFonts w:asciiTheme="majorBidi" w:hAnsiTheme="majorBidi" w:cstheme="majorBidi" w:hint="cs"/>
           <w:sz w:val="24"/>
           <w:rtl/>
           <w:lang w:bidi="he-IL"/>
         </w:rPr>
-        <w:t xml:space="preserve">0 </w:t>
-      </w:r>
-      <w:r>
-        <w:rPr>
-          <w:rFonts w:asciiTheme="majorBidi" w:hAnsiTheme="majorBidi" w:cstheme="majorBidi"/>
-          <w:sz w:val="24"/>
-          <w:rtl/>
-        </w:rPr>
-        <w:t xml:space="preserve"> ל-1</w:t>
+        <w:t xml:space="preserve">, כאשר </w:t>
+      </w:r>
+      <w:r>
+        <w:rPr>
+          <w:rFonts w:asciiTheme="majorBidi" w:hAnsiTheme="majorBidi" w:cstheme="majorBidi"/>
+          <w:sz w:val="24"/>
+          <w:lang w:bidi="he-IL"/>
+        </w:rPr>
+        <w:t>-1</w:t>
       </w:r>
       <w:r>
         <w:rPr>
@@ -9776,7 +10462,7 @@
           <w:rtl/>
           <w:lang w:bidi="he-IL"/>
         </w:rPr>
-        <w:t>, כאשר 0 זה מהלך ממש רע ו 1 זה מהלך ממש טוב.</w:t>
+        <w:t xml:space="preserve"> זה מהלך ממש רע ו 1 זה מהלך ממש טוב.</w:t>
       </w:r>
     </w:p>
     <w:p>
@@ -9792,16 +10478,15 @@
       <w:r>
         <w:rPr>
           <w:rFonts w:asciiTheme="majorBidi" w:hAnsiTheme="majorBidi" w:cs="Times New Roman"/>
-          <w:noProof/>
           <w:sz w:val="24"/>
           <w:rtl/>
           <w:lang w:bidi="he-IL"/>
         </w:rPr>
         <w:drawing>
-          <wp:inline distT="0" distB="0" distL="0" distR="0" wp14:anchorId="14A00F39" wp14:editId="5B74AA96">
-            <wp:extent cx="4601217" cy="4363059"/>
-            <wp:effectExtent l="0" t="0" r="8890" b="0"/>
-            <wp:docPr id="11266668" name="Picture 1"/>
+          <wp:inline distT="0" distB="0" distL="0" distR="0" wp14:anchorId="2D8F01A1" wp14:editId="623E3D40">
+            <wp:extent cx="4591691" cy="4315427"/>
+            <wp:effectExtent l="0" t="0" r="0" b="9525"/>
+            <wp:docPr id="911752311" name="Picture 1"/>
             <wp:cNvGraphicFramePr>
               <a:graphicFrameLocks xmlns:a="http://schemas.openxmlformats.org/drawingml/2006/main" noChangeAspect="1"/>
             </wp:cNvGraphicFramePr>
@@ -9809,7 +10494,7 @@
               <a:graphicData uri="http://schemas.openxmlformats.org/drawingml/2006/picture">
                 <pic:pic xmlns:pic="http://schemas.openxmlformats.org/drawingml/2006/picture">
                   <pic:nvPicPr>
-                    <pic:cNvPr id="11266668" name=""/>
+                    <pic:cNvPr id="911752311" name=""/>
                     <pic:cNvPicPr/>
                   </pic:nvPicPr>
                   <pic:blipFill>
@@ -9821,7 +10506,7 @@
                   <pic:spPr>
                     <a:xfrm>
                       <a:off x="0" y="0"/>
-                      <a:ext cx="4601217" cy="4363059"/>
+                      <a:ext cx="4591691" cy="4315427"/>
                     </a:xfrm>
                     <a:prstGeom prst="rect">
                       <a:avLst/>
@@ -9857,7 +10542,6 @@
           <w:rFonts w:asciiTheme="majorBidi" w:hAnsiTheme="majorBidi"/>
           <w:rtl/>
         </w:rPr>
-        <w:lastRenderedPageBreak/>
         <w:t>הסבר</w:t>
       </w:r>
       <w:proofErr w:type="spellEnd"/>
@@ -10004,13 +10688,41 @@
           <w:rFonts w:asciiTheme="majorBidi" w:hAnsiTheme="majorBidi" w:cstheme="majorBidi"/>
         </w:rPr>
       </w:pPr>
-      <w:r>
-        <w:rPr>
-          <w:rFonts w:asciiTheme="majorBidi" w:hAnsiTheme="majorBidi" w:cstheme="majorBidi"/>
-          <w:sz w:val="24"/>
-          <w:rtl/>
-        </w:rPr>
-        <w:t>LeakyReLU(0.01): פונקציית activation שמחזירה max(0.01x, x). בניגוד ל-ReLU רגיל, LeakyReLU אינה 'הורגת' נוירונים עם ערכים שליליים, מה שמשפר את תהליך הלמידה.</w:t>
+      <w:proofErr w:type="gramStart"/>
+      <w:r>
+        <w:rPr>
+          <w:rFonts w:asciiTheme="majorBidi" w:hAnsiTheme="majorBidi" w:cstheme="majorBidi"/>
+          <w:sz w:val="24"/>
+          <w:rtl/>
+        </w:rPr>
+        <w:t>LeakyReLU(</w:t>
+      </w:r>
+      <w:proofErr w:type="gramEnd"/>
+      <w:r>
+        <w:rPr>
+          <w:rFonts w:asciiTheme="majorBidi" w:hAnsiTheme="majorBidi" w:cstheme="majorBidi"/>
+          <w:sz w:val="24"/>
+          <w:rtl/>
+        </w:rPr>
+        <w:t xml:space="preserve">0.01): פונקציית activation שמחזירה </w:t>
+      </w:r>
+      <w:proofErr w:type="gramStart"/>
+      <w:r>
+        <w:rPr>
+          <w:rFonts w:asciiTheme="majorBidi" w:hAnsiTheme="majorBidi" w:cstheme="majorBidi"/>
+          <w:sz w:val="24"/>
+          <w:rtl/>
+        </w:rPr>
+        <w:t>max(</w:t>
+      </w:r>
+      <w:proofErr w:type="gramEnd"/>
+      <w:r>
+        <w:rPr>
+          <w:rFonts w:asciiTheme="majorBidi" w:hAnsiTheme="majorBidi" w:cstheme="majorBidi"/>
+          <w:sz w:val="24"/>
+          <w:rtl/>
+        </w:rPr>
+        <w:t>0.01x, x). בניגוד ל-ReLU רגיל, LeakyReLU אינה 'הורגת' נוירונים עם ערכים שליליים, מה שמשפר את תהליך הלמידה.</w:t>
       </w:r>
     </w:p>
     <w:p>
@@ -10020,16 +10732,13 @@
           <w:rFonts w:asciiTheme="majorBidi" w:hAnsiTheme="majorBidi" w:cstheme="majorBidi"/>
         </w:rPr>
       </w:pPr>
-      <w:proofErr w:type="spellStart"/>
-      <w:r>
-        <w:rPr>
-          <w:rFonts w:asciiTheme="majorBidi" w:hAnsiTheme="majorBidi" w:cstheme="majorBidi"/>
-          <w:sz w:val="24"/>
-          <w:rtl/>
-        </w:rPr>
-        <w:t>Sigmoid</w:t>
-      </w:r>
-      <w:proofErr w:type="spellEnd"/>
+      <w:r>
+        <w:rPr>
+          <w:rFonts w:asciiTheme="majorBidi" w:hAnsiTheme="majorBidi" w:cstheme="majorBidi"/>
+          <w:sz w:val="24"/>
+        </w:rPr>
+        <w:t>tanh</w:t>
+      </w:r>
       <w:r>
         <w:rPr>
           <w:rFonts w:asciiTheme="majorBidi" w:hAnsiTheme="majorBidi" w:cstheme="majorBidi"/>
@@ -10144,7 +10853,31 @@
           <w:sz w:val="24"/>
           <w:rtl/>
         </w:rPr>
-        <w:t xml:space="preserve"> [0,1].</w:t>
+        <w:t xml:space="preserve"> [</w:t>
+      </w:r>
+      <w:r>
+        <w:rPr>
+          <w:rFonts w:asciiTheme="majorBidi" w:hAnsiTheme="majorBidi" w:cstheme="majorBidi"/>
+          <w:sz w:val="24"/>
+        </w:rPr>
+        <w:t>-1</w:t>
+      </w:r>
+      <w:r>
+        <w:rPr>
+          <w:rFonts w:asciiTheme="majorBidi" w:hAnsiTheme="majorBidi" w:cstheme="majorBidi"/>
+          <w:sz w:val="24"/>
+          <w:rtl/>
+        </w:rPr>
+        <w:t>,1</w:t>
+      </w:r>
+      <w:proofErr w:type="gramStart"/>
+      <w:r>
+        <w:rPr>
+          <w:rFonts w:asciiTheme="majorBidi" w:hAnsiTheme="majorBidi" w:cstheme="majorBidi"/>
+          <w:sz w:val="24"/>
+          <w:rtl/>
+        </w:rPr>
+        <w:t>].</w:t>
       </w:r>
       <w:r>
         <w:rPr>
@@ -10155,13 +10888,101 @@
         </w:rPr>
         <w:t>כאשר</w:t>
       </w:r>
-      <w:r>
-        <w:rPr>
-          <w:rFonts w:asciiTheme="majorBidi" w:hAnsiTheme="majorBidi" w:cstheme="majorBidi"/>
-          <w:sz w:val="24"/>
-          <w:rtl/>
-        </w:rPr>
-        <w:t>: 0 = BLUE מנצח בוודאות, 1 = RED מנצח בוודאות.</w:t>
+      <w:proofErr w:type="gramEnd"/>
+      <w:r>
+        <w:rPr>
+          <w:rFonts w:asciiTheme="majorBidi" w:hAnsiTheme="majorBidi" w:cstheme="majorBidi"/>
+          <w:sz w:val="24"/>
+          <w:rtl/>
+        </w:rPr>
+        <w:t xml:space="preserve">: </w:t>
+      </w:r>
+      <w:r>
+        <w:rPr>
+          <w:rFonts w:asciiTheme="majorBidi" w:hAnsiTheme="majorBidi" w:cstheme="majorBidi"/>
+          <w:sz w:val="24"/>
+        </w:rPr>
+        <w:t>-1</w:t>
+      </w:r>
+      <w:r>
+        <w:rPr>
+          <w:rFonts w:asciiTheme="majorBidi" w:hAnsiTheme="majorBidi" w:cstheme="majorBidi"/>
+          <w:sz w:val="24"/>
+          <w:rtl/>
+        </w:rPr>
+        <w:t xml:space="preserve"> = BLUE </w:t>
+      </w:r>
+      <w:proofErr w:type="spellStart"/>
+      <w:r>
+        <w:rPr>
+          <w:rFonts w:asciiTheme="majorBidi" w:hAnsiTheme="majorBidi" w:cstheme="majorBidi"/>
+          <w:sz w:val="24"/>
+          <w:rtl/>
+        </w:rPr>
+        <w:t>מנצח</w:t>
+      </w:r>
+      <w:proofErr w:type="spellEnd"/>
+      <w:r>
+        <w:rPr>
+          <w:rFonts w:asciiTheme="majorBidi" w:hAnsiTheme="majorBidi" w:cstheme="majorBidi"/>
+          <w:sz w:val="24"/>
+          <w:rtl/>
+        </w:rPr>
+        <w:t xml:space="preserve"> </w:t>
+      </w:r>
+      <w:proofErr w:type="spellStart"/>
+      <w:r>
+        <w:rPr>
+          <w:rFonts w:asciiTheme="majorBidi" w:hAnsiTheme="majorBidi" w:cstheme="majorBidi"/>
+          <w:sz w:val="24"/>
+          <w:rtl/>
+        </w:rPr>
+        <w:t>בוודאות</w:t>
+      </w:r>
+      <w:proofErr w:type="spellEnd"/>
+      <w:r>
+        <w:rPr>
+          <w:rFonts w:asciiTheme="majorBidi" w:hAnsiTheme="majorBidi" w:cstheme="majorBidi"/>
+          <w:sz w:val="24"/>
+          <w:rtl/>
+        </w:rPr>
+        <w:t xml:space="preserve">, 1 = RED </w:t>
+      </w:r>
+      <w:proofErr w:type="spellStart"/>
+      <w:r>
+        <w:rPr>
+          <w:rFonts w:asciiTheme="majorBidi" w:hAnsiTheme="majorBidi" w:cstheme="majorBidi"/>
+          <w:sz w:val="24"/>
+          <w:rtl/>
+        </w:rPr>
+        <w:t>מנצח</w:t>
+      </w:r>
+      <w:proofErr w:type="spellEnd"/>
+      <w:r>
+        <w:rPr>
+          <w:rFonts w:asciiTheme="majorBidi" w:hAnsiTheme="majorBidi" w:cstheme="majorBidi"/>
+          <w:sz w:val="24"/>
+          <w:rtl/>
+        </w:rPr>
+        <w:t xml:space="preserve"> </w:t>
+      </w:r>
+      <w:proofErr w:type="spellStart"/>
+      <w:r>
+        <w:rPr>
+          <w:rFonts w:asciiTheme="majorBidi" w:hAnsiTheme="majorBidi" w:cstheme="majorBidi"/>
+          <w:sz w:val="24"/>
+          <w:rtl/>
+        </w:rPr>
+        <w:t>בוודאות</w:t>
+      </w:r>
+      <w:proofErr w:type="spellEnd"/>
+      <w:r>
+        <w:rPr>
+          <w:rFonts w:asciiTheme="majorBidi" w:hAnsiTheme="majorBidi" w:cstheme="majorBidi"/>
+          <w:sz w:val="24"/>
+          <w:rtl/>
+        </w:rPr>
+        <w:t>.</w:t>
       </w:r>
     </w:p>
     <w:p>
@@ -10260,6 +11081,7 @@
         <w:t xml:space="preserve"> </w:t>
       </w:r>
       <w:proofErr w:type="spellStart"/>
+      <w:proofErr w:type="gramStart"/>
       <w:r>
         <w:rPr>
           <w:rFonts w:asciiTheme="majorBidi" w:hAnsiTheme="majorBidi" w:cstheme="majorBidi"/>
@@ -10276,6 +11098,105 @@
           <w:rtl/>
           <w:lang w:bidi="he-IL"/>
         </w:rPr>
+        <w:t>(</w:t>
+      </w:r>
+      <w:proofErr w:type="gramEnd"/>
+      <w:r>
+        <w:rPr>
+          <w:rFonts w:asciiTheme="majorBidi" w:hAnsiTheme="majorBidi" w:cstheme="majorBidi" w:hint="cs"/>
+          <w:sz w:val="24"/>
+          <w:rtl/>
+          <w:lang w:bidi="he-IL"/>
+        </w:rPr>
+        <w:t>)</w:t>
+      </w:r>
+      <w:proofErr w:type="spellStart"/>
+      <w:r>
+        <w:rPr>
+          <w:rFonts w:asciiTheme="majorBidi" w:hAnsiTheme="majorBidi" w:cstheme="majorBidi"/>
+          <w:sz w:val="24"/>
+          <w:rtl/>
+        </w:rPr>
+        <w:t>AiManager.train</w:t>
+      </w:r>
+      <w:proofErr w:type="spellEnd"/>
+      <w:r>
+        <w:rPr>
+          <w:rFonts w:asciiTheme="majorBidi" w:hAnsiTheme="majorBidi" w:cstheme="majorBidi"/>
+          <w:sz w:val="24"/>
+          <w:rtl/>
+        </w:rPr>
+        <w:t>. שלבי האימון:</w:t>
+      </w:r>
+    </w:p>
+    <w:p>
+      <w:pPr>
+        <w:bidi/>
+        <w:rPr>
+          <w:rFonts w:asciiTheme="majorBidi" w:hAnsiTheme="majorBidi" w:cstheme="majorBidi"/>
+        </w:rPr>
+      </w:pPr>
+      <w:r>
+        <w:rPr>
+          <w:rFonts w:asciiTheme="majorBidi" w:hAnsiTheme="majorBidi" w:cstheme="majorBidi"/>
+          <w:sz w:val="24"/>
+          <w:rtl/>
+        </w:rPr>
+        <w:t xml:space="preserve">1. </w:t>
+      </w:r>
+      <w:proofErr w:type="spellStart"/>
+      <w:r>
+        <w:rPr>
+          <w:rFonts w:asciiTheme="majorBidi" w:hAnsiTheme="majorBidi" w:cstheme="majorBidi"/>
+          <w:sz w:val="24"/>
+          <w:rtl/>
+        </w:rPr>
+        <w:t>טעינת</w:t>
+      </w:r>
+      <w:proofErr w:type="spellEnd"/>
+      <w:r>
+        <w:rPr>
+          <w:rFonts w:asciiTheme="majorBidi" w:hAnsiTheme="majorBidi" w:cstheme="majorBidi"/>
+          <w:sz w:val="24"/>
+          <w:rtl/>
+        </w:rPr>
+        <w:t xml:space="preserve"> </w:t>
+      </w:r>
+      <w:proofErr w:type="spellStart"/>
+      <w:r>
+        <w:rPr>
+          <w:rFonts w:asciiTheme="majorBidi" w:hAnsiTheme="majorBidi" w:cstheme="majorBidi"/>
+          <w:sz w:val="24"/>
+          <w:rtl/>
+        </w:rPr>
+        <w:t>הנתונים</w:t>
+      </w:r>
+      <w:proofErr w:type="spellEnd"/>
+      <w:r>
+        <w:rPr>
+          <w:rFonts w:asciiTheme="majorBidi" w:hAnsiTheme="majorBidi" w:cstheme="majorBidi"/>
+          <w:sz w:val="24"/>
+          <w:rtl/>
+        </w:rPr>
+        <w:t>:</w:t>
+      </w:r>
+      <w:r>
+        <w:rPr>
+          <w:rFonts w:asciiTheme="majorBidi" w:hAnsiTheme="majorBidi" w:cstheme="majorBidi" w:hint="cs"/>
+          <w:sz w:val="24"/>
+          <w:rtl/>
+          <w:lang w:bidi="he-IL"/>
+        </w:rPr>
+        <w:t xml:space="preserve"> </w:t>
+      </w:r>
+      <w:proofErr w:type="gramStart"/>
+      <w:r>
+        <w:rPr>
+          <w:rFonts w:asciiTheme="majorBidi" w:hAnsiTheme="majorBidi" w:cstheme="majorBidi" w:hint="cs"/>
+          <w:sz w:val="24"/>
+          <w:rtl/>
+          <w:lang w:bidi="he-IL"/>
+        </w:rPr>
         <w:t>()</w:t>
       </w:r>
       <w:proofErr w:type="spellStart"/>
@@ -10285,16 +11206,142 @@
           <w:sz w:val="24"/>
           <w:rtl/>
         </w:rPr>
-        <w:t>AiManager.train</w:t>
-      </w:r>
-      <w:proofErr w:type="spellEnd"/>
-      <w:r>
-        <w:rPr>
-          <w:rFonts w:asciiTheme="majorBidi" w:hAnsiTheme="majorBidi" w:cstheme="majorBidi"/>
-          <w:sz w:val="24"/>
-          <w:rtl/>
-        </w:rPr>
-        <w:t>. שלבי האימון:</w:t>
+        <w:t>DatabaseHandler.load</w:t>
+      </w:r>
+      <w:proofErr w:type="gramEnd"/>
+      <w:r>
+        <w:rPr>
+          <w:rFonts w:asciiTheme="majorBidi" w:hAnsiTheme="majorBidi" w:cstheme="majorBidi"/>
+          <w:sz w:val="24"/>
+          <w:rtl/>
+        </w:rPr>
+        <w:t>_board_database_encoded</w:t>
+      </w:r>
+      <w:proofErr w:type="spellEnd"/>
+      <w:r>
+        <w:rPr>
+          <w:rFonts w:asciiTheme="majorBidi" w:hAnsiTheme="majorBidi" w:cstheme="majorBidi"/>
+          <w:sz w:val="24"/>
+          <w:rtl/>
+        </w:rPr>
+        <w:t xml:space="preserve"> </w:t>
+      </w:r>
+      <w:proofErr w:type="spellStart"/>
+      <w:r>
+        <w:rPr>
+          <w:rFonts w:asciiTheme="majorBidi" w:hAnsiTheme="majorBidi" w:cstheme="majorBidi"/>
+          <w:sz w:val="24"/>
+          <w:rtl/>
+        </w:rPr>
+        <w:t>טוען</w:t>
+      </w:r>
+      <w:proofErr w:type="spellEnd"/>
+      <w:r>
+        <w:rPr>
+          <w:rFonts w:asciiTheme="majorBidi" w:hAnsiTheme="majorBidi" w:cstheme="majorBidi"/>
+          <w:sz w:val="24"/>
+          <w:rtl/>
+        </w:rPr>
+        <w:t xml:space="preserve"> </w:t>
+      </w:r>
+      <w:proofErr w:type="spellStart"/>
+      <w:r>
+        <w:rPr>
+          <w:rFonts w:asciiTheme="majorBidi" w:hAnsiTheme="majorBidi" w:cstheme="majorBidi"/>
+          <w:sz w:val="24"/>
+          <w:rtl/>
+        </w:rPr>
+        <w:t>את</w:t>
+      </w:r>
+      <w:proofErr w:type="spellEnd"/>
+      <w:r>
+        <w:rPr>
+          <w:rFonts w:asciiTheme="majorBidi" w:hAnsiTheme="majorBidi" w:cstheme="majorBidi"/>
+          <w:sz w:val="24"/>
+          <w:rtl/>
+        </w:rPr>
+        <w:t xml:space="preserve"> ה-JSON, </w:t>
+      </w:r>
+      <w:proofErr w:type="spellStart"/>
+      <w:r>
+        <w:rPr>
+          <w:rFonts w:asciiTheme="majorBidi" w:hAnsiTheme="majorBidi" w:cstheme="majorBidi"/>
+          <w:sz w:val="24"/>
+          <w:rtl/>
+        </w:rPr>
+        <w:t>ממיר</w:t>
+      </w:r>
+      <w:proofErr w:type="spellEnd"/>
+      <w:r>
+        <w:rPr>
+          <w:rFonts w:asciiTheme="majorBidi" w:hAnsiTheme="majorBidi" w:cstheme="majorBidi"/>
+          <w:sz w:val="24"/>
+          <w:rtl/>
+        </w:rPr>
+        <w:t xml:space="preserve"> </w:t>
+      </w:r>
+      <w:proofErr w:type="spellStart"/>
+      <w:r>
+        <w:rPr>
+          <w:rFonts w:asciiTheme="majorBidi" w:hAnsiTheme="majorBidi" w:cstheme="majorBidi"/>
+          <w:sz w:val="24"/>
+          <w:rtl/>
+        </w:rPr>
+        <w:t>מפתחות</w:t>
+      </w:r>
+      <w:proofErr w:type="spellEnd"/>
+      <w:r>
+        <w:rPr>
+          <w:rFonts w:asciiTheme="majorBidi" w:hAnsiTheme="majorBidi" w:cstheme="majorBidi"/>
+          <w:sz w:val="24"/>
+          <w:rtl/>
+        </w:rPr>
+        <w:t xml:space="preserve"> מ</w:t>
+      </w:r>
+      <w:r>
+        <w:rPr>
+          <w:rFonts w:asciiTheme="majorBidi" w:hAnsiTheme="majorBidi" w:cstheme="majorBidi" w:hint="cs"/>
+          <w:sz w:val="24"/>
+          <w:rtl/>
+          <w:lang w:bidi="he-IL"/>
+        </w:rPr>
+        <w:t>מ</w:t>
+      </w:r>
+      <w:proofErr w:type="spellStart"/>
+      <w:r>
+        <w:rPr>
+          <w:rFonts w:asciiTheme="majorBidi" w:hAnsiTheme="majorBidi" w:cstheme="majorBidi"/>
+          <w:sz w:val="24"/>
+          <w:rtl/>
+        </w:rPr>
+        <w:t>חרוזת</w:t>
+      </w:r>
+      <w:proofErr w:type="spellEnd"/>
+      <w:r>
+        <w:rPr>
+          <w:rFonts w:asciiTheme="majorBidi" w:hAnsiTheme="majorBidi" w:cstheme="majorBidi"/>
+          <w:sz w:val="24"/>
+          <w:rtl/>
+        </w:rPr>
+        <w:t xml:space="preserve"> </w:t>
+      </w:r>
+      <w:proofErr w:type="spellStart"/>
+      <w:r>
+        <w:rPr>
+          <w:rFonts w:asciiTheme="majorBidi" w:hAnsiTheme="majorBidi" w:cstheme="majorBidi"/>
+          <w:sz w:val="24"/>
+          <w:rtl/>
+        </w:rPr>
+        <w:t>לטנסורים</w:t>
+      </w:r>
+      <w:proofErr w:type="spellEnd"/>
+      <w:r>
+        <w:rPr>
+          <w:rFonts w:asciiTheme="majorBidi" w:hAnsiTheme="majorBidi" w:cstheme="majorBidi"/>
+          <w:sz w:val="24"/>
+          <w:rtl/>
+        </w:rPr>
+        <w:t xml:space="preserve"> X (49) ו-Y (1).</w:t>
       </w:r>
     </w:p>
     <w:p>
@@ -10310,43 +11357,33 @@
           <w:sz w:val="24"/>
           <w:rtl/>
         </w:rPr>
-        <w:t xml:space="preserve">1. </w:t>
-      </w:r>
-      <w:proofErr w:type="spellStart"/>
-      <w:r>
-        <w:rPr>
-          <w:rFonts w:asciiTheme="majorBidi" w:hAnsiTheme="majorBidi" w:cstheme="majorBidi"/>
-          <w:sz w:val="24"/>
-          <w:rtl/>
-        </w:rPr>
-        <w:t>טעינת</w:t>
-      </w:r>
-      <w:proofErr w:type="spellEnd"/>
-      <w:r>
-        <w:rPr>
-          <w:rFonts w:asciiTheme="majorBidi" w:hAnsiTheme="majorBidi" w:cstheme="majorBidi"/>
-          <w:sz w:val="24"/>
-          <w:rtl/>
-        </w:rPr>
-        <w:t xml:space="preserve"> </w:t>
-      </w:r>
-      <w:proofErr w:type="spellStart"/>
-      <w:r>
-        <w:rPr>
-          <w:rFonts w:asciiTheme="majorBidi" w:hAnsiTheme="majorBidi" w:cstheme="majorBidi"/>
-          <w:sz w:val="24"/>
-          <w:rtl/>
-        </w:rPr>
-        <w:t>הנתונים</w:t>
-      </w:r>
-      <w:proofErr w:type="spellEnd"/>
-      <w:r>
-        <w:rPr>
-          <w:rFonts w:asciiTheme="majorBidi" w:hAnsiTheme="majorBidi" w:cstheme="majorBidi"/>
-          <w:sz w:val="24"/>
-          <w:rtl/>
-        </w:rPr>
-        <w:t>:</w:t>
+        <w:t>2. חלוקה: 70% train / 30% test באמצעות random_split עם seed קבוע (42).</w:t>
+      </w:r>
+    </w:p>
+    <w:p>
+      <w:pPr>
+        <w:bidi/>
+        <w:rPr>
+          <w:rFonts w:asciiTheme="majorBidi" w:hAnsiTheme="majorBidi" w:cstheme="majorBidi"/>
+          <w:lang w:bidi="he-IL"/>
+        </w:rPr>
+      </w:pPr>
+      <w:r>
+        <w:rPr>
+          <w:rFonts w:asciiTheme="majorBidi" w:hAnsiTheme="majorBidi" w:cstheme="majorBidi"/>
+          <w:sz w:val="24"/>
+          <w:rtl/>
+        </w:rPr>
+        <w:t xml:space="preserve">3. מודל: HexNet().to(device) – GPU אם זמין, אחרת </w:t>
+      </w:r>
+      <w:proofErr w:type="gramStart"/>
+      <w:r>
+        <w:rPr>
+          <w:rFonts w:asciiTheme="majorBidi" w:hAnsiTheme="majorBidi" w:cstheme="majorBidi"/>
+          <w:sz w:val="24"/>
+          <w:rtl/>
+        </w:rPr>
+        <w:t>CPU</w:t>
       </w:r>
       <w:r>
         <w:rPr>
@@ -10355,98 +11392,9 @@
           <w:rtl/>
           <w:lang w:bidi="he-IL"/>
         </w:rPr>
-        <w:t xml:space="preserve"> ()</w:t>
-      </w:r>
-      <w:proofErr w:type="spellStart"/>
-      <w:r>
-        <w:rPr>
-          <w:rFonts w:asciiTheme="majorBidi" w:hAnsiTheme="majorBidi" w:cstheme="majorBidi"/>
-          <w:sz w:val="24"/>
-          <w:rtl/>
-        </w:rPr>
-        <w:t>DatabaseHandler.load_board_database_encoded</w:t>
-      </w:r>
-      <w:proofErr w:type="spellEnd"/>
-      <w:r>
-        <w:rPr>
-          <w:rFonts w:asciiTheme="majorBidi" w:hAnsiTheme="majorBidi" w:cstheme="majorBidi"/>
-          <w:sz w:val="24"/>
-          <w:rtl/>
-        </w:rPr>
-        <w:t xml:space="preserve"> </w:t>
-      </w:r>
-      <w:proofErr w:type="spellStart"/>
-      <w:r>
-        <w:rPr>
-          <w:rFonts w:asciiTheme="majorBidi" w:hAnsiTheme="majorBidi" w:cstheme="majorBidi"/>
-          <w:sz w:val="24"/>
-          <w:rtl/>
-        </w:rPr>
-        <w:t>טוען</w:t>
-      </w:r>
-      <w:proofErr w:type="spellEnd"/>
-      <w:r>
-        <w:rPr>
-          <w:rFonts w:asciiTheme="majorBidi" w:hAnsiTheme="majorBidi" w:cstheme="majorBidi"/>
-          <w:sz w:val="24"/>
-          <w:rtl/>
-        </w:rPr>
-        <w:t xml:space="preserve"> </w:t>
-      </w:r>
-      <w:proofErr w:type="spellStart"/>
-      <w:r>
-        <w:rPr>
-          <w:rFonts w:asciiTheme="majorBidi" w:hAnsiTheme="majorBidi" w:cstheme="majorBidi"/>
-          <w:sz w:val="24"/>
-          <w:rtl/>
-        </w:rPr>
-        <w:t>את</w:t>
-      </w:r>
-      <w:proofErr w:type="spellEnd"/>
-      <w:r>
-        <w:rPr>
-          <w:rFonts w:asciiTheme="majorBidi" w:hAnsiTheme="majorBidi" w:cstheme="majorBidi"/>
-          <w:sz w:val="24"/>
-          <w:rtl/>
-        </w:rPr>
-        <w:t xml:space="preserve"> ה-JSON, </w:t>
-      </w:r>
-      <w:proofErr w:type="spellStart"/>
-      <w:r>
-        <w:rPr>
-          <w:rFonts w:asciiTheme="majorBidi" w:hAnsiTheme="majorBidi" w:cstheme="majorBidi"/>
-          <w:sz w:val="24"/>
-          <w:rtl/>
-        </w:rPr>
-        <w:t>ממיר</w:t>
-      </w:r>
-      <w:proofErr w:type="spellEnd"/>
-      <w:r>
-        <w:rPr>
-          <w:rFonts w:asciiTheme="majorBidi" w:hAnsiTheme="majorBidi" w:cstheme="majorBidi"/>
-          <w:sz w:val="24"/>
-          <w:rtl/>
-        </w:rPr>
-        <w:t xml:space="preserve"> </w:t>
-      </w:r>
-      <w:proofErr w:type="spellStart"/>
-      <w:r>
-        <w:rPr>
-          <w:rFonts w:asciiTheme="majorBidi" w:hAnsiTheme="majorBidi" w:cstheme="majorBidi"/>
-          <w:sz w:val="24"/>
-          <w:rtl/>
-        </w:rPr>
-        <w:t>מפתחות</w:t>
-      </w:r>
-      <w:proofErr w:type="spellEnd"/>
-      <w:r>
-        <w:rPr>
-          <w:rFonts w:asciiTheme="majorBidi" w:hAnsiTheme="majorBidi" w:cstheme="majorBidi"/>
-          <w:sz w:val="24"/>
-          <w:rtl/>
-        </w:rPr>
-        <w:t xml:space="preserve"> מ</w:t>
-      </w:r>
+        <w:t>(</w:t>
+      </w:r>
+      <w:proofErr w:type="gramEnd"/>
       <w:r>
         <w:rPr>
           <w:rFonts w:asciiTheme="majorBidi" w:hAnsiTheme="majorBidi" w:cstheme="majorBidi" w:hint="cs"/>
@@ -10454,43 +11402,7 @@
           <w:rtl/>
           <w:lang w:bidi="he-IL"/>
         </w:rPr>
-        <w:t>מ</w:t>
-      </w:r>
-      <w:proofErr w:type="spellStart"/>
-      <w:r>
-        <w:rPr>
-          <w:rFonts w:asciiTheme="majorBidi" w:hAnsiTheme="majorBidi" w:cstheme="majorBidi"/>
-          <w:sz w:val="24"/>
-          <w:rtl/>
-        </w:rPr>
-        <w:t>חרוזת</w:t>
-      </w:r>
-      <w:proofErr w:type="spellEnd"/>
-      <w:r>
-        <w:rPr>
-          <w:rFonts w:asciiTheme="majorBidi" w:hAnsiTheme="majorBidi" w:cstheme="majorBidi"/>
-          <w:sz w:val="24"/>
-          <w:rtl/>
-        </w:rPr>
-        <w:t xml:space="preserve"> </w:t>
-      </w:r>
-      <w:proofErr w:type="spellStart"/>
-      <w:r>
-        <w:rPr>
-          <w:rFonts w:asciiTheme="majorBidi" w:hAnsiTheme="majorBidi" w:cstheme="majorBidi"/>
-          <w:sz w:val="24"/>
-          <w:rtl/>
-        </w:rPr>
-        <w:t>לטנסורים</w:t>
-      </w:r>
-      <w:proofErr w:type="spellEnd"/>
-      <w:r>
-        <w:rPr>
-          <w:rFonts w:asciiTheme="majorBidi" w:hAnsiTheme="majorBidi" w:cstheme="majorBidi"/>
-          <w:sz w:val="24"/>
-          <w:rtl/>
-        </w:rPr>
-        <w:t xml:space="preserve"> X (49) ו-Y (1).</w:t>
+        <w:t>מה שהיה במקרה שלי).</w:t>
       </w:r>
     </w:p>
     <w:p>
@@ -10506,48 +11418,6 @@
           <w:sz w:val="24"/>
           <w:rtl/>
         </w:rPr>
-        <w:t>2. חלוקה: 70% train / 30% test באמצעות random_split עם seed קבוע (42).</w:t>
-      </w:r>
-    </w:p>
-    <w:p>
-      <w:pPr>
-        <w:bidi/>
-        <w:rPr>
-          <w:rFonts w:asciiTheme="majorBidi" w:hAnsiTheme="majorBidi" w:cstheme="majorBidi"/>
-          <w:lang w:bidi="he-IL"/>
-        </w:rPr>
-      </w:pPr>
-      <w:r>
-        <w:rPr>
-          <w:rFonts w:asciiTheme="majorBidi" w:hAnsiTheme="majorBidi" w:cstheme="majorBidi"/>
-          <w:sz w:val="24"/>
-          <w:rtl/>
-        </w:rPr>
-        <w:t>3. מודל: HexNet().to(device) – GPU אם זמין, אחרת CPU</w:t>
-      </w:r>
-      <w:r>
-        <w:rPr>
-          <w:rFonts w:asciiTheme="majorBidi" w:hAnsiTheme="majorBidi" w:cstheme="majorBidi" w:hint="cs"/>
-          <w:sz w:val="24"/>
-          <w:rtl/>
-          <w:lang w:bidi="he-IL"/>
-        </w:rPr>
-        <w:t>(מה שהיה במקרה שלי).</w:t>
-      </w:r>
-    </w:p>
-    <w:p>
-      <w:pPr>
-        <w:bidi/>
-        <w:rPr>
-          <w:rFonts w:asciiTheme="majorBidi" w:hAnsiTheme="majorBidi" w:cstheme="majorBidi"/>
-        </w:rPr>
-      </w:pPr>
-      <w:r>
-        <w:rPr>
-          <w:rFonts w:asciiTheme="majorBidi" w:hAnsiTheme="majorBidi" w:cstheme="majorBidi"/>
-          <w:sz w:val="24"/>
-          <w:rtl/>
-        </w:rPr>
         <w:t xml:space="preserve">4. </w:t>
       </w:r>
       <w:proofErr w:type="spellStart"/>
@@ -10587,6 +11457,7 @@
         <w:t xml:space="preserve">: </w:t>
       </w:r>
       <w:proofErr w:type="spellStart"/>
+      <w:proofErr w:type="gramStart"/>
       <w:r>
         <w:rPr>
           <w:rFonts w:asciiTheme="majorBidi" w:hAnsiTheme="majorBidi" w:cstheme="majorBidi"/>
@@ -10596,6 +11467,7 @@
         <w:t>nn.MSELoss</w:t>
       </w:r>
       <w:proofErr w:type="spellEnd"/>
+      <w:proofErr w:type="gramEnd"/>
       <w:r>
         <w:rPr>
           <w:rFonts w:asciiTheme="majorBidi" w:hAnsiTheme="majorBidi" w:cstheme="majorBidi"/>
@@ -10708,10 +11580,10 @@
           <w:lang w:bidi="he-IL"/>
         </w:rPr>
         <w:drawing>
-          <wp:inline distT="0" distB="0" distL="0" distR="0" wp14:anchorId="0ADFF149" wp14:editId="55C789EB">
-            <wp:extent cx="5486400" cy="3705225"/>
-            <wp:effectExtent l="0" t="0" r="0" b="9525"/>
-            <wp:docPr id="1794586515" name="Picture 6"/>
+          <wp:inline distT="0" distB="0" distL="0" distR="0" wp14:anchorId="269FDB19" wp14:editId="38C62FCC">
+            <wp:extent cx="5478780" cy="3620770"/>
+            <wp:effectExtent l="0" t="0" r="7620" b="0"/>
+            <wp:docPr id="1676043950" name="Picture 2"/>
             <wp:cNvGraphicFramePr>
               <a:graphicFrameLocks xmlns:a="http://schemas.openxmlformats.org/drawingml/2006/main" noChangeAspect="1"/>
             </wp:cNvGraphicFramePr>
@@ -10719,7 +11591,7 @@
               <a:graphicData uri="http://schemas.openxmlformats.org/drawingml/2006/picture">
                 <pic:pic xmlns:pic="http://schemas.openxmlformats.org/drawingml/2006/picture">
                   <pic:nvPicPr>
-                    <pic:cNvPr id="0" name="Picture 18"/>
+                    <pic:cNvPr id="0" name="Picture 6"/>
                     <pic:cNvPicPr>
                       <a:picLocks noChangeAspect="1" noChangeArrowheads="1"/>
                     </pic:cNvPicPr>
@@ -10740,7 +11612,7 @@
                   <pic:spPr bwMode="auto">
                     <a:xfrm>
                       <a:off x="0" y="0"/>
-                      <a:ext cx="5486400" cy="3705225"/>
+                      <a:ext cx="5478780" cy="3620770"/>
                     </a:xfrm>
                     <a:prstGeom prst="rect">
                       <a:avLst/>
@@ -10779,10 +11651,10 @@
           <w:lang w:bidi="he-IL"/>
         </w:rPr>
         <w:drawing>
-          <wp:inline distT="0" distB="0" distL="0" distR="0" wp14:anchorId="5C6732C9" wp14:editId="1B0099DD">
-            <wp:extent cx="2961640" cy="1521460"/>
-            <wp:effectExtent l="0" t="0" r="0" b="2540"/>
-            <wp:docPr id="1203029489" name="Picture 8"/>
+          <wp:inline distT="0" distB="0" distL="0" distR="0" wp14:anchorId="1AFA03B9" wp14:editId="6E48C07D">
+            <wp:extent cx="3825875" cy="1616710"/>
+            <wp:effectExtent l="0" t="0" r="3175" b="2540"/>
+            <wp:docPr id="354765942" name="Picture 4"/>
             <wp:cNvGraphicFramePr>
               <a:graphicFrameLocks xmlns:a="http://schemas.openxmlformats.org/drawingml/2006/main" noChangeAspect="1"/>
             </wp:cNvGraphicFramePr>
@@ -10790,7 +11662,7 @@
               <a:graphicData uri="http://schemas.openxmlformats.org/drawingml/2006/picture">
                 <pic:pic xmlns:pic="http://schemas.openxmlformats.org/drawingml/2006/picture">
                   <pic:nvPicPr>
-                    <pic:cNvPr id="0" name="Picture 24"/>
+                    <pic:cNvPr id="0" name="Picture 12"/>
                     <pic:cNvPicPr>
                       <a:picLocks noChangeAspect="1" noChangeArrowheads="1"/>
                     </pic:cNvPicPr>
@@ -10811,7 +11683,7 @@
                   <pic:spPr bwMode="auto">
                     <a:xfrm>
                       <a:off x="0" y="0"/>
-                      <a:ext cx="2961640" cy="1521460"/>
+                      <a:ext cx="3825875" cy="1616710"/>
                     </a:xfrm>
                     <a:prstGeom prst="rect">
                       <a:avLst/>
@@ -10905,7 +11777,22 @@
           <w:sz w:val="24"/>
           <w:rtl/>
         </w:rPr>
-        <w:t xml:space="preserve"> 180 </w:t>
+        <w:t xml:space="preserve"> </w:t>
+      </w:r>
+      <w:r>
+        <w:rPr>
+          <w:rFonts w:asciiTheme="majorBidi" w:hAnsiTheme="majorBidi" w:cstheme="majorBidi"/>
+          <w:sz w:val="24"/>
+        </w:rPr>
+        <w:t>235</w:t>
+      </w:r>
+      <w:r>
+        <w:rPr>
+          <w:rFonts w:asciiTheme="majorBidi" w:hAnsiTheme="majorBidi" w:cstheme="majorBidi"/>
+          <w:sz w:val="24"/>
+          <w:rtl/>
+        </w:rPr>
+        <w:t xml:space="preserve"> </w:t>
       </w:r>
       <w:proofErr w:type="spellStart"/>
       <w:r>
@@ -10996,7 +11883,26 @@
           <w:rtl/>
           <w:lang w:bidi="he-IL"/>
         </w:rPr>
-        <w:t xml:space="preserve"> כ~ 0.3 </w:t>
+        <w:t xml:space="preserve"> כ~ </w:t>
+      </w:r>
+      <w:proofErr w:type="gramStart"/>
+      <w:r>
+        <w:rPr>
+          <w:rFonts w:asciiTheme="majorBidi" w:hAnsiTheme="majorBidi" w:cstheme="majorBidi" w:hint="cs"/>
+          <w:sz w:val="24"/>
+          <w:rtl/>
+          <w:lang w:bidi="he-IL"/>
+        </w:rPr>
+        <w:t>0.19</w:t>
+      </w:r>
+      <w:r>
+        <w:rPr>
+          <w:rFonts w:asciiTheme="majorBidi" w:hAnsiTheme="majorBidi" w:cstheme="majorBidi" w:hint="cs"/>
+          <w:sz w:val="24"/>
+          <w:rtl/>
+          <w:lang w:bidi="he-IL"/>
+        </w:rPr>
+        <w:t xml:space="preserve"> </w:t>
       </w:r>
       <w:r>
         <w:rPr>
@@ -11006,6 +11912,7 @@
         </w:rPr>
         <w:t>.</w:t>
       </w:r>
+      <w:proofErr w:type="gramEnd"/>
     </w:p>
     <w:p>
       <w:pPr>
@@ -11400,7 +12307,43 @@
           <w:sz w:val="24"/>
           <w:rtl/>
         </w:rPr>
-        <w:t xml:space="preserve">. LeakyReLU נבחר על פני ReLU כדי למנוע 'מוות' של נוירונים עם ערכים שליליים. שימוש ב-AdamW (ולא Adam רגיל) מספק L2 regularization מובנה שמשפר גנרליזציה. הוספת ReduceLROnPlateau אפשרה אימון ארוך יותר עם learning rate יורד – </w:t>
+        <w:t xml:space="preserve">. LeakyReLU נבחר על פני ReLU כדי למנוע 'מוות' של נוירונים עם ערכים שליליים. שימוש ב-AdamW (ולא Adam רגיל) מספק L2 regularization מובנה שמשפר גנרליזציה. הוספת ReduceLROnPlateau אפשרה אימון ארוך יותר עם learning </w:t>
+      </w:r>
+      <w:proofErr w:type="spellStart"/>
+      <w:r>
+        <w:rPr>
+          <w:rFonts w:asciiTheme="majorBidi" w:hAnsiTheme="majorBidi" w:cstheme="majorBidi"/>
+          <w:sz w:val="24"/>
+          <w:rtl/>
+        </w:rPr>
+        <w:t>rate</w:t>
+      </w:r>
+      <w:proofErr w:type="spellEnd"/>
+      <w:r>
+        <w:rPr>
+          <w:rFonts w:asciiTheme="majorBidi" w:hAnsiTheme="majorBidi" w:cstheme="majorBidi"/>
+          <w:sz w:val="24"/>
+          <w:rtl/>
+        </w:rPr>
+        <w:t xml:space="preserve"> </w:t>
+      </w:r>
+      <w:proofErr w:type="spellStart"/>
+      <w:r>
+        <w:rPr>
+          <w:rFonts w:asciiTheme="majorBidi" w:hAnsiTheme="majorBidi" w:cstheme="majorBidi"/>
+          <w:sz w:val="24"/>
+          <w:rtl/>
+        </w:rPr>
+        <w:t>יורד</w:t>
+      </w:r>
+      <w:proofErr w:type="spellEnd"/>
+      <w:r>
+        <w:rPr>
+          <w:rFonts w:asciiTheme="majorBidi" w:hAnsiTheme="majorBidi" w:cstheme="majorBidi"/>
+          <w:sz w:val="24"/>
+          <w:rtl/>
+        </w:rPr>
+        <w:t xml:space="preserve"> – </w:t>
       </w:r>
       <w:proofErr w:type="spellStart"/>
       <w:r>
@@ -11723,8 +12666,39 @@
           <w:szCs w:val="24"/>
           <w:rtl/>
         </w:rPr>
-        <w:t>MSE = (1/n) × Σ(predicted_score − actual_score)²</w:t>
-      </w:r>
+        <w:t xml:space="preserve">MSE = (1/n) × </w:t>
+      </w:r>
+      <w:proofErr w:type="gramStart"/>
+      <w:r>
+        <w:rPr>
+          <w:rFonts w:asciiTheme="majorBidi" w:hAnsiTheme="majorBidi" w:cstheme="majorBidi"/>
+          <w:sz w:val="24"/>
+          <w:szCs w:val="24"/>
+          <w:rtl/>
+        </w:rPr>
+        <w:t>Σ(</w:t>
+      </w:r>
+      <w:proofErr w:type="gramEnd"/>
+      <w:r>
+        <w:rPr>
+          <w:rFonts w:asciiTheme="majorBidi" w:hAnsiTheme="majorBidi" w:cstheme="majorBidi"/>
+          <w:sz w:val="24"/>
+          <w:szCs w:val="24"/>
+          <w:rtl/>
+        </w:rPr>
+        <w:t>predicted_score − actual_</w:t>
+      </w:r>
+      <w:proofErr w:type="gramStart"/>
+      <w:r>
+        <w:rPr>
+          <w:rFonts w:asciiTheme="majorBidi" w:hAnsiTheme="majorBidi" w:cstheme="majorBidi"/>
+          <w:sz w:val="24"/>
+          <w:szCs w:val="24"/>
+          <w:rtl/>
+        </w:rPr>
+        <w:t>score)²</w:t>
+      </w:r>
+      <w:proofErr w:type="gramEnd"/>
     </w:p>
     <w:p>
       <w:pPr>
@@ -11735,14 +12709,315 @@
           <w:szCs w:val="24"/>
         </w:rPr>
       </w:pPr>
-      <w:r>
-        <w:rPr>
-          <w:rFonts w:asciiTheme="majorBidi" w:hAnsiTheme="majorBidi" w:cstheme="majorBidi"/>
-          <w:sz w:val="24"/>
-          <w:szCs w:val="24"/>
-          <w:rtl/>
-        </w:rPr>
-        <w:t>נבחרה MSE כי זוהי בעיית regression – המודל צריך לחזות ערך רציף ב-[0,1], לא לסווג לקטגוריות. MSE מעניש שגיאות גדולות יותר ממה שמצדיקה שגיאה לינארית, מה שמתאים כאשר רוצים מודל מדויק.</w:t>
+      <w:proofErr w:type="spellStart"/>
+      <w:r>
+        <w:rPr>
+          <w:rFonts w:asciiTheme="majorBidi" w:hAnsiTheme="majorBidi" w:cstheme="majorBidi"/>
+          <w:sz w:val="24"/>
+          <w:szCs w:val="24"/>
+          <w:rtl/>
+        </w:rPr>
+        <w:t>נבחרה</w:t>
+      </w:r>
+      <w:proofErr w:type="spellEnd"/>
+      <w:r>
+        <w:rPr>
+          <w:rFonts w:asciiTheme="majorBidi" w:hAnsiTheme="majorBidi" w:cstheme="majorBidi"/>
+          <w:sz w:val="24"/>
+          <w:szCs w:val="24"/>
+          <w:rtl/>
+        </w:rPr>
+        <w:t xml:space="preserve"> MSE </w:t>
+      </w:r>
+      <w:proofErr w:type="spellStart"/>
+      <w:r>
+        <w:rPr>
+          <w:rFonts w:asciiTheme="majorBidi" w:hAnsiTheme="majorBidi" w:cstheme="majorBidi"/>
+          <w:sz w:val="24"/>
+          <w:szCs w:val="24"/>
+          <w:rtl/>
+        </w:rPr>
+        <w:t>כי</w:t>
+      </w:r>
+      <w:proofErr w:type="spellEnd"/>
+      <w:r>
+        <w:rPr>
+          <w:rFonts w:asciiTheme="majorBidi" w:hAnsiTheme="majorBidi" w:cstheme="majorBidi"/>
+          <w:sz w:val="24"/>
+          <w:szCs w:val="24"/>
+          <w:rtl/>
+        </w:rPr>
+        <w:t xml:space="preserve"> </w:t>
+      </w:r>
+      <w:proofErr w:type="spellStart"/>
+      <w:r>
+        <w:rPr>
+          <w:rFonts w:asciiTheme="majorBidi" w:hAnsiTheme="majorBidi" w:cstheme="majorBidi"/>
+          <w:sz w:val="24"/>
+          <w:szCs w:val="24"/>
+          <w:rtl/>
+        </w:rPr>
+        <w:t>זוהי</w:t>
+      </w:r>
+      <w:proofErr w:type="spellEnd"/>
+      <w:r>
+        <w:rPr>
+          <w:rFonts w:asciiTheme="majorBidi" w:hAnsiTheme="majorBidi" w:cstheme="majorBidi"/>
+          <w:sz w:val="24"/>
+          <w:szCs w:val="24"/>
+          <w:rtl/>
+        </w:rPr>
+        <w:t xml:space="preserve"> </w:t>
+      </w:r>
+      <w:proofErr w:type="spellStart"/>
+      <w:r>
+        <w:rPr>
+          <w:rFonts w:asciiTheme="majorBidi" w:hAnsiTheme="majorBidi" w:cstheme="majorBidi"/>
+          <w:sz w:val="24"/>
+          <w:szCs w:val="24"/>
+          <w:rtl/>
+        </w:rPr>
+        <w:t>בעיית</w:t>
+      </w:r>
+      <w:proofErr w:type="spellEnd"/>
+      <w:r>
+        <w:rPr>
+          <w:rFonts w:asciiTheme="majorBidi" w:hAnsiTheme="majorBidi" w:cstheme="majorBidi"/>
+          <w:sz w:val="24"/>
+          <w:szCs w:val="24"/>
+          <w:rtl/>
+        </w:rPr>
+        <w:t xml:space="preserve"> </w:t>
+      </w:r>
+      <w:proofErr w:type="spellStart"/>
+      <w:r>
+        <w:rPr>
+          <w:rFonts w:asciiTheme="majorBidi" w:hAnsiTheme="majorBidi" w:cstheme="majorBidi"/>
+          <w:sz w:val="24"/>
+          <w:szCs w:val="24"/>
+          <w:rtl/>
+        </w:rPr>
+        <w:t>regression</w:t>
+      </w:r>
+      <w:proofErr w:type="spellEnd"/>
+      <w:r>
+        <w:rPr>
+          <w:rFonts w:asciiTheme="majorBidi" w:hAnsiTheme="majorBidi" w:cstheme="majorBidi"/>
+          <w:sz w:val="24"/>
+          <w:szCs w:val="24"/>
+          <w:rtl/>
+        </w:rPr>
+        <w:t xml:space="preserve"> – </w:t>
+      </w:r>
+      <w:proofErr w:type="spellStart"/>
+      <w:r>
+        <w:rPr>
+          <w:rFonts w:asciiTheme="majorBidi" w:hAnsiTheme="majorBidi" w:cstheme="majorBidi"/>
+          <w:sz w:val="24"/>
+          <w:szCs w:val="24"/>
+          <w:rtl/>
+        </w:rPr>
+        <w:t>המודל</w:t>
+      </w:r>
+      <w:proofErr w:type="spellEnd"/>
+      <w:r>
+        <w:rPr>
+          <w:rFonts w:asciiTheme="majorBidi" w:hAnsiTheme="majorBidi" w:cstheme="majorBidi"/>
+          <w:sz w:val="24"/>
+          <w:szCs w:val="24"/>
+          <w:rtl/>
+        </w:rPr>
+        <w:t xml:space="preserve"> </w:t>
+      </w:r>
+      <w:proofErr w:type="spellStart"/>
+      <w:r>
+        <w:rPr>
+          <w:rFonts w:asciiTheme="majorBidi" w:hAnsiTheme="majorBidi" w:cstheme="majorBidi"/>
+          <w:sz w:val="24"/>
+          <w:szCs w:val="24"/>
+          <w:rtl/>
+        </w:rPr>
+        <w:t>צריך</w:t>
+      </w:r>
+      <w:proofErr w:type="spellEnd"/>
+      <w:r>
+        <w:rPr>
+          <w:rFonts w:asciiTheme="majorBidi" w:hAnsiTheme="majorBidi" w:cstheme="majorBidi"/>
+          <w:sz w:val="24"/>
+          <w:szCs w:val="24"/>
+          <w:rtl/>
+        </w:rPr>
+        <w:t xml:space="preserve"> </w:t>
+      </w:r>
+      <w:proofErr w:type="spellStart"/>
+      <w:r>
+        <w:rPr>
+          <w:rFonts w:asciiTheme="majorBidi" w:hAnsiTheme="majorBidi" w:cstheme="majorBidi"/>
+          <w:sz w:val="24"/>
+          <w:szCs w:val="24"/>
+          <w:rtl/>
+        </w:rPr>
+        <w:t>לחזות</w:t>
+      </w:r>
+      <w:proofErr w:type="spellEnd"/>
+      <w:r>
+        <w:rPr>
+          <w:rFonts w:asciiTheme="majorBidi" w:hAnsiTheme="majorBidi" w:cstheme="majorBidi"/>
+          <w:sz w:val="24"/>
+          <w:szCs w:val="24"/>
+          <w:rtl/>
+        </w:rPr>
+        <w:t xml:space="preserve"> </w:t>
+      </w:r>
+      <w:proofErr w:type="spellStart"/>
+      <w:r>
+        <w:rPr>
+          <w:rFonts w:asciiTheme="majorBidi" w:hAnsiTheme="majorBidi" w:cstheme="majorBidi"/>
+          <w:sz w:val="24"/>
+          <w:szCs w:val="24"/>
+          <w:rtl/>
+        </w:rPr>
+        <w:t>ערך</w:t>
+      </w:r>
+      <w:proofErr w:type="spellEnd"/>
+      <w:r>
+        <w:rPr>
+          <w:rFonts w:asciiTheme="majorBidi" w:hAnsiTheme="majorBidi" w:cstheme="majorBidi"/>
+          <w:sz w:val="24"/>
+          <w:szCs w:val="24"/>
+          <w:rtl/>
+        </w:rPr>
+        <w:t xml:space="preserve"> </w:t>
+      </w:r>
+      <w:proofErr w:type="spellStart"/>
+      <w:r>
+        <w:rPr>
+          <w:rFonts w:asciiTheme="majorBidi" w:hAnsiTheme="majorBidi" w:cstheme="majorBidi"/>
+          <w:sz w:val="24"/>
+          <w:szCs w:val="24"/>
+          <w:rtl/>
+        </w:rPr>
+        <w:t>רציף</w:t>
+      </w:r>
+      <w:proofErr w:type="spellEnd"/>
+      <w:r>
+        <w:rPr>
+          <w:rFonts w:asciiTheme="majorBidi" w:hAnsiTheme="majorBidi" w:cstheme="majorBidi"/>
+          <w:sz w:val="24"/>
+          <w:szCs w:val="24"/>
+          <w:rtl/>
+        </w:rPr>
+        <w:t xml:space="preserve"> ב</w:t>
+      </w:r>
+      <w:proofErr w:type="gramStart"/>
+      <w:r>
+        <w:rPr>
+          <w:rFonts w:asciiTheme="majorBidi" w:hAnsiTheme="majorBidi" w:cstheme="majorBidi"/>
+          <w:sz w:val="24"/>
+          <w:szCs w:val="24"/>
+          <w:rtl/>
+        </w:rPr>
+        <w:t>-[</w:t>
+      </w:r>
+      <w:proofErr w:type="gramEnd"/>
+      <w:r>
+        <w:rPr>
+          <w:rFonts w:asciiTheme="majorBidi" w:hAnsiTheme="majorBidi" w:cstheme="majorBidi" w:hint="cs"/>
+          <w:sz w:val="24"/>
+          <w:szCs w:val="24"/>
+          <w:rtl/>
+          <w:lang w:bidi="he-IL"/>
+        </w:rPr>
+        <w:t>1-</w:t>
+      </w:r>
+      <w:r>
+        <w:rPr>
+          <w:rFonts w:asciiTheme="majorBidi" w:hAnsiTheme="majorBidi" w:cstheme="majorBidi"/>
+          <w:sz w:val="24"/>
+          <w:szCs w:val="24"/>
+          <w:rtl/>
+        </w:rPr>
+        <w:t>,</w:t>
+      </w:r>
+      <w:proofErr w:type="gramStart"/>
+      <w:r>
+        <w:rPr>
+          <w:rFonts w:asciiTheme="majorBidi" w:hAnsiTheme="majorBidi" w:cstheme="majorBidi"/>
+          <w:sz w:val="24"/>
+          <w:szCs w:val="24"/>
+          <w:rtl/>
+        </w:rPr>
+        <w:t>1],</w:t>
+      </w:r>
+      <w:proofErr w:type="gramEnd"/>
+      <w:r>
+        <w:rPr>
+          <w:rFonts w:asciiTheme="majorBidi" w:hAnsiTheme="majorBidi" w:cstheme="majorBidi"/>
+          <w:sz w:val="24"/>
+          <w:szCs w:val="24"/>
+          <w:rtl/>
+        </w:rPr>
+        <w:t xml:space="preserve"> </w:t>
+      </w:r>
+      <w:proofErr w:type="spellStart"/>
+      <w:r>
+        <w:rPr>
+          <w:rFonts w:asciiTheme="majorBidi" w:hAnsiTheme="majorBidi" w:cstheme="majorBidi"/>
+          <w:sz w:val="24"/>
+          <w:szCs w:val="24"/>
+          <w:rtl/>
+        </w:rPr>
+        <w:t>לא</w:t>
+      </w:r>
+      <w:proofErr w:type="spellEnd"/>
+      <w:r>
+        <w:rPr>
+          <w:rFonts w:asciiTheme="majorBidi" w:hAnsiTheme="majorBidi" w:cstheme="majorBidi"/>
+          <w:sz w:val="24"/>
+          <w:szCs w:val="24"/>
+          <w:rtl/>
+        </w:rPr>
+        <w:t xml:space="preserve"> </w:t>
+      </w:r>
+      <w:proofErr w:type="spellStart"/>
+      <w:r>
+        <w:rPr>
+          <w:rFonts w:asciiTheme="majorBidi" w:hAnsiTheme="majorBidi" w:cstheme="majorBidi"/>
+          <w:sz w:val="24"/>
+          <w:szCs w:val="24"/>
+          <w:rtl/>
+        </w:rPr>
+        <w:t>לסווג</w:t>
+      </w:r>
+      <w:proofErr w:type="spellEnd"/>
+      <w:r>
+        <w:rPr>
+          <w:rFonts w:asciiTheme="majorBidi" w:hAnsiTheme="majorBidi" w:cstheme="majorBidi"/>
+          <w:sz w:val="24"/>
+          <w:szCs w:val="24"/>
+          <w:rtl/>
+        </w:rPr>
+        <w:t xml:space="preserve"> </w:t>
+      </w:r>
+      <w:proofErr w:type="spellStart"/>
+      <w:r>
+        <w:rPr>
+          <w:rFonts w:asciiTheme="majorBidi" w:hAnsiTheme="majorBidi" w:cstheme="majorBidi"/>
+          <w:sz w:val="24"/>
+          <w:szCs w:val="24"/>
+          <w:rtl/>
+        </w:rPr>
+        <w:t>לקטגוריות</w:t>
+      </w:r>
+      <w:proofErr w:type="spellEnd"/>
+      <w:r>
+        <w:rPr>
+          <w:rFonts w:asciiTheme="majorBidi" w:hAnsiTheme="majorBidi" w:cstheme="majorBidi"/>
+          <w:sz w:val="24"/>
+          <w:szCs w:val="24"/>
+          <w:rtl/>
+        </w:rPr>
+        <w:t>. MSE מעניש שגיאות גדולות יותר ממה שמצדיקה שגיאה לינארית, מה שמתאים כאשר רוצים מודל מדויק.</w:t>
       </w:r>
     </w:p>
     <w:p>
@@ -12192,9 +13467,64 @@
           <w:sz w:val="24"/>
           <w:rtl/>
         </w:rPr>
-        <w:t>• Controller: מחלקת GameController – מחברת בין Model ל-View. מקבלת אירועים מה-View (place_tile), מעדכנת את ה-Model (</w:t>
-      </w:r>
-      <w:proofErr w:type="spellStart"/>
+        <w:t>• Controller: מחלקת GameController – מחברת בין Model ל-View. מקבלת אירועים מה-View (place_</w:t>
+      </w:r>
+      <w:proofErr w:type="gramStart"/>
+      <w:r>
+        <w:rPr>
+          <w:rFonts w:asciiTheme="majorBidi" w:hAnsiTheme="majorBidi" w:cstheme="majorBidi"/>
+          <w:sz w:val="24"/>
+          <w:rtl/>
+        </w:rPr>
+        <w:t>tile),</w:t>
+      </w:r>
+      <w:proofErr w:type="gramEnd"/>
+      <w:r>
+        <w:rPr>
+          <w:rFonts w:asciiTheme="majorBidi" w:hAnsiTheme="majorBidi" w:cstheme="majorBidi"/>
+          <w:sz w:val="24"/>
+          <w:rtl/>
+        </w:rPr>
+        <w:t xml:space="preserve"> מעדכנת </w:t>
+      </w:r>
+      <w:proofErr w:type="spellStart"/>
+      <w:r>
+        <w:rPr>
+          <w:rFonts w:asciiTheme="majorBidi" w:hAnsiTheme="majorBidi" w:cstheme="majorBidi"/>
+          <w:sz w:val="24"/>
+          <w:rtl/>
+        </w:rPr>
+        <w:t>את</w:t>
+      </w:r>
+      <w:proofErr w:type="spellEnd"/>
+      <w:r>
+        <w:rPr>
+          <w:rFonts w:asciiTheme="majorBidi" w:hAnsiTheme="majorBidi" w:cstheme="majorBidi"/>
+          <w:sz w:val="24"/>
+          <w:rtl/>
+        </w:rPr>
+        <w:t xml:space="preserve"> ה-</w:t>
+      </w:r>
+      <w:proofErr w:type="spellStart"/>
+      <w:r>
+        <w:rPr>
+          <w:rFonts w:asciiTheme="majorBidi" w:hAnsiTheme="majorBidi" w:cstheme="majorBidi"/>
+          <w:sz w:val="24"/>
+          <w:rtl/>
+        </w:rPr>
+        <w:t>Model</w:t>
+      </w:r>
+      <w:proofErr w:type="spellEnd"/>
+      <w:r>
+        <w:rPr>
+          <w:rFonts w:asciiTheme="majorBidi" w:hAnsiTheme="majorBidi" w:cstheme="majorBidi"/>
+          <w:sz w:val="24"/>
+          <w:rtl/>
+        </w:rPr>
+        <w:t xml:space="preserve"> (</w:t>
+      </w:r>
+      <w:proofErr w:type="spellStart"/>
+      <w:proofErr w:type="gramStart"/>
       <w:r>
         <w:rPr>
           <w:rFonts w:asciiTheme="majorBidi" w:hAnsiTheme="majorBidi" w:cstheme="majorBidi"/>
@@ -12210,7 +13540,16 @@
           <w:sz w:val="24"/>
           <w:rtl/>
         </w:rPr>
-        <w:t xml:space="preserve">), </w:t>
+        <w:t>),</w:t>
+      </w:r>
+      <w:proofErr w:type="gramEnd"/>
+      <w:r>
+        <w:rPr>
+          <w:rFonts w:asciiTheme="majorBidi" w:hAnsiTheme="majorBidi" w:cstheme="majorBidi"/>
+          <w:sz w:val="24"/>
+          <w:rtl/>
+        </w:rPr>
+        <w:t xml:space="preserve"> </w:t>
       </w:r>
       <w:proofErr w:type="spellStart"/>
       <w:r>
@@ -12531,9 +13870,21 @@
           <w:sz w:val="24"/>
           <w:rtl/>
         </w:rPr>
-        <w:t>hex_uml.drawio</w:t>
-      </w:r>
-      <w:proofErr w:type="spellEnd"/>
+        <w:t>hex_</w:t>
+      </w:r>
+      <w:proofErr w:type="gramStart"/>
+      <w:r>
+        <w:rPr>
+          <w:rFonts w:asciiTheme="majorBidi" w:hAnsiTheme="majorBidi" w:cstheme="majorBidi"/>
+          <w:b/>
+          <w:bCs/>
+          <w:sz w:val="24"/>
+          <w:rtl/>
+        </w:rPr>
+        <w:t>uml.drawio</w:t>
+      </w:r>
+      <w:proofErr w:type="spellEnd"/>
+      <w:proofErr w:type="gramEnd"/>
       <w:r>
         <w:rPr>
           <w:rFonts w:asciiTheme="majorBidi" w:hAnsiTheme="majorBidi" w:cstheme="majorBidi" w:hint="cs"/>
@@ -12693,7 +14044,7 @@
         <w:pStyle w:val="Heading2"/>
         <w:bidi/>
         <w:rPr>
-          <w:rFonts w:asciiTheme="majorBidi" w:hAnsiTheme="majorBidi" w:hint="cs"/>
+          <w:rFonts w:asciiTheme="majorBidi" w:hAnsiTheme="majorBidi"/>
           <w:rtl/>
           <w:lang w:bidi="he-IL"/>
         </w:rPr>
@@ -12825,12 +14176,29 @@
       <w:pPr>
         <w:bidi/>
         <w:rPr>
+          <w:rFonts w:asciiTheme="majorBidi" w:hAnsiTheme="majorBidi" w:cstheme="majorBidi"/>
+          <w:sz w:val="24"/>
+          <w:rtl/>
+          <w:lang w:bidi="he-IL"/>
+        </w:rPr>
+      </w:pPr>
+      <w:r>
+        <w:rPr>
           <w:rFonts w:asciiTheme="majorBidi" w:hAnsiTheme="majorBidi" w:cstheme="majorBidi" w:hint="cs"/>
           <w:sz w:val="24"/>
           <w:rtl/>
           <w:lang w:bidi="he-IL"/>
         </w:rPr>
-      </w:pPr>
+        <w:t xml:space="preserve">ממשק המשתמש נכתב </w:t>
+      </w:r>
+      <w:r>
+        <w:rPr>
+          <w:rFonts w:asciiTheme="majorBidi" w:hAnsiTheme="majorBidi" w:cstheme="majorBidi"/>
+          <w:sz w:val="24"/>
+          <w:lang w:bidi="he-IL"/>
+        </w:rPr>
+        <w:t>PySide6</w:t>
+      </w:r>
       <w:r>
         <w:rPr>
           <w:rFonts w:asciiTheme="majorBidi" w:hAnsiTheme="majorBidi" w:cstheme="majorBidi" w:hint="cs"/>
@@ -12838,15 +14206,15 @@
           <w:rtl/>
           <w:lang w:bidi="he-IL"/>
         </w:rPr>
-        <w:t xml:space="preserve">ממשק המשתמש נכתב </w:t>
-      </w:r>
-      <w:r>
-        <w:rPr>
-          <w:rFonts w:asciiTheme="majorBidi" w:hAnsiTheme="majorBidi" w:cstheme="majorBidi"/>
-          <w:sz w:val="24"/>
-          <w:lang w:bidi="he-IL"/>
-        </w:rPr>
-        <w:t>PySide6</w:t>
+        <w:t xml:space="preserve">, שהוא הספרייה של </w:t>
+      </w:r>
+      <w:r>
+        <w:rPr>
+          <w:rFonts w:asciiTheme="majorBidi" w:hAnsiTheme="majorBidi" w:cstheme="majorBidi"/>
+          <w:sz w:val="24"/>
+          <w:lang w:bidi="he-IL"/>
+        </w:rPr>
+        <w:t>Qt</w:t>
       </w:r>
       <w:r>
         <w:rPr>
@@ -12855,15 +14223,7 @@
           <w:rtl/>
           <w:lang w:bidi="he-IL"/>
         </w:rPr>
-        <w:t xml:space="preserve">, שהוא הספרייה של </w:t>
-      </w:r>
-      <w:r>
-        <w:rPr>
-          <w:rFonts w:asciiTheme="majorBidi" w:hAnsiTheme="majorBidi" w:cstheme="majorBidi"/>
-          <w:sz w:val="24"/>
-          <w:lang w:bidi="he-IL"/>
-        </w:rPr>
-        <w:t>Qt</w:t>
+        <w:t xml:space="preserve"> בפיתון</w:t>
       </w:r>
       <w:r>
         <w:rPr>
@@ -12872,15 +14232,6 @@
           <w:rtl/>
           <w:lang w:bidi="he-IL"/>
         </w:rPr>
-        <w:t xml:space="preserve"> בפיתון</w:t>
-      </w:r>
-      <w:r>
-        <w:rPr>
-          <w:rFonts w:asciiTheme="majorBidi" w:hAnsiTheme="majorBidi" w:cstheme="majorBidi" w:hint="cs"/>
-          <w:sz w:val="24"/>
-          <w:rtl/>
-          <w:lang w:bidi="he-IL"/>
-        </w:rPr>
         <w:t>.</w:t>
       </w:r>
     </w:p>
@@ -12998,7 +14349,25 @@
           <w:sz w:val="24"/>
           <w:rtl/>
         </w:rPr>
-        <w:t xml:space="preserve"> 'Play Against AI'. לחיצה </w:t>
+        <w:t xml:space="preserve"> 'Play Against AI'. </w:t>
+      </w:r>
+      <w:proofErr w:type="spellStart"/>
+      <w:r>
+        <w:rPr>
+          <w:rFonts w:asciiTheme="majorBidi" w:hAnsiTheme="majorBidi" w:cstheme="majorBidi"/>
+          <w:sz w:val="24"/>
+          <w:rtl/>
+        </w:rPr>
+        <w:t>לחיצה</w:t>
+      </w:r>
+      <w:proofErr w:type="spellEnd"/>
+      <w:r>
+        <w:rPr>
+          <w:rFonts w:asciiTheme="majorBidi" w:hAnsiTheme="majorBidi" w:cstheme="majorBidi"/>
+          <w:sz w:val="24"/>
+          <w:rtl/>
+        </w:rPr>
+        <w:t xml:space="preserve"> </w:t>
       </w:r>
       <w:proofErr w:type="spellStart"/>
       <w:r>
@@ -13544,6 +14913,7 @@
         <w:t xml:space="preserve">GameController מחזיק reference ל-Board (Model) ולשני השחקנים. </w:t>
       </w:r>
       <w:proofErr w:type="spellStart"/>
+      <w:proofErr w:type="gramStart"/>
       <w:r>
         <w:rPr>
           <w:rFonts w:asciiTheme="majorBidi" w:hAnsiTheme="majorBidi" w:cstheme="majorBidi"/>
@@ -13560,7 +14930,17 @@
           <w:rtl/>
           <w:lang w:bidi="he-IL"/>
         </w:rPr>
-        <w:t>()</w:t>
+        <w:t>(</w:t>
+      </w:r>
+      <w:proofErr w:type="gramEnd"/>
+      <w:r>
+        <w:rPr>
+          <w:rFonts w:asciiTheme="majorBidi" w:hAnsiTheme="majorBidi" w:cstheme="majorBidi" w:hint="cs"/>
+          <w:sz w:val="24"/>
+          <w:rtl/>
+          <w:lang w:bidi="he-IL"/>
+        </w:rPr>
+        <w:t>)</w:t>
       </w:r>
       <w:proofErr w:type="spellStart"/>
       <w:r>
@@ -13712,7 +15092,43 @@
           <w:sz w:val="24"/>
           <w:rtl/>
         </w:rPr>
-        <w:t xml:space="preserve"> HexWidget (View): board_updated → update_display(), game_over → handle_game_over().</w:t>
+        <w:t xml:space="preserve"> HexWidget (View): board_updated → update_</w:t>
+      </w:r>
+      <w:proofErr w:type="gramStart"/>
+      <w:r>
+        <w:rPr>
+          <w:rFonts w:asciiTheme="majorBidi" w:hAnsiTheme="majorBidi" w:cstheme="majorBidi"/>
+          <w:sz w:val="24"/>
+          <w:rtl/>
+        </w:rPr>
+        <w:t>display(),</w:t>
+      </w:r>
+      <w:proofErr w:type="gramEnd"/>
+      <w:r>
+        <w:rPr>
+          <w:rFonts w:asciiTheme="majorBidi" w:hAnsiTheme="majorBidi" w:cstheme="majorBidi"/>
+          <w:sz w:val="24"/>
+          <w:rtl/>
+        </w:rPr>
+        <w:t xml:space="preserve"> game_over → handle_game_</w:t>
+      </w:r>
+      <w:proofErr w:type="gramStart"/>
+      <w:r>
+        <w:rPr>
+          <w:rFonts w:asciiTheme="majorBidi" w:hAnsiTheme="majorBidi" w:cstheme="majorBidi"/>
+          <w:sz w:val="24"/>
+          <w:rtl/>
+        </w:rPr>
+        <w:t>over(</w:t>
+      </w:r>
+      <w:proofErr w:type="gramEnd"/>
+      <w:r>
+        <w:rPr>
+          <w:rFonts w:asciiTheme="majorBidi" w:hAnsiTheme="majorBidi" w:cstheme="majorBidi"/>
+          <w:sz w:val="24"/>
+          <w:rtl/>
+        </w:rPr>
+        <w:t>).</w:t>
       </w:r>
     </w:p>
     <w:p>
@@ -13753,7 +15169,16 @@
           <w:sz w:val="24"/>
           <w:rtl/>
         </w:rPr>
-        <w:t>place_tile</w:t>
+        <w:t>place_</w:t>
+      </w:r>
+      <w:proofErr w:type="gramStart"/>
+      <w:r>
+        <w:rPr>
+          <w:rFonts w:asciiTheme="majorBidi" w:hAnsiTheme="majorBidi" w:cstheme="majorBidi"/>
+          <w:sz w:val="24"/>
+          <w:rtl/>
+        </w:rPr>
+        <w:t>tile</w:t>
       </w:r>
       <w:proofErr w:type="spellEnd"/>
       <w:r>
@@ -13765,6 +15190,7 @@
         <w:t>(</w:t>
       </w:r>
       <w:proofErr w:type="spellStart"/>
+      <w:proofErr w:type="gramEnd"/>
       <w:r>
         <w:rPr>
           <w:rFonts w:asciiTheme="majorBidi" w:hAnsiTheme="majorBidi" w:cstheme="majorBidi"/>
@@ -14053,6 +15479,7 @@
         <w:t xml:space="preserve"> ה-AI – </w:t>
       </w:r>
       <w:proofErr w:type="spellStart"/>
+      <w:proofErr w:type="gramStart"/>
       <w:r>
         <w:rPr>
           <w:rFonts w:asciiTheme="majorBidi" w:hAnsiTheme="majorBidi" w:cstheme="majorBidi"/>
@@ -14069,6 +15496,69 @@
           <w:rtl/>
           <w:lang w:bidi="he-IL"/>
         </w:rPr>
+        <w:t>(</w:t>
+      </w:r>
+      <w:proofErr w:type="gramEnd"/>
+      <w:r>
+        <w:rPr>
+          <w:rFonts w:asciiTheme="majorBidi" w:hAnsiTheme="majorBidi" w:cstheme="majorBidi" w:hint="cs"/>
+          <w:sz w:val="24"/>
+          <w:rtl/>
+          <w:lang w:bidi="he-IL"/>
+        </w:rPr>
+        <w:t>)</w:t>
+      </w:r>
+      <w:proofErr w:type="spellStart"/>
+      <w:r>
+        <w:rPr>
+          <w:rFonts w:asciiTheme="majorBidi" w:hAnsiTheme="majorBidi" w:cstheme="majorBidi"/>
+          <w:sz w:val="24"/>
+          <w:rtl/>
+        </w:rPr>
+        <w:t>make_ai_move</w:t>
+      </w:r>
+      <w:proofErr w:type="spellEnd"/>
+      <w:r>
+        <w:rPr>
+          <w:rFonts w:asciiTheme="majorBidi" w:hAnsiTheme="majorBidi" w:cstheme="majorBidi"/>
+          <w:sz w:val="24"/>
+          <w:rtl/>
+        </w:rPr>
+        <w:t>.</w:t>
+      </w:r>
+    </w:p>
+    <w:p>
+      <w:pPr>
+        <w:bidi/>
+        <w:rPr>
+          <w:rFonts w:asciiTheme="majorBidi" w:hAnsiTheme="majorBidi" w:cstheme="majorBidi"/>
+        </w:rPr>
+      </w:pPr>
+      <w:r>
+        <w:rPr>
+          <w:rFonts w:asciiTheme="majorBidi" w:hAnsiTheme="majorBidi" w:cstheme="majorBidi"/>
+          <w:sz w:val="24"/>
+          <w:rtl/>
+        </w:rPr>
+        <w:t>2.</w:t>
+      </w:r>
+      <w:r>
+        <w:rPr>
+          <w:rFonts w:asciiTheme="majorBidi" w:hAnsiTheme="majorBidi" w:cstheme="majorBidi" w:hint="cs"/>
+          <w:sz w:val="24"/>
+          <w:rtl/>
+          <w:lang w:bidi="he-IL"/>
+        </w:rPr>
+        <w:t xml:space="preserve"> </w:t>
+      </w:r>
+      <w:proofErr w:type="gramStart"/>
+      <w:r>
+        <w:rPr>
+          <w:rFonts w:asciiTheme="majorBidi" w:hAnsiTheme="majorBidi" w:cstheme="majorBidi" w:hint="cs"/>
+          <w:sz w:val="24"/>
+          <w:rtl/>
+          <w:lang w:bidi="he-IL"/>
+        </w:rPr>
         <w:t>()</w:t>
       </w:r>
       <w:proofErr w:type="spellStart"/>
@@ -14078,7 +15568,162 @@
           <w:sz w:val="24"/>
           <w:rtl/>
         </w:rPr>
-        <w:t>make_ai_move</w:t>
+        <w:t>check</w:t>
+      </w:r>
+      <w:proofErr w:type="gramEnd"/>
+      <w:r>
+        <w:rPr>
+          <w:rFonts w:asciiTheme="majorBidi" w:hAnsiTheme="majorBidi" w:cstheme="majorBidi"/>
+          <w:sz w:val="24"/>
+          <w:rtl/>
+        </w:rPr>
+        <w:t>_win</w:t>
+      </w:r>
+      <w:proofErr w:type="spellEnd"/>
+      <w:r>
+        <w:rPr>
+          <w:rFonts w:asciiTheme="majorBidi" w:hAnsiTheme="majorBidi" w:cstheme="majorBidi"/>
+          <w:sz w:val="24"/>
+          <w:rtl/>
+        </w:rPr>
+        <w:t xml:space="preserve">: </w:t>
+      </w:r>
+      <w:proofErr w:type="spellStart"/>
+      <w:r>
+        <w:rPr>
+          <w:rFonts w:asciiTheme="majorBidi" w:hAnsiTheme="majorBidi" w:cstheme="majorBidi"/>
+          <w:sz w:val="24"/>
+          <w:rtl/>
+        </w:rPr>
+        <w:t>בודק</w:t>
+      </w:r>
+      <w:proofErr w:type="spellEnd"/>
+      <w:r>
+        <w:rPr>
+          <w:rFonts w:asciiTheme="majorBidi" w:hAnsiTheme="majorBidi" w:cstheme="majorBidi" w:hint="cs"/>
+          <w:sz w:val="24"/>
+          <w:rtl/>
+          <w:lang w:bidi="he-IL"/>
+        </w:rPr>
+        <w:t xml:space="preserve"> </w:t>
+      </w:r>
+      <w:proofErr w:type="gramStart"/>
+      <w:r>
+        <w:rPr>
+          <w:rFonts w:asciiTheme="majorBidi" w:hAnsiTheme="majorBidi" w:cstheme="majorBidi" w:hint="cs"/>
+          <w:sz w:val="24"/>
+          <w:rtl/>
+          <w:lang w:bidi="he-IL"/>
+        </w:rPr>
+        <w:t>()</w:t>
+      </w:r>
+      <w:proofErr w:type="spellStart"/>
+      <w:r>
+        <w:rPr>
+          <w:rFonts w:asciiTheme="majorBidi" w:hAnsiTheme="majorBidi" w:cstheme="majorBidi"/>
+          <w:sz w:val="24"/>
+          <w:rtl/>
+        </w:rPr>
+        <w:t>red</w:t>
+      </w:r>
+      <w:proofErr w:type="gramEnd"/>
+      <w:r>
+        <w:rPr>
+          <w:rFonts w:asciiTheme="majorBidi" w:hAnsiTheme="majorBidi" w:cstheme="majorBidi"/>
+          <w:sz w:val="24"/>
+          <w:rtl/>
+        </w:rPr>
+        <w:t>_</w:t>
+      </w:r>
+      <w:proofErr w:type="gramStart"/>
+      <w:r>
+        <w:rPr>
+          <w:rFonts w:asciiTheme="majorBidi" w:hAnsiTheme="majorBidi" w:cstheme="majorBidi"/>
+          <w:sz w:val="24"/>
+          <w:rtl/>
+        </w:rPr>
+        <w:t>wins</w:t>
+      </w:r>
+      <w:proofErr w:type="spellEnd"/>
+      <w:r>
+        <w:rPr>
+          <w:rFonts w:asciiTheme="majorBidi" w:hAnsiTheme="majorBidi" w:cstheme="majorBidi"/>
+          <w:sz w:val="24"/>
+          <w:rtl/>
+        </w:rPr>
+        <w:t>(</w:t>
+      </w:r>
+      <w:proofErr w:type="gramEnd"/>
+      <w:r>
+        <w:rPr>
+          <w:rFonts w:asciiTheme="majorBidi" w:hAnsiTheme="majorBidi" w:cstheme="majorBidi"/>
+          <w:sz w:val="24"/>
+          <w:rtl/>
+        </w:rPr>
+        <w:t xml:space="preserve">) / </w:t>
+      </w:r>
+      <w:proofErr w:type="spellStart"/>
+      <w:r>
+        <w:rPr>
+          <w:rFonts w:asciiTheme="majorBidi" w:hAnsiTheme="majorBidi" w:cstheme="majorBidi"/>
+          <w:sz w:val="24"/>
+          <w:rtl/>
+        </w:rPr>
+        <w:t>blue_wins</w:t>
+      </w:r>
+      <w:proofErr w:type="spellEnd"/>
+      <w:r>
+        <w:rPr>
+          <w:rFonts w:asciiTheme="majorBidi" w:hAnsiTheme="majorBidi" w:cstheme="majorBidi"/>
+          <w:sz w:val="24"/>
+          <w:rtl/>
+        </w:rPr>
+        <w:t xml:space="preserve"> </w:t>
+      </w:r>
+      <w:proofErr w:type="spellStart"/>
+      <w:r>
+        <w:rPr>
+          <w:rFonts w:asciiTheme="majorBidi" w:hAnsiTheme="majorBidi" w:cstheme="majorBidi"/>
+          <w:sz w:val="24"/>
+          <w:rtl/>
+        </w:rPr>
+        <w:t>ומעביר</w:t>
+      </w:r>
+      <w:proofErr w:type="spellEnd"/>
+      <w:r>
+        <w:rPr>
+          <w:rFonts w:asciiTheme="majorBidi" w:hAnsiTheme="majorBidi" w:cstheme="majorBidi"/>
+          <w:sz w:val="24"/>
+          <w:rtl/>
+        </w:rPr>
+        <w:t xml:space="preserve"> </w:t>
+      </w:r>
+      <w:proofErr w:type="spellStart"/>
+      <w:r>
+        <w:rPr>
+          <w:rFonts w:asciiTheme="majorBidi" w:hAnsiTheme="majorBidi" w:cstheme="majorBidi"/>
+          <w:sz w:val="24"/>
+          <w:rtl/>
+        </w:rPr>
+        <w:t>signal</w:t>
+      </w:r>
+      <w:proofErr w:type="spellEnd"/>
+      <w:r>
+        <w:rPr>
+          <w:rFonts w:asciiTheme="majorBidi" w:hAnsiTheme="majorBidi" w:cstheme="majorBidi"/>
+          <w:sz w:val="24"/>
+          <w:rtl/>
+        </w:rPr>
+        <w:t xml:space="preserve"> </w:t>
+      </w:r>
+      <w:proofErr w:type="spellStart"/>
+      <w:r>
+        <w:rPr>
+          <w:rFonts w:asciiTheme="majorBidi" w:hAnsiTheme="majorBidi" w:cstheme="majorBidi"/>
+          <w:sz w:val="24"/>
+          <w:rtl/>
+        </w:rPr>
+        <w:t>game_over</w:t>
       </w:r>
       <w:proofErr w:type="spellEnd"/>
       <w:r>
@@ -14103,7 +15748,7 @@
           <w:sz w:val="24"/>
           <w:rtl/>
         </w:rPr>
-        <w:t>2.</w:t>
+        <w:t>3.</w:t>
       </w:r>
       <w:r>
         <w:rPr>
@@ -14112,16 +15757,35 @@
           <w:rtl/>
           <w:lang w:bidi="he-IL"/>
         </w:rPr>
-        <w:t xml:space="preserve"> ()</w:t>
-      </w:r>
-      <w:proofErr w:type="spellStart"/>
-      <w:r>
-        <w:rPr>
-          <w:rFonts w:asciiTheme="majorBidi" w:hAnsiTheme="majorBidi" w:cstheme="majorBidi"/>
-          <w:sz w:val="24"/>
-          <w:rtl/>
-        </w:rPr>
-        <w:t>check_win</w:t>
+        <w:t xml:space="preserve"> </w:t>
+      </w:r>
+      <w:proofErr w:type="gramStart"/>
+      <w:r>
+        <w:rPr>
+          <w:rFonts w:asciiTheme="majorBidi" w:hAnsiTheme="majorBidi" w:cstheme="majorBidi" w:hint="cs"/>
+          <w:sz w:val="24"/>
+          <w:rtl/>
+          <w:lang w:bidi="he-IL"/>
+        </w:rPr>
+        <w:t>()</w:t>
+      </w:r>
+      <w:proofErr w:type="spellStart"/>
+      <w:r>
+        <w:rPr>
+          <w:rFonts w:asciiTheme="majorBidi" w:hAnsiTheme="majorBidi" w:cstheme="majorBidi"/>
+          <w:sz w:val="24"/>
+          <w:rtl/>
+        </w:rPr>
+        <w:t>make</w:t>
+      </w:r>
+      <w:proofErr w:type="gramEnd"/>
+      <w:r>
+        <w:rPr>
+          <w:rFonts w:asciiTheme="majorBidi" w:hAnsiTheme="majorBidi" w:cstheme="majorBidi"/>
+          <w:sz w:val="24"/>
+          <w:rtl/>
+        </w:rPr>
+        <w:t>_ai_move</w:t>
       </w:r>
       <w:proofErr w:type="spellEnd"/>
       <w:r>
@@ -14139,9 +15803,17 @@
           <w:sz w:val="24"/>
           <w:rtl/>
         </w:rPr>
-        <w:t>בודק</w:t>
-      </w:r>
-      <w:proofErr w:type="spellEnd"/>
+        <w:t>קורא</w:t>
+      </w:r>
+      <w:proofErr w:type="spellEnd"/>
+      <w:r>
+        <w:rPr>
+          <w:rFonts w:asciiTheme="majorBidi" w:hAnsiTheme="majorBidi" w:cstheme="majorBidi"/>
+          <w:sz w:val="24"/>
+          <w:rtl/>
+        </w:rPr>
+        <w:t xml:space="preserve"> ל-</w:t>
+      </w:r>
       <w:r>
         <w:rPr>
           <w:rFonts w:asciiTheme="majorBidi" w:hAnsiTheme="majorBidi" w:cstheme="majorBidi" w:hint="cs"/>
@@ -14149,114 +15821,9 @@
           <w:rtl/>
           <w:lang w:bidi="he-IL"/>
         </w:rPr>
-        <w:t xml:space="preserve"> ()</w:t>
-      </w:r>
-      <w:proofErr w:type="spellStart"/>
-      <w:r>
-        <w:rPr>
-          <w:rFonts w:asciiTheme="majorBidi" w:hAnsiTheme="majorBidi" w:cstheme="majorBidi"/>
-          <w:sz w:val="24"/>
-          <w:rtl/>
-        </w:rPr>
-        <w:t>red_wins</w:t>
-      </w:r>
-      <w:proofErr w:type="spellEnd"/>
-      <w:r>
-        <w:rPr>
-          <w:rFonts w:asciiTheme="majorBidi" w:hAnsiTheme="majorBidi" w:cstheme="majorBidi"/>
-          <w:sz w:val="24"/>
-          <w:rtl/>
-        </w:rPr>
-        <w:t xml:space="preserve">() / </w:t>
-      </w:r>
-      <w:proofErr w:type="spellStart"/>
-      <w:r>
-        <w:rPr>
-          <w:rFonts w:asciiTheme="majorBidi" w:hAnsiTheme="majorBidi" w:cstheme="majorBidi"/>
-          <w:sz w:val="24"/>
-          <w:rtl/>
-        </w:rPr>
-        <w:t>blue_wins</w:t>
-      </w:r>
-      <w:proofErr w:type="spellEnd"/>
-      <w:r>
-        <w:rPr>
-          <w:rFonts w:asciiTheme="majorBidi" w:hAnsiTheme="majorBidi" w:cstheme="majorBidi"/>
-          <w:sz w:val="24"/>
-          <w:rtl/>
-        </w:rPr>
-        <w:t xml:space="preserve"> </w:t>
-      </w:r>
-      <w:proofErr w:type="spellStart"/>
-      <w:r>
-        <w:rPr>
-          <w:rFonts w:asciiTheme="majorBidi" w:hAnsiTheme="majorBidi" w:cstheme="majorBidi"/>
-          <w:sz w:val="24"/>
-          <w:rtl/>
-        </w:rPr>
-        <w:t>ומעביר</w:t>
-      </w:r>
-      <w:proofErr w:type="spellEnd"/>
-      <w:r>
-        <w:rPr>
-          <w:rFonts w:asciiTheme="majorBidi" w:hAnsiTheme="majorBidi" w:cstheme="majorBidi"/>
-          <w:sz w:val="24"/>
-          <w:rtl/>
-        </w:rPr>
-        <w:t xml:space="preserve"> </w:t>
-      </w:r>
-      <w:proofErr w:type="spellStart"/>
-      <w:r>
-        <w:rPr>
-          <w:rFonts w:asciiTheme="majorBidi" w:hAnsiTheme="majorBidi" w:cstheme="majorBidi"/>
-          <w:sz w:val="24"/>
-          <w:rtl/>
-        </w:rPr>
-        <w:t>signal</w:t>
-      </w:r>
-      <w:proofErr w:type="spellEnd"/>
-      <w:r>
-        <w:rPr>
-          <w:rFonts w:asciiTheme="majorBidi" w:hAnsiTheme="majorBidi" w:cstheme="majorBidi"/>
-          <w:sz w:val="24"/>
-          <w:rtl/>
-        </w:rPr>
-        <w:t xml:space="preserve"> </w:t>
-      </w:r>
-      <w:proofErr w:type="spellStart"/>
-      <w:r>
-        <w:rPr>
-          <w:rFonts w:asciiTheme="majorBidi" w:hAnsiTheme="majorBidi" w:cstheme="majorBidi"/>
-          <w:sz w:val="24"/>
-          <w:rtl/>
-        </w:rPr>
-        <w:t>game_over</w:t>
-      </w:r>
-      <w:proofErr w:type="spellEnd"/>
-      <w:r>
-        <w:rPr>
-          <w:rFonts w:asciiTheme="majorBidi" w:hAnsiTheme="majorBidi" w:cstheme="majorBidi"/>
-          <w:sz w:val="24"/>
-          <w:rtl/>
-        </w:rPr>
-        <w:t>.</w:t>
-      </w:r>
-    </w:p>
-    <w:p>
-      <w:pPr>
-        <w:bidi/>
-        <w:rPr>
-          <w:rFonts w:asciiTheme="majorBidi" w:hAnsiTheme="majorBidi" w:cstheme="majorBidi"/>
-        </w:rPr>
-      </w:pPr>
-      <w:r>
-        <w:rPr>
-          <w:rFonts w:asciiTheme="majorBidi" w:hAnsiTheme="majorBidi" w:cstheme="majorBidi"/>
-          <w:sz w:val="24"/>
-          <w:rtl/>
-        </w:rPr>
-        <w:t>3.</w:t>
-      </w:r>
+        <w:t xml:space="preserve"> </w:t>
+      </w:r>
+      <w:proofErr w:type="gramStart"/>
       <w:r>
         <w:rPr>
           <w:rFonts w:asciiTheme="majorBidi" w:hAnsiTheme="majorBidi" w:cstheme="majorBidi" w:hint="cs"/>
@@ -14264,44 +15831,64 @@
           <w:rtl/>
           <w:lang w:bidi="he-IL"/>
         </w:rPr>
-        <w:t xml:space="preserve"> ()</w:t>
-      </w:r>
-      <w:proofErr w:type="spellStart"/>
-      <w:r>
-        <w:rPr>
-          <w:rFonts w:asciiTheme="majorBidi" w:hAnsiTheme="majorBidi" w:cstheme="majorBidi"/>
-          <w:sz w:val="24"/>
-          <w:rtl/>
-        </w:rPr>
-        <w:t>make_ai_move</w:t>
-      </w:r>
-      <w:proofErr w:type="spellEnd"/>
-      <w:r>
-        <w:rPr>
-          <w:rFonts w:asciiTheme="majorBidi" w:hAnsiTheme="majorBidi" w:cstheme="majorBidi"/>
-          <w:sz w:val="24"/>
-          <w:rtl/>
-        </w:rPr>
-        <w:t xml:space="preserve">: </w:t>
-      </w:r>
-      <w:proofErr w:type="spellStart"/>
-      <w:r>
-        <w:rPr>
-          <w:rFonts w:asciiTheme="majorBidi" w:hAnsiTheme="majorBidi" w:cstheme="majorBidi"/>
-          <w:sz w:val="24"/>
-          <w:rtl/>
-        </w:rPr>
-        <w:t>קורא</w:t>
-      </w:r>
-      <w:proofErr w:type="spellEnd"/>
-      <w:r>
-        <w:rPr>
-          <w:rFonts w:asciiTheme="majorBidi" w:hAnsiTheme="majorBidi" w:cstheme="majorBidi"/>
-          <w:sz w:val="24"/>
-          <w:rtl/>
-        </w:rPr>
-        <w:t xml:space="preserve"> ל-</w:t>
-      </w:r>
+        <w:t>()</w:t>
+      </w:r>
+      <w:proofErr w:type="spellStart"/>
+      <w:r>
+        <w:rPr>
+          <w:rFonts w:asciiTheme="majorBidi" w:hAnsiTheme="majorBidi" w:cstheme="majorBidi"/>
+          <w:sz w:val="24"/>
+          <w:rtl/>
+        </w:rPr>
+        <w:t>get</w:t>
+      </w:r>
+      <w:proofErr w:type="gramEnd"/>
+      <w:r>
+        <w:rPr>
+          <w:rFonts w:asciiTheme="majorBidi" w:hAnsiTheme="majorBidi" w:cstheme="majorBidi"/>
+          <w:sz w:val="24"/>
+          <w:rtl/>
+        </w:rPr>
+        <w:t>_move</w:t>
+      </w:r>
+      <w:proofErr w:type="spellEnd"/>
+      <w:r>
+        <w:rPr>
+          <w:rFonts w:asciiTheme="majorBidi" w:hAnsiTheme="majorBidi" w:cstheme="majorBidi"/>
+          <w:sz w:val="24"/>
+          <w:rtl/>
+        </w:rPr>
+        <w:t xml:space="preserve"> </w:t>
+      </w:r>
+      <w:proofErr w:type="spellStart"/>
+      <w:r>
+        <w:rPr>
+          <w:rFonts w:asciiTheme="majorBidi" w:hAnsiTheme="majorBidi" w:cstheme="majorBidi"/>
+          <w:sz w:val="24"/>
+          <w:rtl/>
+        </w:rPr>
+        <w:t>של</w:t>
+      </w:r>
+      <w:proofErr w:type="spellEnd"/>
+      <w:r>
+        <w:rPr>
+          <w:rFonts w:asciiTheme="majorBidi" w:hAnsiTheme="majorBidi" w:cstheme="majorBidi"/>
+          <w:sz w:val="24"/>
+          <w:rtl/>
+        </w:rPr>
+        <w:t xml:space="preserve"> ה-AI </w:t>
+      </w:r>
+      <w:proofErr w:type="spellStart"/>
+      <w:proofErr w:type="gramStart"/>
+      <w:r>
+        <w:rPr>
+          <w:rFonts w:asciiTheme="majorBidi" w:hAnsiTheme="majorBidi" w:cstheme="majorBidi"/>
+          <w:sz w:val="24"/>
+          <w:rtl/>
+        </w:rPr>
+        <w:t>ואז</w:t>
+      </w:r>
+      <w:proofErr w:type="spellEnd"/>
       <w:r>
         <w:rPr>
           <w:rFonts w:asciiTheme="majorBidi" w:hAnsiTheme="majorBidi" w:cstheme="majorBidi" w:hint="cs"/>
@@ -14309,54 +15896,9 @@
           <w:rtl/>
           <w:lang w:bidi="he-IL"/>
         </w:rPr>
-        <w:t xml:space="preserve"> ()</w:t>
-      </w:r>
-      <w:proofErr w:type="spellStart"/>
-      <w:r>
-        <w:rPr>
-          <w:rFonts w:asciiTheme="majorBidi" w:hAnsiTheme="majorBidi" w:cstheme="majorBidi"/>
-          <w:sz w:val="24"/>
-          <w:rtl/>
-        </w:rPr>
-        <w:t>get_move</w:t>
-      </w:r>
-      <w:proofErr w:type="spellEnd"/>
-      <w:r>
-        <w:rPr>
-          <w:rFonts w:asciiTheme="majorBidi" w:hAnsiTheme="majorBidi" w:cstheme="majorBidi"/>
-          <w:sz w:val="24"/>
-          <w:rtl/>
-        </w:rPr>
-        <w:t xml:space="preserve"> </w:t>
-      </w:r>
-      <w:proofErr w:type="spellStart"/>
-      <w:r>
-        <w:rPr>
-          <w:rFonts w:asciiTheme="majorBidi" w:hAnsiTheme="majorBidi" w:cstheme="majorBidi"/>
-          <w:sz w:val="24"/>
-          <w:rtl/>
-        </w:rPr>
-        <w:t>של</w:t>
-      </w:r>
-      <w:proofErr w:type="spellEnd"/>
-      <w:r>
-        <w:rPr>
-          <w:rFonts w:asciiTheme="majorBidi" w:hAnsiTheme="majorBidi" w:cstheme="majorBidi"/>
-          <w:sz w:val="24"/>
-          <w:rtl/>
-        </w:rPr>
-        <w:t xml:space="preserve"> ה-AI </w:t>
-      </w:r>
-      <w:proofErr w:type="spellStart"/>
-      <w:r>
-        <w:rPr>
-          <w:rFonts w:asciiTheme="majorBidi" w:hAnsiTheme="majorBidi" w:cstheme="majorBidi"/>
-          <w:sz w:val="24"/>
-          <w:rtl/>
-        </w:rPr>
-        <w:t>ואז</w:t>
-      </w:r>
-      <w:proofErr w:type="spellEnd"/>
+        <w:t>(</w:t>
+      </w:r>
+      <w:proofErr w:type="gramEnd"/>
       <w:r>
         <w:rPr>
           <w:rFonts w:asciiTheme="majorBidi" w:hAnsiTheme="majorBidi" w:cstheme="majorBidi" w:hint="cs"/>
@@ -14364,7 +15906,7 @@
           <w:rtl/>
           <w:lang w:bidi="he-IL"/>
         </w:rPr>
-        <w:t>()</w:t>
+        <w:t>)</w:t>
       </w:r>
       <w:proofErr w:type="spellStart"/>
       <w:r>
@@ -14425,16 +15967,34 @@
           <w:sz w:val="24"/>
           <w:rtl/>
         </w:rPr>
-        <w:t>start_game</w:t>
-      </w:r>
-      <w:proofErr w:type="spellEnd"/>
-      <w:r>
-        <w:rPr>
-          <w:rFonts w:asciiTheme="majorBidi" w:hAnsiTheme="majorBidi" w:cstheme="majorBidi"/>
-          <w:sz w:val="24"/>
-          <w:rtl/>
-        </w:rPr>
-        <w:t xml:space="preserve">() / </w:t>
+        <w:t>start_</w:t>
+      </w:r>
+      <w:proofErr w:type="gramStart"/>
+      <w:r>
+        <w:rPr>
+          <w:rFonts w:asciiTheme="majorBidi" w:hAnsiTheme="majorBidi" w:cstheme="majorBidi"/>
+          <w:sz w:val="24"/>
+          <w:rtl/>
+        </w:rPr>
+        <w:t>game</w:t>
+      </w:r>
+      <w:proofErr w:type="spellEnd"/>
+      <w:r>
+        <w:rPr>
+          <w:rFonts w:asciiTheme="majorBidi" w:hAnsiTheme="majorBidi" w:cstheme="majorBidi"/>
+          <w:sz w:val="24"/>
+          <w:rtl/>
+        </w:rPr>
+        <w:t>(</w:t>
+      </w:r>
+      <w:proofErr w:type="gramEnd"/>
+      <w:r>
+        <w:rPr>
+          <w:rFonts w:asciiTheme="majorBidi" w:hAnsiTheme="majorBidi" w:cstheme="majorBidi"/>
+          <w:sz w:val="24"/>
+          <w:rtl/>
+        </w:rPr>
+        <w:t xml:space="preserve">) / </w:t>
       </w:r>
       <w:proofErr w:type="spellStart"/>
       <w:r>
@@ -14605,6 +16165,7 @@
         <w:t xml:space="preserve">: </w:t>
       </w:r>
       <w:proofErr w:type="spellStart"/>
+      <w:proofErr w:type="gramStart"/>
       <w:r>
         <w:rPr>
           <w:rFonts w:asciiTheme="majorBidi" w:hAnsiTheme="majorBidi" w:cstheme="majorBidi"/>
@@ -14614,6 +16175,7 @@
         <w:t>board.place</w:t>
       </w:r>
       <w:proofErr w:type="spellEnd"/>
+      <w:proofErr w:type="gramEnd"/>
       <w:r>
         <w:rPr>
           <w:rFonts w:asciiTheme="majorBidi" w:hAnsiTheme="majorBidi" w:cstheme="majorBidi"/>
@@ -14623,6 +16185,7 @@
         <w:t xml:space="preserve">(r, c, </w:t>
       </w:r>
       <w:proofErr w:type="spellStart"/>
+      <w:proofErr w:type="gramStart"/>
       <w:r>
         <w:rPr>
           <w:rFonts w:asciiTheme="majorBidi" w:hAnsiTheme="majorBidi" w:cstheme="majorBidi"/>
@@ -14638,43 +16201,98 @@
           <w:sz w:val="24"/>
           <w:rtl/>
         </w:rPr>
-        <w:t xml:space="preserve">), </w:t>
-      </w:r>
-      <w:proofErr w:type="spellStart"/>
-      <w:r>
-        <w:rPr>
-          <w:rFonts w:asciiTheme="majorBidi" w:hAnsiTheme="majorBidi" w:cstheme="majorBidi"/>
-          <w:sz w:val="24"/>
-          <w:rtl/>
-        </w:rPr>
-        <w:t>board.red_wins</w:t>
-      </w:r>
-      <w:proofErr w:type="spellEnd"/>
-      <w:r>
-        <w:rPr>
-          <w:rFonts w:asciiTheme="majorBidi" w:hAnsiTheme="majorBidi" w:cstheme="majorBidi"/>
-          <w:sz w:val="24"/>
-          <w:rtl/>
-        </w:rPr>
-        <w:t xml:space="preserve">(), </w:t>
-      </w:r>
-      <w:proofErr w:type="spellStart"/>
-      <w:r>
-        <w:rPr>
-          <w:rFonts w:asciiTheme="majorBidi" w:hAnsiTheme="majorBidi" w:cstheme="majorBidi"/>
-          <w:sz w:val="24"/>
-          <w:rtl/>
-        </w:rPr>
-        <w:t>board.blue_wins</w:t>
-      </w:r>
-      <w:proofErr w:type="spellEnd"/>
-      <w:r>
-        <w:rPr>
-          <w:rFonts w:asciiTheme="majorBidi" w:hAnsiTheme="majorBidi" w:cstheme="majorBidi"/>
-          <w:sz w:val="24"/>
-          <w:rtl/>
-        </w:rPr>
-        <w:t>().</w:t>
+        <w:t>),</w:t>
+      </w:r>
+      <w:proofErr w:type="gramEnd"/>
+      <w:r>
+        <w:rPr>
+          <w:rFonts w:asciiTheme="majorBidi" w:hAnsiTheme="majorBidi" w:cstheme="majorBidi"/>
+          <w:sz w:val="24"/>
+          <w:rtl/>
+        </w:rPr>
+        <w:t xml:space="preserve"> </w:t>
+      </w:r>
+      <w:proofErr w:type="spellStart"/>
+      <w:r>
+        <w:rPr>
+          <w:rFonts w:asciiTheme="majorBidi" w:hAnsiTheme="majorBidi" w:cstheme="majorBidi"/>
+          <w:sz w:val="24"/>
+          <w:rtl/>
+        </w:rPr>
+        <w:t>board.red_</w:t>
+      </w:r>
+      <w:proofErr w:type="gramStart"/>
+      <w:r>
+        <w:rPr>
+          <w:rFonts w:asciiTheme="majorBidi" w:hAnsiTheme="majorBidi" w:cstheme="majorBidi"/>
+          <w:sz w:val="24"/>
+          <w:rtl/>
+        </w:rPr>
+        <w:t>wins</w:t>
+      </w:r>
+      <w:proofErr w:type="spellEnd"/>
+      <w:r>
+        <w:rPr>
+          <w:rFonts w:asciiTheme="majorBidi" w:hAnsiTheme="majorBidi" w:cstheme="majorBidi"/>
+          <w:sz w:val="24"/>
+          <w:rtl/>
+        </w:rPr>
+        <w:t>(),</w:t>
+      </w:r>
+      <w:proofErr w:type="gramEnd"/>
+      <w:r>
+        <w:rPr>
+          <w:rFonts w:asciiTheme="majorBidi" w:hAnsiTheme="majorBidi" w:cstheme="majorBidi"/>
+          <w:sz w:val="24"/>
+          <w:rtl/>
+        </w:rPr>
+        <w:t xml:space="preserve"> </w:t>
+      </w:r>
+      <w:proofErr w:type="spellStart"/>
+      <w:proofErr w:type="gramStart"/>
+      <w:r>
+        <w:rPr>
+          <w:rFonts w:asciiTheme="majorBidi" w:hAnsiTheme="majorBidi" w:cstheme="majorBidi"/>
+          <w:sz w:val="24"/>
+          <w:rtl/>
+        </w:rPr>
+        <w:t>board.blue</w:t>
+      </w:r>
+      <w:proofErr w:type="gramEnd"/>
+      <w:r>
+        <w:rPr>
+          <w:rFonts w:asciiTheme="majorBidi" w:hAnsiTheme="majorBidi" w:cstheme="majorBidi"/>
+          <w:sz w:val="24"/>
+          <w:rtl/>
+        </w:rPr>
+        <w:t>_</w:t>
+      </w:r>
+      <w:proofErr w:type="gramStart"/>
+      <w:r>
+        <w:rPr>
+          <w:rFonts w:asciiTheme="majorBidi" w:hAnsiTheme="majorBidi" w:cstheme="majorBidi"/>
+          <w:sz w:val="24"/>
+          <w:rtl/>
+        </w:rPr>
+        <w:t>wins</w:t>
+      </w:r>
+      <w:proofErr w:type="spellEnd"/>
+      <w:r>
+        <w:rPr>
+          <w:rFonts w:asciiTheme="majorBidi" w:hAnsiTheme="majorBidi" w:cstheme="majorBidi"/>
+          <w:sz w:val="24"/>
+          <w:rtl/>
+        </w:rPr>
+        <w:t>(</w:t>
+      </w:r>
+      <w:proofErr w:type="gramEnd"/>
+      <w:r>
+        <w:rPr>
+          <w:rFonts w:asciiTheme="majorBidi" w:hAnsiTheme="majorBidi" w:cstheme="majorBidi"/>
+          <w:sz w:val="24"/>
+          <w:rtl/>
+        </w:rPr>
+        <w:t>).</w:t>
       </w:r>
     </w:p>
     <w:p>
@@ -14706,7 +16324,43 @@
           <w:sz w:val="24"/>
           <w:rtl/>
         </w:rPr>
-        <w:t>Controller → View: board_updated.emit(), game_over.emit(winner).</w:t>
+        <w:t>Controller → View: board_</w:t>
+      </w:r>
+      <w:proofErr w:type="gramStart"/>
+      <w:r>
+        <w:rPr>
+          <w:rFonts w:asciiTheme="majorBidi" w:hAnsiTheme="majorBidi" w:cstheme="majorBidi"/>
+          <w:sz w:val="24"/>
+          <w:rtl/>
+        </w:rPr>
+        <w:t>updated.emit(),</w:t>
+      </w:r>
+      <w:proofErr w:type="gramEnd"/>
+      <w:r>
+        <w:rPr>
+          <w:rFonts w:asciiTheme="majorBidi" w:hAnsiTheme="majorBidi" w:cstheme="majorBidi"/>
+          <w:sz w:val="24"/>
+          <w:rtl/>
+        </w:rPr>
+        <w:t xml:space="preserve"> game_</w:t>
+      </w:r>
+      <w:proofErr w:type="gramStart"/>
+      <w:r>
+        <w:rPr>
+          <w:rFonts w:asciiTheme="majorBidi" w:hAnsiTheme="majorBidi" w:cstheme="majorBidi"/>
+          <w:sz w:val="24"/>
+          <w:rtl/>
+        </w:rPr>
+        <w:t>over.emit</w:t>
+      </w:r>
+      <w:proofErr w:type="gramEnd"/>
+      <w:r>
+        <w:rPr>
+          <w:rFonts w:asciiTheme="majorBidi" w:hAnsiTheme="majorBidi" w:cstheme="majorBidi"/>
+          <w:sz w:val="24"/>
+          <w:rtl/>
+        </w:rPr>
+        <w:t>(winner).</w:t>
       </w:r>
     </w:p>
     <w:p>
@@ -14754,7 +16408,43 @@
           <w:sz w:val="24"/>
           <w:rtl/>
         </w:rPr>
-        <w:t>HexWidget (ui.py) הוא QWidget המטפל בכל הצגת הלוח ובקלט העכבר. מאפיינים: controller, size (7), hex_radius (30), margin (100).</w:t>
+        <w:t>HexWidget (ui.py) הוא QWidget המטפל בכל הצגת הלוח ובקלט העכבר. מאפיינים: controller, size (</w:t>
+      </w:r>
+      <w:proofErr w:type="gramStart"/>
+      <w:r>
+        <w:rPr>
+          <w:rFonts w:asciiTheme="majorBidi" w:hAnsiTheme="majorBidi" w:cstheme="majorBidi"/>
+          <w:sz w:val="24"/>
+          <w:rtl/>
+        </w:rPr>
+        <w:t>7),</w:t>
+      </w:r>
+      <w:proofErr w:type="gramEnd"/>
+      <w:r>
+        <w:rPr>
+          <w:rFonts w:asciiTheme="majorBidi" w:hAnsiTheme="majorBidi" w:cstheme="majorBidi"/>
+          <w:sz w:val="24"/>
+          <w:rtl/>
+        </w:rPr>
+        <w:t xml:space="preserve"> hex_radius (</w:t>
+      </w:r>
+      <w:proofErr w:type="gramStart"/>
+      <w:r>
+        <w:rPr>
+          <w:rFonts w:asciiTheme="majorBidi" w:hAnsiTheme="majorBidi" w:cstheme="majorBidi"/>
+          <w:sz w:val="24"/>
+          <w:rtl/>
+        </w:rPr>
+        <w:t>30),</w:t>
+      </w:r>
+      <w:proofErr w:type="gramEnd"/>
+      <w:r>
+        <w:rPr>
+          <w:rFonts w:asciiTheme="majorBidi" w:hAnsiTheme="majorBidi" w:cstheme="majorBidi"/>
+          <w:sz w:val="24"/>
+          <w:rtl/>
+        </w:rPr>
+        <w:t xml:space="preserve"> margin (100).</w:t>
       </w:r>
     </w:p>
     <w:p>
@@ -14786,7 +16476,25 @@
           <w:sz w:val="24"/>
           <w:rtl/>
         </w:rPr>
-        <w:t>• paintEvent(): מצייר את כל 49 המשושים בצבעים (אדום/כחול/לבן) + גבולות.</w:t>
+        <w:t xml:space="preserve">• </w:t>
+      </w:r>
+      <w:proofErr w:type="gramStart"/>
+      <w:r>
+        <w:rPr>
+          <w:rFonts w:asciiTheme="majorBidi" w:hAnsiTheme="majorBidi" w:cstheme="majorBidi"/>
+          <w:sz w:val="24"/>
+          <w:rtl/>
+        </w:rPr>
+        <w:t>paintEvent(</w:t>
+      </w:r>
+      <w:proofErr w:type="gramEnd"/>
+      <w:r>
+        <w:rPr>
+          <w:rFonts w:asciiTheme="majorBidi" w:hAnsiTheme="majorBidi" w:cstheme="majorBidi"/>
+          <w:sz w:val="24"/>
+          <w:rtl/>
+        </w:rPr>
+        <w:t>): מצייר את כל 49 המשושים בצבעים (אדום/כחול/לבן) + גבולות.</w:t>
       </w:r>
     </w:p>
     <w:p>
@@ -14802,7 +16510,61 @@
           <w:sz w:val="24"/>
           <w:rtl/>
         </w:rPr>
-        <w:t>• mousePressEvent(): מזהה על איזה משושה לחצו ומעביר ל-controller.place_tile().</w:t>
+        <w:t xml:space="preserve">• </w:t>
+      </w:r>
+      <w:proofErr w:type="gramStart"/>
+      <w:r>
+        <w:rPr>
+          <w:rFonts w:asciiTheme="majorBidi" w:hAnsiTheme="majorBidi" w:cstheme="majorBidi"/>
+          <w:sz w:val="24"/>
+          <w:rtl/>
+        </w:rPr>
+        <w:t>mousePressEvent(</w:t>
+      </w:r>
+      <w:proofErr w:type="gramEnd"/>
+      <w:r>
+        <w:rPr>
+          <w:rFonts w:asciiTheme="majorBidi" w:hAnsiTheme="majorBidi" w:cstheme="majorBidi"/>
+          <w:sz w:val="24"/>
+          <w:rtl/>
+        </w:rPr>
+        <w:t>): מזהה על איזה משושה לחצו ומעביר ל-</w:t>
+      </w:r>
+      <w:proofErr w:type="gramStart"/>
+      <w:r>
+        <w:rPr>
+          <w:rFonts w:asciiTheme="majorBidi" w:hAnsiTheme="majorBidi" w:cstheme="majorBidi"/>
+          <w:sz w:val="24"/>
+          <w:rtl/>
+        </w:rPr>
+        <w:t>controller.place</w:t>
+      </w:r>
+      <w:proofErr w:type="gramEnd"/>
+      <w:r>
+        <w:rPr>
+          <w:rFonts w:asciiTheme="majorBidi" w:hAnsiTheme="majorBidi" w:cstheme="majorBidi"/>
+          <w:sz w:val="24"/>
+          <w:rtl/>
+        </w:rPr>
+        <w:t>_</w:t>
+      </w:r>
+      <w:proofErr w:type="gramStart"/>
+      <w:r>
+        <w:rPr>
+          <w:rFonts w:asciiTheme="majorBidi" w:hAnsiTheme="majorBidi" w:cstheme="majorBidi"/>
+          <w:sz w:val="24"/>
+          <w:rtl/>
+        </w:rPr>
+        <w:t>tile(</w:t>
+      </w:r>
+      <w:proofErr w:type="gramEnd"/>
+      <w:r>
+        <w:rPr>
+          <w:rFonts w:asciiTheme="majorBidi" w:hAnsiTheme="majorBidi" w:cstheme="majorBidi"/>
+          <w:sz w:val="24"/>
+          <w:rtl/>
+        </w:rPr>
+        <w:t>).</w:t>
       </w:r>
     </w:p>
     <w:p>
@@ -14818,7 +16580,43 @@
           <w:sz w:val="24"/>
           <w:rtl/>
         </w:rPr>
-        <w:t>• update_display() [slot]: מקבל signal מה-Controller ומפעיל update() לציור מחדש.</w:t>
+        <w:t>• update_</w:t>
+      </w:r>
+      <w:proofErr w:type="gramStart"/>
+      <w:r>
+        <w:rPr>
+          <w:rFonts w:asciiTheme="majorBidi" w:hAnsiTheme="majorBidi" w:cstheme="majorBidi"/>
+          <w:sz w:val="24"/>
+          <w:rtl/>
+        </w:rPr>
+        <w:t>display(</w:t>
+      </w:r>
+      <w:proofErr w:type="gramEnd"/>
+      <w:r>
+        <w:rPr>
+          <w:rFonts w:asciiTheme="majorBidi" w:hAnsiTheme="majorBidi" w:cstheme="majorBidi"/>
+          <w:sz w:val="24"/>
+          <w:rtl/>
+        </w:rPr>
+        <w:t xml:space="preserve">) [slot]: מקבל signal מה-Controller ומפעיל </w:t>
+      </w:r>
+      <w:proofErr w:type="gramStart"/>
+      <w:r>
+        <w:rPr>
+          <w:rFonts w:asciiTheme="majorBidi" w:hAnsiTheme="majorBidi" w:cstheme="majorBidi"/>
+          <w:sz w:val="24"/>
+          <w:rtl/>
+        </w:rPr>
+        <w:t>update(</w:t>
+      </w:r>
+      <w:proofErr w:type="gramEnd"/>
+      <w:r>
+        <w:rPr>
+          <w:rFonts w:asciiTheme="majorBidi" w:hAnsiTheme="majorBidi" w:cstheme="majorBidi"/>
+          <w:sz w:val="24"/>
+          <w:rtl/>
+        </w:rPr>
+        <w:t>) לציור מחדש.</w:t>
       </w:r>
     </w:p>
     <w:p>
@@ -14850,7 +16648,25 @@
           <w:sz w:val="24"/>
           <w:rtl/>
         </w:rPr>
-        <w:t>• hex_center(r, c): מחשב מיקום המרכז של כל משושה בקואורדינטות מסך.</w:t>
+        <w:t>• hex_</w:t>
+      </w:r>
+      <w:proofErr w:type="gramStart"/>
+      <w:r>
+        <w:rPr>
+          <w:rFonts w:asciiTheme="majorBidi" w:hAnsiTheme="majorBidi" w:cstheme="majorBidi"/>
+          <w:sz w:val="24"/>
+          <w:rtl/>
+        </w:rPr>
+        <w:t>center(</w:t>
+      </w:r>
+      <w:proofErr w:type="gramEnd"/>
+      <w:r>
+        <w:rPr>
+          <w:rFonts w:asciiTheme="majorBidi" w:hAnsiTheme="majorBidi" w:cstheme="majorBidi"/>
+          <w:sz w:val="24"/>
+          <w:rtl/>
+        </w:rPr>
+        <w:t>r, c): מחשב מיקום המרכז של כל משושה בקואורדינטות מסך.</w:t>
       </w:r>
     </w:p>
     <w:p>
@@ -15070,7 +16886,16 @@
           <w:sz w:val="24"/>
           <w:rtl/>
         </w:rPr>
-        <w:t xml:space="preserve"> AI']</w:t>
+        <w:t xml:space="preserve"> AI</w:t>
+      </w:r>
+      <w:proofErr w:type="gramStart"/>
+      <w:r>
+        <w:rPr>
+          <w:rFonts w:asciiTheme="majorBidi" w:hAnsiTheme="majorBidi" w:cstheme="majorBidi"/>
+          <w:sz w:val="24"/>
+          <w:rtl/>
+        </w:rPr>
+        <w:t>']</w:t>
       </w:r>
       <w:r>
         <w:rPr>
@@ -15079,114 +16904,135 @@
           <w:rtl/>
           <w:lang w:bidi="he-IL"/>
         </w:rPr>
+        <w:t>-</w:t>
+      </w:r>
+      <w:proofErr w:type="gramEnd"/>
+      <w:r>
+        <w:rPr>
+          <w:rFonts w:asciiTheme="majorBidi" w:hAnsiTheme="majorBidi" w:cstheme="majorBidi" w:hint="cs"/>
+          <w:sz w:val="24"/>
+          <w:rtl/>
+          <w:lang w:bidi="he-IL"/>
+        </w:rPr>
+        <w:t>&gt;</w:t>
+      </w:r>
+      <w:r>
+        <w:rPr>
+          <w:rFonts w:asciiTheme="majorBidi" w:hAnsiTheme="majorBidi" w:cstheme="majorBidi"/>
+          <w:sz w:val="24"/>
+          <w:rtl/>
+        </w:rPr>
+        <w:t xml:space="preserve"> </w:t>
+      </w:r>
+      <w:proofErr w:type="spellStart"/>
+      <w:r>
+        <w:rPr>
+          <w:rFonts w:asciiTheme="majorBidi" w:hAnsiTheme="majorBidi" w:cstheme="majorBidi"/>
+          <w:sz w:val="24"/>
+          <w:rtl/>
+        </w:rPr>
+        <w:t>HexWidget</w:t>
+      </w:r>
+      <w:proofErr w:type="spellEnd"/>
+      <w:r>
+        <w:rPr>
+          <w:rFonts w:asciiTheme="majorBidi" w:hAnsiTheme="majorBidi" w:cstheme="majorBidi"/>
+          <w:sz w:val="24"/>
+          <w:rtl/>
+        </w:rPr>
+        <w:t xml:space="preserve"> (</w:t>
+      </w:r>
+      <w:proofErr w:type="spellStart"/>
+      <w:r>
+        <w:rPr>
+          <w:rFonts w:asciiTheme="majorBidi" w:hAnsiTheme="majorBidi" w:cstheme="majorBidi"/>
+          <w:sz w:val="24"/>
+          <w:rtl/>
+        </w:rPr>
+        <w:t>לוח</w:t>
+      </w:r>
+      <w:proofErr w:type="spellEnd"/>
+      <w:r>
+        <w:rPr>
+          <w:rFonts w:asciiTheme="majorBidi" w:hAnsiTheme="majorBidi" w:cstheme="majorBidi"/>
+          <w:sz w:val="24"/>
+          <w:rtl/>
+        </w:rPr>
+        <w:t xml:space="preserve"> </w:t>
+      </w:r>
+      <w:proofErr w:type="spellStart"/>
+      <w:proofErr w:type="gramStart"/>
+      <w:r>
+        <w:rPr>
+          <w:rFonts w:asciiTheme="majorBidi" w:hAnsiTheme="majorBidi" w:cstheme="majorBidi"/>
+          <w:sz w:val="24"/>
+          <w:rtl/>
+        </w:rPr>
+        <w:t>משחק</w:t>
+      </w:r>
+      <w:proofErr w:type="spellEnd"/>
+      <w:r>
+        <w:rPr>
+          <w:rFonts w:asciiTheme="majorBidi" w:hAnsiTheme="majorBidi" w:cstheme="majorBidi"/>
+          <w:sz w:val="24"/>
+          <w:rtl/>
+        </w:rPr>
+        <w:t>)</w:t>
+      </w:r>
+      <w:r>
+        <w:rPr>
+          <w:rFonts w:asciiTheme="majorBidi" w:hAnsiTheme="majorBidi" w:cstheme="majorBidi" w:hint="cs"/>
+          <w:sz w:val="24"/>
+          <w:rtl/>
+          <w:lang w:bidi="he-IL"/>
+        </w:rPr>
+        <w:t>-</w:t>
+      </w:r>
+      <w:proofErr w:type="gramEnd"/>
+      <w:r>
+        <w:rPr>
+          <w:rFonts w:asciiTheme="majorBidi" w:hAnsiTheme="majorBidi" w:cstheme="majorBidi" w:hint="cs"/>
+          <w:sz w:val="24"/>
+          <w:rtl/>
+          <w:lang w:bidi="he-IL"/>
+        </w:rPr>
+        <w:t xml:space="preserve">&gt; </w:t>
+      </w:r>
+      <w:r>
+        <w:rPr>
+          <w:rFonts w:asciiTheme="majorBidi" w:hAnsiTheme="majorBidi" w:cstheme="majorBidi"/>
+          <w:sz w:val="24"/>
+          <w:rtl/>
+        </w:rPr>
+        <w:t>[</w:t>
+      </w:r>
+      <w:proofErr w:type="spellStart"/>
+      <w:r>
+        <w:rPr>
+          <w:rFonts w:asciiTheme="majorBidi" w:hAnsiTheme="majorBidi" w:cstheme="majorBidi"/>
+          <w:sz w:val="24"/>
+          <w:rtl/>
+        </w:rPr>
+        <w:t>ניצחון</w:t>
+      </w:r>
+      <w:proofErr w:type="spellEnd"/>
+      <w:r>
+        <w:rPr>
+          <w:rFonts w:asciiTheme="majorBidi" w:hAnsiTheme="majorBidi" w:cstheme="majorBidi"/>
+          <w:sz w:val="24"/>
+          <w:rtl/>
+        </w:rPr>
+        <w:t>]</w:t>
+      </w:r>
+      <w:r>
+        <w:rPr>
+          <w:rFonts w:asciiTheme="majorBidi" w:hAnsiTheme="majorBidi" w:cstheme="majorBidi" w:hint="cs"/>
+          <w:sz w:val="24"/>
+          <w:rtl/>
+          <w:lang w:bidi="he-IL"/>
+        </w:rPr>
         <w:t>-&gt;</w:t>
       </w:r>
-      <w:r>
-        <w:rPr>
-          <w:rFonts w:asciiTheme="majorBidi" w:hAnsiTheme="majorBidi" w:cstheme="majorBidi"/>
-          <w:sz w:val="24"/>
-          <w:rtl/>
-        </w:rPr>
-        <w:t xml:space="preserve"> </w:t>
-      </w:r>
-      <w:proofErr w:type="spellStart"/>
-      <w:r>
-        <w:rPr>
-          <w:rFonts w:asciiTheme="majorBidi" w:hAnsiTheme="majorBidi" w:cstheme="majorBidi"/>
-          <w:sz w:val="24"/>
-          <w:rtl/>
-        </w:rPr>
-        <w:t>HexWidget</w:t>
-      </w:r>
-      <w:proofErr w:type="spellEnd"/>
-      <w:r>
-        <w:rPr>
-          <w:rFonts w:asciiTheme="majorBidi" w:hAnsiTheme="majorBidi" w:cstheme="majorBidi"/>
-          <w:sz w:val="24"/>
-          <w:rtl/>
-        </w:rPr>
-        <w:t xml:space="preserve"> (</w:t>
-      </w:r>
-      <w:proofErr w:type="spellStart"/>
-      <w:r>
-        <w:rPr>
-          <w:rFonts w:asciiTheme="majorBidi" w:hAnsiTheme="majorBidi" w:cstheme="majorBidi"/>
-          <w:sz w:val="24"/>
-          <w:rtl/>
-        </w:rPr>
-        <w:t>לוח</w:t>
-      </w:r>
-      <w:proofErr w:type="spellEnd"/>
-      <w:r>
-        <w:rPr>
-          <w:rFonts w:asciiTheme="majorBidi" w:hAnsiTheme="majorBidi" w:cstheme="majorBidi"/>
-          <w:sz w:val="24"/>
-          <w:rtl/>
-        </w:rPr>
-        <w:t xml:space="preserve"> </w:t>
-      </w:r>
-      <w:proofErr w:type="spellStart"/>
-      <w:r>
-        <w:rPr>
-          <w:rFonts w:asciiTheme="majorBidi" w:hAnsiTheme="majorBidi" w:cstheme="majorBidi"/>
-          <w:sz w:val="24"/>
-          <w:rtl/>
-        </w:rPr>
-        <w:t>משחק</w:t>
-      </w:r>
-      <w:proofErr w:type="spellEnd"/>
-      <w:r>
-        <w:rPr>
-          <w:rFonts w:asciiTheme="majorBidi" w:hAnsiTheme="majorBidi" w:cstheme="majorBidi"/>
-          <w:sz w:val="24"/>
-          <w:rtl/>
-        </w:rPr>
-        <w:t>)</w:t>
-      </w:r>
-      <w:r>
-        <w:rPr>
-          <w:rFonts w:asciiTheme="majorBidi" w:hAnsiTheme="majorBidi" w:cstheme="majorBidi" w:hint="cs"/>
-          <w:sz w:val="24"/>
-          <w:rtl/>
-          <w:lang w:bidi="he-IL"/>
-        </w:rPr>
-        <w:t xml:space="preserve">-&gt; </w:t>
-      </w:r>
-      <w:r>
-        <w:rPr>
-          <w:rFonts w:asciiTheme="majorBidi" w:hAnsiTheme="majorBidi" w:cstheme="majorBidi"/>
-          <w:sz w:val="24"/>
-          <w:rtl/>
-        </w:rPr>
-        <w:t>[</w:t>
-      </w:r>
-      <w:proofErr w:type="spellStart"/>
-      <w:r>
-        <w:rPr>
-          <w:rFonts w:asciiTheme="majorBidi" w:hAnsiTheme="majorBidi" w:cstheme="majorBidi"/>
-          <w:sz w:val="24"/>
-          <w:rtl/>
-        </w:rPr>
-        <w:t>ניצחון</w:t>
-      </w:r>
-      <w:proofErr w:type="spellEnd"/>
-      <w:r>
-        <w:rPr>
-          <w:rFonts w:asciiTheme="majorBidi" w:hAnsiTheme="majorBidi" w:cstheme="majorBidi"/>
-          <w:sz w:val="24"/>
-          <w:rtl/>
-        </w:rPr>
-        <w:t>]</w:t>
-      </w:r>
-      <w:r>
-        <w:rPr>
-          <w:rFonts w:asciiTheme="majorBidi" w:hAnsiTheme="majorBidi" w:cstheme="majorBidi" w:hint="cs"/>
-          <w:sz w:val="24"/>
-          <w:rtl/>
-          <w:lang w:bidi="he-IL"/>
-        </w:rPr>
-        <w:t>-&gt;</w:t>
-      </w:r>
     </w:p>
     <w:p>
       <w:pPr>
@@ -15209,7 +17055,25 @@
           <w:sz w:val="24"/>
           <w:lang w:bidi="he-IL"/>
         </w:rPr>
-        <w:t>{color} won!, OK, New game)</w:t>
+        <w:t xml:space="preserve">{color} </w:t>
+      </w:r>
+      <w:proofErr w:type="gramStart"/>
+      <w:r>
+        <w:rPr>
+          <w:rFonts w:asciiTheme="majorBidi" w:hAnsiTheme="majorBidi" w:cstheme="majorBidi"/>
+          <w:sz w:val="24"/>
+          <w:lang w:bidi="he-IL"/>
+        </w:rPr>
+        <w:t>won!,</w:t>
+      </w:r>
+      <w:proofErr w:type="gramEnd"/>
+      <w:r>
+        <w:rPr>
+          <w:rFonts w:asciiTheme="majorBidi" w:hAnsiTheme="majorBidi" w:cstheme="majorBidi"/>
+          <w:sz w:val="24"/>
+          <w:lang w:bidi="he-IL"/>
+        </w:rPr>
+        <w:t xml:space="preserve"> OK, New game)</w:t>
       </w:r>
       <w:r>
         <w:rPr>
@@ -15506,7 +17370,43 @@
           <w:sz w:val="24"/>
           <w:rtl/>
         </w:rPr>
-        <w:t>Board.red_wins() / blue_wins(): בדיקת ניצחון ב-BFS – נקרא על-ידי GameController אחרי כל מהלך.</w:t>
+        <w:t>Board.red_</w:t>
+      </w:r>
+      <w:proofErr w:type="gramStart"/>
+      <w:r>
+        <w:rPr>
+          <w:rFonts w:asciiTheme="majorBidi" w:hAnsiTheme="majorBidi" w:cstheme="majorBidi"/>
+          <w:sz w:val="24"/>
+          <w:rtl/>
+        </w:rPr>
+        <w:t>wins(</w:t>
+      </w:r>
+      <w:proofErr w:type="gramEnd"/>
+      <w:r>
+        <w:rPr>
+          <w:rFonts w:asciiTheme="majorBidi" w:hAnsiTheme="majorBidi" w:cstheme="majorBidi"/>
+          <w:sz w:val="24"/>
+          <w:rtl/>
+        </w:rPr>
+        <w:t>) / blue_</w:t>
+      </w:r>
+      <w:proofErr w:type="gramStart"/>
+      <w:r>
+        <w:rPr>
+          <w:rFonts w:asciiTheme="majorBidi" w:hAnsiTheme="majorBidi" w:cstheme="majorBidi"/>
+          <w:sz w:val="24"/>
+          <w:rtl/>
+        </w:rPr>
+        <w:t>wins(</w:t>
+      </w:r>
+      <w:proofErr w:type="gramEnd"/>
+      <w:r>
+        <w:rPr>
+          <w:rFonts w:asciiTheme="majorBidi" w:hAnsiTheme="majorBidi" w:cstheme="majorBidi"/>
+          <w:sz w:val="24"/>
+          <w:rtl/>
+        </w:rPr>
+        <w:t>): בדיקת ניצחון ב-BFS – נקרא על-ידי GameController אחרי כל מהלך.</w:t>
       </w:r>
     </w:p>
     <w:p>
@@ -15522,7 +17422,43 @@
           <w:sz w:val="24"/>
           <w:rtl/>
         </w:rPr>
-        <w:t>GameController.get_board_state(): מחזיר העתק של board.grid לצורך ציור ב-HexWidget.</w:t>
+        <w:t>GameController.get_board_</w:t>
+      </w:r>
+      <w:proofErr w:type="gramStart"/>
+      <w:r>
+        <w:rPr>
+          <w:rFonts w:asciiTheme="majorBidi" w:hAnsiTheme="majorBidi" w:cstheme="majorBidi"/>
+          <w:sz w:val="24"/>
+          <w:rtl/>
+        </w:rPr>
+        <w:t>state(</w:t>
+      </w:r>
+      <w:proofErr w:type="gramEnd"/>
+      <w:r>
+        <w:rPr>
+          <w:rFonts w:asciiTheme="majorBidi" w:hAnsiTheme="majorBidi" w:cstheme="majorBidi"/>
+          <w:sz w:val="24"/>
+          <w:rtl/>
+        </w:rPr>
+        <w:t xml:space="preserve">): מחזיר העתק של </w:t>
+      </w:r>
+      <w:proofErr w:type="gramStart"/>
+      <w:r>
+        <w:rPr>
+          <w:rFonts w:asciiTheme="majorBidi" w:hAnsiTheme="majorBidi" w:cstheme="majorBidi"/>
+          <w:sz w:val="24"/>
+          <w:rtl/>
+        </w:rPr>
+        <w:t>board.grid</w:t>
+      </w:r>
+      <w:proofErr w:type="gramEnd"/>
+      <w:r>
+        <w:rPr>
+          <w:rFonts w:asciiTheme="majorBidi" w:hAnsiTheme="majorBidi" w:cstheme="majorBidi"/>
+          <w:sz w:val="24"/>
+          <w:rtl/>
+        </w:rPr>
+        <w:t xml:space="preserve"> לצורך ציור ב-HexWidget.</w:t>
       </w:r>
     </w:p>
     <w:p>
@@ -15554,7 +17490,25 @@
           <w:sz w:val="24"/>
           <w:rtl/>
         </w:rPr>
-        <w:t>NeuralAI.get_move(board) מפעיל את המודל: לכל תא ריק יוצר העתק לוח זמני, מניח אבן, מנרמל ל-RED perspective, שולח ל-HexNet.forward(), ובוחר את המהלך עם ה-score הגבוה ביותר. ל-BLUE מהפך את ה-score (score = -score) כדי לשמור על פרספקטיבה עקבית.</w:t>
+        <w:t>NeuralAI.get_move(board) מפעיל את המודל: לכל תא ריק יוצר העתק לוח זמני, מניח אבן, מנרמל ל-RED perspective, שולח ל-HexNet.forward</w:t>
+      </w:r>
+      <w:proofErr w:type="gramStart"/>
+      <w:r>
+        <w:rPr>
+          <w:rFonts w:asciiTheme="majorBidi" w:hAnsiTheme="majorBidi" w:cstheme="majorBidi"/>
+          <w:sz w:val="24"/>
+          <w:rtl/>
+        </w:rPr>
+        <w:t>(),</w:t>
+      </w:r>
+      <w:proofErr w:type="gramEnd"/>
+      <w:r>
+        <w:rPr>
+          <w:rFonts w:asciiTheme="majorBidi" w:hAnsiTheme="majorBidi" w:cstheme="majorBidi"/>
+          <w:sz w:val="24"/>
+          <w:rtl/>
+        </w:rPr>
+        <w:t xml:space="preserve"> ובוחר את המהלך עם ה-score הגבוה ביותר. ל-BLUE מהפך את ה-score (score = -score) כדי לשמור על פרספקטיבה עקבית.</w:t>
       </w:r>
     </w:p>
     <w:p>
@@ -15618,7 +17572,43 @@
           <w:sz w:val="24"/>
           <w:rtl/>
         </w:rPr>
-        <w:t>2. HexWidget קורא ל-controller.place_tile(r, c)</w:t>
+        <w:t>2. HexWidget קורא ל-</w:t>
+      </w:r>
+      <w:proofErr w:type="gramStart"/>
+      <w:r>
+        <w:rPr>
+          <w:rFonts w:asciiTheme="majorBidi" w:hAnsiTheme="majorBidi" w:cstheme="majorBidi"/>
+          <w:sz w:val="24"/>
+          <w:rtl/>
+        </w:rPr>
+        <w:t>controller.place</w:t>
+      </w:r>
+      <w:proofErr w:type="gramEnd"/>
+      <w:r>
+        <w:rPr>
+          <w:rFonts w:asciiTheme="majorBidi" w:hAnsiTheme="majorBidi" w:cstheme="majorBidi"/>
+          <w:sz w:val="24"/>
+          <w:rtl/>
+        </w:rPr>
+        <w:t>_</w:t>
+      </w:r>
+      <w:proofErr w:type="gramStart"/>
+      <w:r>
+        <w:rPr>
+          <w:rFonts w:asciiTheme="majorBidi" w:hAnsiTheme="majorBidi" w:cstheme="majorBidi"/>
+          <w:sz w:val="24"/>
+          <w:rtl/>
+        </w:rPr>
+        <w:t>tile(</w:t>
+      </w:r>
+      <w:proofErr w:type="gramEnd"/>
+      <w:r>
+        <w:rPr>
+          <w:rFonts w:asciiTheme="majorBidi" w:hAnsiTheme="majorBidi" w:cstheme="majorBidi"/>
+          <w:sz w:val="24"/>
+          <w:rtl/>
+        </w:rPr>
+        <w:t>r, c)</w:t>
       </w:r>
     </w:p>
     <w:p>
@@ -15650,7 +17640,25 @@
           <w:sz w:val="24"/>
           <w:rtl/>
         </w:rPr>
-        <w:t>3. GameController שולח ל-board.place(r, c, RED) ← (Model)</w:t>
+        <w:t>3. GameController שולח ל-</w:t>
+      </w:r>
+      <w:proofErr w:type="gramStart"/>
+      <w:r>
+        <w:rPr>
+          <w:rFonts w:asciiTheme="majorBidi" w:hAnsiTheme="majorBidi" w:cstheme="majorBidi"/>
+          <w:sz w:val="24"/>
+          <w:rtl/>
+        </w:rPr>
+        <w:t>board.place</w:t>
+      </w:r>
+      <w:proofErr w:type="gramEnd"/>
+      <w:r>
+        <w:rPr>
+          <w:rFonts w:asciiTheme="majorBidi" w:hAnsiTheme="majorBidi" w:cstheme="majorBidi"/>
+          <w:sz w:val="24"/>
+          <w:rtl/>
+        </w:rPr>
+        <w:t>(r, c, RED) ← (Model)</w:t>
       </w:r>
     </w:p>
     <w:p>
@@ -15714,7 +17722,25 @@
           <w:sz w:val="24"/>
           <w:rtl/>
         </w:rPr>
-        <w:t>5. HexWidget.update_display() מופעל ← מצייר מחדש</w:t>
+        <w:t>5. HexWidget.update_</w:t>
+      </w:r>
+      <w:proofErr w:type="gramStart"/>
+      <w:r>
+        <w:rPr>
+          <w:rFonts w:asciiTheme="majorBidi" w:hAnsiTheme="majorBidi" w:cstheme="majorBidi"/>
+          <w:sz w:val="24"/>
+          <w:rtl/>
+        </w:rPr>
+        <w:t>display(</w:t>
+      </w:r>
+      <w:proofErr w:type="gramEnd"/>
+      <w:r>
+        <w:rPr>
+          <w:rFonts w:asciiTheme="majorBidi" w:hAnsiTheme="majorBidi" w:cstheme="majorBidi"/>
+          <w:sz w:val="24"/>
+          <w:rtl/>
+        </w:rPr>
+        <w:t>) מופעל ← מצייר מחדש</w:t>
       </w:r>
     </w:p>
     <w:p>
@@ -15746,7 +17772,25 @@
           <w:sz w:val="24"/>
           <w:rtl/>
         </w:rPr>
-        <w:t>6. GameController בודק _check_win()</w:t>
+        <w:t>6. GameController בודק _check_</w:t>
+      </w:r>
+      <w:proofErr w:type="gramStart"/>
+      <w:r>
+        <w:rPr>
+          <w:rFonts w:asciiTheme="majorBidi" w:hAnsiTheme="majorBidi" w:cstheme="majorBidi"/>
+          <w:sz w:val="24"/>
+          <w:rtl/>
+        </w:rPr>
+        <w:t>win(</w:t>
+      </w:r>
+      <w:proofErr w:type="gramEnd"/>
+      <w:r>
+        <w:rPr>
+          <w:rFonts w:asciiTheme="majorBidi" w:hAnsiTheme="majorBidi" w:cstheme="majorBidi"/>
+          <w:sz w:val="24"/>
+          <w:rtl/>
+        </w:rPr>
+        <w:t>)</w:t>
       </w:r>
     </w:p>
     <w:p>
@@ -16252,9 +18296,19 @@
           <w:sz w:val="24"/>
           <w:rtl/>
         </w:rPr>
-        <w:t xml:space="preserve"> –(</w:t>
-      </w:r>
-      <w:proofErr w:type="spellStart"/>
+        <w:t xml:space="preserve"> </w:t>
+      </w:r>
+      <w:proofErr w:type="gramStart"/>
+      <w:r>
+        <w:rPr>
+          <w:rFonts w:asciiTheme="majorBidi" w:hAnsiTheme="majorBidi" w:cstheme="majorBidi"/>
+          <w:sz w:val="24"/>
+          <w:rtl/>
+        </w:rPr>
+        <w:t>–(</w:t>
+      </w:r>
+      <w:proofErr w:type="spellStart"/>
+      <w:proofErr w:type="gramEnd"/>
       <w:r>
         <w:rPr>
           <w:rFonts w:asciiTheme="majorBidi" w:hAnsiTheme="majorBidi" w:cstheme="majorBidi"/>
@@ -16526,7 +18580,35 @@
           <w:sz w:val="24"/>
           <w:rtl/>
         </w:rPr>
-        <w:t xml:space="preserve">• hex_uml.drawio – </w:t>
+        <w:t xml:space="preserve">• </w:t>
+      </w:r>
+      <w:proofErr w:type="spellStart"/>
+      <w:r>
+        <w:rPr>
+          <w:rFonts w:asciiTheme="majorBidi" w:hAnsiTheme="majorBidi" w:cstheme="majorBidi"/>
+          <w:sz w:val="24"/>
+          <w:rtl/>
+        </w:rPr>
+        <w:t>hex_</w:t>
+      </w:r>
+      <w:proofErr w:type="gramStart"/>
+      <w:r>
+        <w:rPr>
+          <w:rFonts w:asciiTheme="majorBidi" w:hAnsiTheme="majorBidi" w:cstheme="majorBidi"/>
+          <w:sz w:val="24"/>
+          <w:rtl/>
+        </w:rPr>
+        <w:t>uml.drawio</w:t>
+      </w:r>
+      <w:proofErr w:type="spellEnd"/>
+      <w:proofErr w:type="gramEnd"/>
+      <w:r>
+        <w:rPr>
+          <w:rFonts w:asciiTheme="majorBidi" w:hAnsiTheme="majorBidi" w:cstheme="majorBidi"/>
+          <w:sz w:val="24"/>
+          <w:rtl/>
+        </w:rPr>
+        <w:t xml:space="preserve"> – </w:t>
       </w:r>
       <w:proofErr w:type="spellStart"/>
       <w:r>
@@ -16952,6 +19034,7 @@
           <w:t>game</w:t>
         </w:r>
         <w:proofErr w:type="spellEnd"/>
+        <w:proofErr w:type="gramStart"/>
         <w:r>
           <w:rPr>
             <w:rStyle w:val="Hyperlink"/>
@@ -16959,7 +19042,17 @@
             <w:sz w:val="24"/>
             <w:rtl/>
           </w:rPr>
-          <w:t>):_(</w:t>
+          <w:t>):_</w:t>
+        </w:r>
+        <w:proofErr w:type="gramEnd"/>
+        <w:r>
+          <w:rPr>
+            <w:rStyle w:val="Hyperlink"/>
+            <w:rFonts w:asciiTheme="majorBidi" w:hAnsiTheme="majorBidi" w:cstheme="majorBidi"/>
+            <w:sz w:val="24"/>
+            <w:rtl/>
+          </w:rPr>
+          <w:t>(</w:t>
         </w:r>
         <w:proofErr w:type="spellStart"/>
         <w:r>
@@ -18202,7 +20295,7 @@
   <w:style w:type="paragraph" w:default="1" w:styleId="Normal">
     <w:name w:val="Normal"/>
     <w:qFormat/>
-    <w:rsid w:val="009816BB"/>
+    <w:rsid w:val="005D2DD7"/>
   </w:style>
   <w:style w:type="paragraph" w:styleId="Heading1">
     <w:name w:val="heading 1"/>
@@ -18416,6 +20509,7 @@
   <w:style w:type="character" w:default="1" w:styleId="DefaultParagraphFont">
     <w:name w:val="Default Paragraph Font"/>
     <w:uiPriority w:val="1"/>
+    <w:semiHidden/>
     <w:unhideWhenUsed/>
   </w:style>
   <w:style w:type="table" w:default="1" w:styleId="TableNormal">
